--- a/ai-learning-notes.docx
+++ b/ai-learning-notes.docx
@@ -20,7 +20,7 @@
           <w:i/>
           <w:color w:val="555555"/>
         </w:rPr>
-        <w:t>由 4 份真实聊天导出的 109 个用户回合提炼  含思维导图与流程图  每个回合均可追溯</w:t>
+        <w:t>从大模型基础到 Agent 工程  含思维导图与流程图</w:t>
       </w:r>
     </w:p>
     <w:p>
@@ -30,7 +30,7 @@
           <w:i/>
           <w:color w:val="404040"/>
         </w:rPr>
-        <w:t>一份从真实对话中提炼的体系化 AI 学习笔记。内容覆盖：</w:t>
+        <w:t xml:space="preserve">一份按概念依赖关系组织的体系化 AI 学习笔记，覆盖 </w:t>
       </w:r>
       <w:r>
         <w:rPr w:hint="eastAsia">
@@ -39,7 +39,7 @@
           <w:i/>
           <w:color w:val="404040"/>
         </w:rPr>
-        <w:t>输入与 Transformer、训练与对齐、缓存与成本、Agent 与 RAG、算力硬件、模型生态、AI 产品经理与工程实践</w:t>
+        <w:t>大模型基础、Transformer、训练与对齐、Agent 与 RAG、缓存与推理、算力硬件、模型生态、产品工程和安全治理</w:t>
       </w:r>
       <w:r>
         <w:rPr w:hint="eastAsia">
@@ -47,41 +47,7 @@
           <w:i/>
           <w:color w:val="404040"/>
         </w:rPr>
-        <w:t xml:space="preserve">。  原始素材：4 份聊天导出，共 </w:t>
-      </w:r>
-      <w:r>
-        <w:rPr w:hint="eastAsia">
-          <w:rFonts w:ascii="Noto Sans SC Thin" w:hAnsi="Noto Sans SC Thin" w:eastAsia="Noto Sans SC Thin" w:cs="Noto Sans SC Thin"/>
-          <w:b/>
-          <w:i/>
-          <w:color w:val="404040"/>
-        </w:rPr>
-        <w:t>109 个用户回合</w:t>
-      </w:r>
-      <w:r>
-        <w:rPr w:hint="eastAsia">
-          <w:rFonts w:ascii="Noto Sans SC Thin" w:hAnsi="Noto Sans SC Thin" w:eastAsia="Noto Sans SC Thin" w:cs="Noto Sans SC Thin"/>
-          <w:i/>
-          <w:color w:val="404040"/>
-        </w:rPr>
-        <w:t xml:space="preserve">；不少回合一次包含十余个子问题。本文按“概念依赖关系”重排，而不是照聊天时间顺序堆放。  本文力求“通俗易懂 + 保留专业术语”，并配思维导图与流程图帮助建立体系。文末附有 </w:t>
-      </w:r>
-      <w:r>
-        <w:rPr w:hint="eastAsia">
-          <w:rFonts w:ascii="Noto Sans SC Thin" w:hAnsi="Noto Sans SC Thin" w:eastAsia="Noto Sans SC Thin" w:cs="Noto Sans SC Thin"/>
-          <w:b/>
-          <w:i/>
-          <w:color w:val="404040"/>
-        </w:rPr>
-        <w:t>问题覆盖索引</w:t>
-      </w:r>
-      <w:r>
-        <w:rPr w:hint="eastAsia">
-          <w:rFonts w:ascii="Noto Sans SC Thin" w:hAnsi="Noto Sans SC Thin" w:eastAsia="Noto Sans SC Thin" w:cs="Noto Sans SC Thin"/>
-          <w:i/>
-          <w:color w:val="404040"/>
-        </w:rPr>
-        <w:t>，逐回合标注答案所在章节；对时效性产品信息单独标注核验原则。</w:t>
+        <w:t>。  内容从“模型如何表示输入”开始，逐步讲到“模型如何训练、如何调用工具、如何部署和评测”。说明尽量通俗，同时保留必要的专业术语、流程图和工程边界。</w:t>
       </w:r>
     </w:p>
     <w:p>
@@ -149,15 +115,15 @@
         <w:rPr w:hint="eastAsia">
           <w:rFonts w:ascii="Noto Sans SC Thin" w:hAnsi="Noto Sans SC Thin" w:eastAsia="Noto Sans SC Thin" w:cs="Noto Sans SC Thin"/>
         </w:rPr>
-        <w:t>7. 模块六 · AI 产品经理视角</w:t>
-      </w:r>
-    </w:p>
-    <w:p>
-      <w:r>
-        <w:rPr w:hint="eastAsia">
-          <w:rFonts w:ascii="Noto Sans SC Thin" w:hAnsi="Noto Sans SC Thin" w:eastAsia="Noto Sans SC Thin" w:cs="Noto Sans SC Thin"/>
-        </w:rPr>
-        <w:t>8. 模块七 · 深度原理追问（集中九问）</w:t>
+        <w:t>7. 模块六 · AI 产品与交互工程</w:t>
+      </w:r>
+    </w:p>
+    <w:p>
+      <w:r>
+        <w:rPr w:hint="eastAsia">
+          <w:rFonts w:ascii="Noto Sans SC Thin" w:hAnsi="Noto Sans SC Thin" w:eastAsia="Noto Sans SC Thin" w:cs="Noto Sans SC Thin"/>
+        </w:rPr>
+        <w:t>8. 模块七 · 关键原理速查</w:t>
       </w:r>
     </w:p>
     <w:p>
@@ -174,14 +140,6 @@
           <w:rFonts w:ascii="Noto Sans SC Thin" w:hAnsi="Noto Sans SC Thin" w:eastAsia="Noto Sans SC Thin" w:cs="Noto Sans SC Thin"/>
         </w:rPr>
         <w:t>10. 模块九 · 数据格式 工程控制 安全与上下文工程</w:t>
-      </w:r>
-    </w:p>
-    <w:p>
-      <w:r>
-        <w:rPr w:hint="eastAsia">
-          <w:rFonts w:ascii="Noto Sans SC Thin" w:hAnsi="Noto Sans SC Thin" w:eastAsia="Noto Sans SC Thin" w:cs="Noto Sans SC Thin"/>
-        </w:rPr>
-        <w:t>11. 问题覆盖索引</w:t>
       </w:r>
     </w:p>
     <w:p>
@@ -1123,7 +1081,7 @@
         <w:rPr w:hint="eastAsia">
           <w:rFonts w:ascii="Noto Sans SC Thin" w:hAnsi="Noto Sans SC Thin" w:eastAsia="Noto Sans SC Thin" w:cs="Noto Sans SC Thin"/>
         </w:rPr>
-        <w:t>用户提出的「硬核实战清单」可拆为以下阶段（这也是理解大模型训练全貌的最佳路径）：</w:t>
+        <w:t>一个从零训练小模型的实践项目可拆为以下阶段，这也是理解大模型训练全貌的有效路径：</w:t>
       </w:r>
     </w:p>
     <w:p>
@@ -2252,27 +2210,11 @@
       <w:r>
         <w:rPr w:hint="eastAsia">
           <w:rFonts w:ascii="Noto Sans SC Thin" w:hAnsi="Noto Sans SC Thin" w:eastAsia="Noto Sans SC Thin" w:cs="Noto Sans SC Thin"/>
-          <w:i/>
-          <w:color w:val="404040"/>
-        </w:rPr>
-        <w:t>用户问「SFT 和 Post-training 是什么关系」——</w:t>
-      </w:r>
-      <w:r>
-        <w:rPr w:hint="eastAsia">
-          <w:rFonts w:ascii="Noto Sans SC Thin" w:hAnsi="Noto Sans SC Thin" w:eastAsia="Noto Sans SC Thin" w:cs="Noto Sans SC Thin"/>
           <w:b/>
           <w:i/>
           <w:color w:val="404040"/>
         </w:rPr>
-        <w:t>SFT 是后训练的一个具体阶段/手段</w:t>
-      </w:r>
-      <w:r>
-        <w:rPr w:hint="eastAsia">
-          <w:rFonts w:ascii="Noto Sans SC Thin" w:hAnsi="Noto Sans SC Thin" w:eastAsia="Noto Sans SC Thin" w:cs="Noto Sans SC Thin"/>
-          <w:i/>
-          <w:color w:val="404040"/>
-        </w:rPr>
-        <w:t>，后训练是更大的总称。</w:t>
+        <w:t>SFT 是后训练的一个具体阶段或手段，后训练是更大的总称。</w:t>
       </w:r>
     </w:p>
     <w:p>
@@ -2520,7 +2462,7 @@
           <w:i/>
           <w:color w:val="404040"/>
         </w:rPr>
-        <w:t>记忆法（用户原创）</w:t>
+        <w:t>记忆法</w:t>
       </w:r>
       <w:r>
         <w:rPr w:hint="eastAsia">
@@ -2642,7 +2584,7 @@
         <w:rPr w:hint="eastAsia">
           <w:rFonts w:ascii="Noto Sans SC Thin" w:hAnsi="Noto Sans SC Thin" w:eastAsia="Noto Sans SC Thin" w:cs="Noto Sans SC Thin"/>
         </w:rPr>
-        <w:t xml:space="preserve">  2. 构造/清洗题目集（含领域专属题，如旅游管理文献题）；</w:t>
+        <w:t xml:space="preserve">  2. 构造并清洗题目集（含领域专属任务）；</w:t>
       </w:r>
     </w:p>
     <w:p>
@@ -3364,7 +3306,7 @@
         <w:rPr w:hint="eastAsia">
           <w:rFonts w:ascii="Noto Sans SC Thin" w:hAnsi="Noto Sans SC Thin" w:eastAsia="Noto Sans SC Thin" w:cs="Noto Sans SC Thin"/>
         </w:rPr>
-        <w:t>对话里出现的“PO”容易混淆：它可能只是 Preference Optimization（偏好优化）的泛称，也可能是某篇方法名的缩写；没有上下文时不要把它当成与 PPO/DPO 同等明确的标准算法。</w:t>
+        <w:t>缩写“PO”容易混淆：它可能只是 Preference Optimization（偏好优化）的泛称，也可能是某篇方法名的缩写；没有上下文时不要把它当成与 PPO/DPO 同等明确的标准算法。</w:t>
       </w:r>
     </w:p>
     <w:p>
@@ -4378,20 +4320,20 @@
         <w:rPr w:hint="eastAsia">
           <w:rFonts w:ascii="Noto Sans SC Thin" w:hAnsi="Noto Sans SC Thin" w:eastAsia="Noto Sans SC Thin" w:cs="Noto Sans SC Thin"/>
         </w:rPr>
-        <w:t>用户经典追问「Agent 不就是能自主决策吗，要 Harness 干嘛？」——</w:t>
+        <w:t>理解 Harness 的关键是区分“决策”和“执行”：</w:t>
       </w:r>
       <w:r>
         <w:rPr w:hint="eastAsia">
           <w:rFonts w:ascii="Noto Sans SC Thin" w:hAnsi="Noto Sans SC Thin" w:eastAsia="Noto Sans SC Thin" w:cs="Noto Sans SC Thin"/>
           <w:b/>
         </w:rPr>
-        <w:t>LLM 只负责「想」，Harness 负责「做」</w:t>
-      </w:r>
-      <w:r>
-        <w:rPr w:hint="eastAsia">
-          <w:rFonts w:ascii="Noto Sans SC Thin" w:hAnsi="Noto Sans SC Thin" w:eastAsia="Noto Sans SC Thin" w:cs="Noto Sans SC Thin"/>
-        </w:rPr>
-        <w:t>：把 LLM 的意图变成真实世界的动作、并管理失败重试与多步状态。</w:t>
+        <w:t>LLM 负责决定下一步，Harness 负责可靠地执行下一步</w:t>
+      </w:r>
+      <w:r>
+        <w:rPr w:hint="eastAsia">
+          <w:rFonts w:ascii="Noto Sans SC Thin" w:hAnsi="Noto Sans SC Thin" w:eastAsia="Noto Sans SC Thin" w:cs="Noto Sans SC Thin"/>
+        </w:rPr>
+        <w:t>，把模型意图变成真实世界的动作，并管理权限、失败重试和多步状态。</w:t>
       </w:r>
     </w:p>
     <w:p>
@@ -4559,20 +4501,7 @@
         <w:rPr w:hint="eastAsia">
           <w:rFonts w:ascii="Noto Sans SC Thin" w:hAnsi="Noto Sans SC Thin" w:eastAsia="Noto Sans SC Thin" w:cs="Noto Sans SC Thin"/>
         </w:rPr>
-        <w:t>用户确认句「harness 通过 MCP 调用各类工具完成 Agent 指令，比如写代码就让写代码的 Agent 在沙箱运行」——</w:t>
-      </w:r>
-      <w:r>
-        <w:rPr w:hint="eastAsia">
-          <w:rFonts w:ascii="Noto Sans SC Thin" w:hAnsi="Noto Sans SC Thin" w:eastAsia="Noto Sans SC Thin" w:cs="Noto Sans SC Thin"/>
-          <w:b/>
-        </w:rPr>
-        <w:t>正确</w:t>
-      </w:r>
-      <w:r>
-        <w:rPr w:hint="eastAsia">
-          <w:rFonts w:ascii="Noto Sans SC Thin" w:hAnsi="Noto Sans SC Thin" w:eastAsia="Noto Sans SC Thin" w:cs="Noto Sans SC Thin"/>
-        </w:rPr>
-        <w:t>。</w:t>
+        <w:t>Harness 可以通过 MCP 调用各类工具完成 Agent 指令，例如把代码执行交给受控沙箱。</w:t>
       </w:r>
     </w:p>
     <w:p>
@@ -4707,7 +4636,7 @@
         <w:rPr w:hint="eastAsia">
           <w:rFonts w:ascii="Noto Sans SC Thin" w:hAnsi="Noto Sans SC Thin" w:eastAsia="Noto Sans SC Thin" w:cs="Noto Sans SC Thin"/>
         </w:rPr>
-        <w:t>用户问「ReAct 运行结果会直接传至 Harness 吗？」——是的，LLM 输出 Action，Harness 执行并回填 Observation，再 Loop。</w:t>
+        <w:t>LLM 输出 Action 后，Harness 执行并回填 Observation，再进入下一轮循环。</w:t>
       </w:r>
     </w:p>
     <w:p>
@@ -4873,13 +4802,13 @@
           <w:rFonts w:ascii="Noto Sans SC Thin" w:hAnsi="Noto Sans SC Thin" w:eastAsia="Noto Sans SC Thin" w:cs="Noto Sans SC Thin"/>
           <w:b/>
         </w:rPr>
-        <w:t>RAG 与模型参数如何协作（保继刚 2022《XX 旅游》论文案例）</w:t>
-      </w:r>
-      <w:r>
-        <w:rPr w:hint="eastAsia">
-          <w:rFonts w:ascii="Noto Sans SC Thin" w:hAnsi="Noto Sans SC Thin" w:eastAsia="Noto Sans SC Thin" w:cs="Noto Sans SC Thin"/>
-        </w:rPr>
-        <w:t>：模型参数提供「通用学术常识与方法论」，RAG 提供「论文原文片段与具体结论」，两者在 prompt 中结合，模型据此生成有出处的回答；若问题超出参数记忆或需要最新/私有内容，RAG 补位。</w:t>
+        <w:t>RAG 与模型参数如何协作</w:t>
+      </w:r>
+      <w:r>
+        <w:rPr w:hint="eastAsia">
+          <w:rFonts w:ascii="Noto Sans SC Thin" w:hAnsi="Noto Sans SC Thin" w:eastAsia="Noto Sans SC Thin" w:cs="Noto Sans SC Thin"/>
+        </w:rPr>
+        <w:t>：模型参数提供通用知识、语言理解与组织能力，RAG 提供授权资料中的原文片段和具体事实；两者在 prompt 中结合，模型据此生成有出处的回答。若问题超出参数记忆，或需要最新、专有内容，RAG 负责补位。</w:t>
       </w:r>
     </w:p>
     <w:p>
@@ -5230,7 +5159,7 @@
         <w:rPr w:hint="eastAsia">
           <w:rFonts w:ascii="Noto Sans SC Thin" w:hAnsi="Noto Sans SC Thin" w:eastAsia="Noto Sans SC Thin" w:cs="Noto Sans SC Thin"/>
         </w:rPr>
-        <w:t>对话中用“GPT-6 Astra 对比 GPT-5 系列”来追问模型为什么快速迭代。具体型号、内部架构、上下文长度、价格和安全百分比都属于时效信息；如果官方没有发布技术报告，就不能把营销名或推测写成事实。更稳妥的比较框架是：</w:t>
+        <w:t>比较不同代际模型时，具体型号、内部架构、上下文长度、价格和安全指标都属于时效信息；如果官方没有发布技术报告，就不能把营销名或推测写成事实。更稳妥的比较框架是：</w:t>
       </w:r>
     </w:p>
     <w:p>
@@ -7035,33 +6964,7 @@
         <w:rPr w:hint="eastAsia">
           <w:rFonts w:ascii="Noto Sans SC Thin" w:hAnsi="Noto Sans SC Thin" w:eastAsia="Noto Sans SC Thin" w:cs="Noto Sans SC Thin"/>
         </w:rPr>
-        <w:t xml:space="preserve"> MacBook/Mac Studio 用统一内存（如 M5 Max 128GB、M5 Ultra 更高），</w:t>
-      </w:r>
-      <w:r>
-        <w:rPr w:hint="eastAsia">
-          <w:rFonts w:ascii="Noto Sans SC Thin" w:hAnsi="Noto Sans SC Thin" w:eastAsia="Noto Sans SC Thin" w:cs="Noto Sans SC Thin"/>
-          <w:b/>
-        </w:rPr>
-        <w:t>内存容量可超 RTX 显存</w:t>
-      </w:r>
-      <w:r>
-        <w:rPr w:hint="eastAsia">
-          <w:rFonts w:ascii="Noto Sans SC Thin" w:hAnsi="Noto Sans SC Thin" w:eastAsia="Noto Sans SC Thin" w:cs="Noto Sans SC Thin"/>
-        </w:rPr>
-        <w:t>，适合跑更大参数模型（靠容量），但</w:t>
-      </w:r>
-      <w:r>
-        <w:rPr w:hint="eastAsia">
-          <w:rFonts w:ascii="Noto Sans SC Thin" w:hAnsi="Noto Sans SC Thin" w:eastAsia="Noto Sans SC Thin" w:cs="Noto Sans SC Thin"/>
-          <w:b/>
-        </w:rPr>
-        <w:t>绝对算力/带宽通常不及 5090</w:t>
-      </w:r>
-      <w:r>
-        <w:rPr w:hint="eastAsia">
-          <w:rFonts w:ascii="Noto Sans SC Thin" w:hAnsi="Noto Sans SC Thin" w:eastAsia="Noto Sans SC Thin" w:cs="Noto Sans SC Thin"/>
-        </w:rPr>
-        <w:t>（靠 GPU 设计）。即：Mac 胜在「能装下大模型」，RTX 胜在「算得快」。</w:t>
+        <w:t xml:space="preserve"> 高内存配置的 MacBook/Mac Studio 使用统一内存，容量可能超过单张消费级显卡的显存，因而能装下更大的量化模型；但在主流深度学习软件生态、绝对算力和显存带宽方面，独立 NVIDIA GPU 通常更占优势。简化理解：Mac 偏容量与易用性，RTX 偏速度与生态。</w:t>
       </w:r>
     </w:p>
     <w:p>
@@ -7119,7 +7022,7 @@
         <w:rPr w:hint="eastAsia">
           <w:rFonts w:ascii="Noto Sans SC Thin" w:hAnsi="Noto Sans SC Thin" w:eastAsia="Noto Sans SC Thin" w:cs="Noto Sans SC Thin"/>
         </w:rPr>
-        <w:t>4.11 Mac M5 32G 能跑训练吗？</w:t>
+        <w:t>4.11 32 GB 统一内存的 Mac 能跑训练吗？</w:t>
       </w:r>
     </w:p>
     <w:p>
@@ -7167,7 +7070,7 @@
         <w:rPr w:hint="eastAsia">
           <w:rFonts w:ascii="Noto Sans SC Thin" w:hAnsi="Noto Sans SC Thin" w:eastAsia="Noto Sans SC Thin" w:cs="Noto Sans SC Thin"/>
         </w:rPr>
-        <w:t>旅游管理文献改造：把 PDF/双栏文献 OCR 提取 → 外挂 SSD 存语料 → 在 Mac 上做小规模领域预训练/继续训练可行，但「工业级」训练不行。</w:t>
+        <w:t>领域文献实验：将有合法授权的 PDF 解析为结构化语料，存入本地或外接存储后，可在 Mac 上做小规模继续预训练、微调或 RAG 实验，但不适合工业级大模型预训练。</w:t>
       </w:r>
     </w:p>
     <w:p>
@@ -7309,7 +7212,7 @@
         <w:rPr w:hint="eastAsia">
           <w:rFonts w:ascii="Noto Sans SC Thin" w:hAnsi="Noto Sans SC Thin" w:eastAsia="Noto Sans SC Thin" w:cs="Noto Sans SC Thin"/>
         </w:rPr>
-        <w:t>对话使用 5.5、5.6、6、Astra、Sol、Luna 等名称比较代际。型号命名可能来自特定产品入口，并不自动等于公开 API 型号；“Symphony 架构、固定上下文长度、提升百分比、价格减半”等若无官方技术报告支持，不应当作确定事实。</w:t>
+        <w:t>模型名称可能来自特定产品入口，并不自动等于公开 API 型号；任何架构名、固定上下文长度、能力提升百分比或价格变化，若无官方技术报告与产品文档支持，都不应当作确定事实。</w:t>
       </w:r>
     </w:p>
     <w:p>
@@ -7555,14 +7458,14 @@
         <w:rPr w:hint="eastAsia">
           <w:rFonts w:ascii="Noto Sans SC Thin" w:hAnsi="Noto Sans SC Thin" w:eastAsia="Noto Sans SC Thin" w:cs="Noto Sans SC Thin"/>
         </w:rPr>
-        <w:t>用户原问「为什么芯片/云厂商/应用公司支持开放权重」——核心逻辑是</w:t>
+        <w:t>芯片、云和应用公司支持开放权重的核心逻辑，是</w:t>
       </w:r>
       <w:r>
         <w:rPr w:hint="eastAsia">
           <w:rFonts w:ascii="Noto Sans SC Thin" w:hAnsi="Noto Sans SC Thin" w:eastAsia="Noto Sans SC Thin" w:cs="Noto Sans SC Thin"/>
           <w:b/>
         </w:rPr>
-        <w:t>不想让模型层独占全部利润</w:t>
+        <w:t>不希望模型层独占全部利润与生态控制权</w:t>
       </w:r>
       <w:r>
         <w:rPr w:hint="eastAsia">
@@ -8397,7 +8300,7 @@
         <w:rPr w:hint="eastAsia">
           <w:rFonts w:ascii="Noto Sans SC Thin" w:hAnsi="Noto Sans SC Thin" w:eastAsia="Noto Sans SC Thin" w:cs="Noto Sans SC Thin"/>
         </w:rPr>
-        <w:t>模块六 · AI 产品经理视角</w:t>
+        <w:t>模块六 · AI 产品与交互工程</w:t>
       </w:r>
     </w:p>
     <w:p>
@@ -8409,15 +8312,7 @@
         <w:rPr w:hint="eastAsia">
           <w:rFonts w:ascii="Noto Sans SC Thin" w:hAnsi="Noto Sans SC Thin" w:eastAsia="Noto Sans SC Thin" w:cs="Noto Sans SC Thin"/>
         </w:rPr>
-        <w:t>6.1 AI 产品经理的 AI 知识占比</w:t>
-      </w:r>
-    </w:p>
-    <w:p>
-      <w:r>
-        <w:rPr w:hint="eastAsia">
-          <w:rFonts w:ascii="Noto Sans SC Thin" w:hAnsi="Noto Sans SC Thin" w:eastAsia="Noto Sans SC Thin" w:cs="Noto Sans SC Thin"/>
-        </w:rPr>
-        <w:t>基于全部对话内容，可以判断你已能主动追问模型原理、训练、Agent、RAG、缓存、算力与生态，明显超出只会写 Prompt 的入门阶段；但“掌握 45%”没有统一量表，不应伪装成精确测量。面向 AI 产品经理岗位，仍需补充：</w:t>
+        <w:t>6.1 AI 产品评测与标注</w:t>
       </w:r>
     </w:p>
     <w:p>
@@ -8427,8 +8322,15 @@
       <w:r>
         <w:rPr w:hint="eastAsia">
           <w:rFonts w:ascii="Noto Sans SC Thin" w:hAnsi="Noto Sans SC Thin" w:eastAsia="Noto Sans SC Thin" w:cs="Noto Sans SC Thin"/>
-        </w:rPr>
-        <w:t>模型选型与成本测算（按 token/按部署）；</w:t>
+          <w:b/>
+        </w:rPr>
+        <w:t>评测</w:t>
+      </w:r>
+      <w:r>
+        <w:rPr w:hint="eastAsia">
+          <w:rFonts w:ascii="Noto Sans SC Thin" w:hAnsi="Noto Sans SC Thin" w:eastAsia="Noto Sans SC Thin" w:cs="Noto Sans SC Thin"/>
+        </w:rPr>
+        <w:t>：建基准集（功能/安全/对齐/业务指标），自动化跑分 + 人工抽检，持续回归。</w:t>
       </w:r>
     </w:p>
     <w:p>
@@ -8438,52 +8340,15 @@
       <w:r>
         <w:rPr w:hint="eastAsia">
           <w:rFonts w:ascii="Noto Sans SC Thin" w:hAnsi="Noto Sans SC Thin" w:eastAsia="Noto Sans SC Thin" w:cs="Noto Sans SC Thin"/>
-        </w:rPr>
-        <w:t>数据闭环与标注体系设计；</w:t>
-      </w:r>
-    </w:p>
-    <w:p>
-      <w:pPr>
-        <w:pStyle w:val="ListBullet"/>
-      </w:pPr>
-      <w:r>
-        <w:rPr w:hint="eastAsia">
-          <w:rFonts w:ascii="Noto Sans SC Thin" w:hAnsi="Noto Sans SC Thin" w:eastAsia="Noto Sans SC Thin" w:cs="Noto Sans SC Thin"/>
-        </w:rPr>
-        <w:t>评测指标与上线监控（幻觉率、满意度）；</w:t>
-      </w:r>
-    </w:p>
-    <w:p>
-      <w:pPr>
-        <w:pStyle w:val="ListBullet"/>
-      </w:pPr>
-      <w:r>
-        <w:rPr w:hint="eastAsia">
-          <w:rFonts w:ascii="Noto Sans SC Thin" w:hAnsi="Noto Sans SC Thin" w:eastAsia="Noto Sans SC Thin" w:cs="Noto Sans SC Thin"/>
-        </w:rPr>
-        <w:t>隐私合规与算力预算；</w:t>
-      </w:r>
-    </w:p>
-    <w:p>
-      <w:pPr>
-        <w:pStyle w:val="ListBullet"/>
-      </w:pPr>
-      <w:r>
-        <w:rPr w:hint="eastAsia">
-          <w:rFonts w:ascii="Noto Sans SC Thin" w:hAnsi="Noto Sans SC Thin" w:eastAsia="Noto Sans SC Thin" w:cs="Noto Sans SC Thin"/>
-        </w:rPr>
-        <w:t>Agent 产品交互设计（human-in-the-loop）；</w:t>
-      </w:r>
-    </w:p>
-    <w:p>
-      <w:pPr>
-        <w:pStyle w:val="ListBullet"/>
-      </w:pPr>
-      <w:r>
-        <w:rPr w:hint="eastAsia">
-          <w:rFonts w:ascii="Noto Sans SC Thin" w:hAnsi="Noto Sans SC Thin" w:eastAsia="Noto Sans SC Thin" w:cs="Noto Sans SC Thin"/>
-        </w:rPr>
-        <w:t>商用协议与供应链风险。</w:t>
+          <w:b/>
+        </w:rPr>
+        <w:t>标注</w:t>
+      </w:r>
+      <w:r>
+        <w:rPr w:hint="eastAsia">
+          <w:rFonts w:ascii="Noto Sans SC Thin" w:hAnsi="Noto Sans SC Thin" w:eastAsia="Noto Sans SC Thin" w:cs="Noto Sans SC Thin"/>
+        </w:rPr>
+        <w:t>：构建「指令-偏好/事实-标注」数据，用于 SFT/RLHF；大厂有专业标注团队与质检流程，分采集、标注、审核、入库环节。</w:t>
       </w:r>
     </w:p>
     <w:p>
@@ -8495,7 +8360,7 @@
         <w:rPr w:hint="eastAsia">
           <w:rFonts w:ascii="Noto Sans SC Thin" w:hAnsi="Noto Sans SC Thin" w:eastAsia="Noto Sans SC Thin" w:cs="Noto Sans SC Thin"/>
         </w:rPr>
-        <w:t>6.2 AI 产品评测与标注（大厂语境）</w:t>
+        <w:t>6.2 AI 系统产品工程</w:t>
       </w:r>
     </w:p>
     <w:p>
@@ -8507,13 +8372,13 @@
           <w:rFonts w:ascii="Noto Sans SC Thin" w:hAnsi="Noto Sans SC Thin" w:eastAsia="Noto Sans SC Thin" w:cs="Noto Sans SC Thin"/>
           <w:b/>
         </w:rPr>
-        <w:t>评测</w:t>
-      </w:r>
-      <w:r>
-        <w:rPr w:hint="eastAsia">
-          <w:rFonts w:ascii="Noto Sans SC Thin" w:hAnsi="Noto Sans SC Thin" w:eastAsia="Noto Sans SC Thin" w:cs="Noto Sans SC Thin"/>
-        </w:rPr>
-        <w:t>：建基准集（功能/安全/对齐/业务指标），自动化跑分 + 人工抽检，持续回归。</w:t>
+        <w:t>轻量化模型</w:t>
+      </w:r>
+      <w:r>
+        <w:rPr w:hint="eastAsia">
+          <w:rFonts w:ascii="Noto Sans SC Thin" w:hAnsi="Noto Sans SC Thin" w:eastAsia="Noto Sans SC Thin" w:cs="Noto Sans SC Thin"/>
+        </w:rPr>
+        <w:t>：量化/蒸馏/小参数模型，适合端侧/低成本部署。</w:t>
       </w:r>
     </w:p>
     <w:p>
@@ -8525,13 +8390,67 @@
           <w:rFonts w:ascii="Noto Sans SC Thin" w:hAnsi="Noto Sans SC Thin" w:eastAsia="Noto Sans SC Thin" w:cs="Noto Sans SC Thin"/>
           <w:b/>
         </w:rPr>
-        <w:t>标注</w:t>
-      </w:r>
-      <w:r>
-        <w:rPr w:hint="eastAsia">
-          <w:rFonts w:ascii="Noto Sans SC Thin" w:hAnsi="Noto Sans SC Thin" w:eastAsia="Noto Sans SC Thin" w:cs="Noto Sans SC Thin"/>
-        </w:rPr>
-        <w:t>：构建「指令-偏好/事实-标注」数据，用于 SFT/RLHF；大厂有专业标注团队与质检流程，分采集、标注、审核、入库环节。</w:t>
+        <w:t>端到端 AI 系统</w:t>
+      </w:r>
+      <w:r>
+        <w:rPr w:hint="eastAsia">
+          <w:rFonts w:ascii="Noto Sans SC Thin" w:hAnsi="Noto Sans SC Thin" w:eastAsia="Noto Sans SC Thin" w:cs="Noto Sans SC Thin"/>
+        </w:rPr>
+        <w:t>：从输入、检索、模型、工具、验证到交付形成可观测闭环，减少中间状态丢失。</w:t>
+      </w:r>
+    </w:p>
+    <w:p>
+      <w:pPr>
+        <w:pStyle w:val="ListBullet"/>
+      </w:pPr>
+      <w:r>
+        <w:rPr w:hint="eastAsia">
+          <w:rFonts w:ascii="Noto Sans SC Thin" w:hAnsi="Noto Sans SC Thin" w:eastAsia="Noto Sans SC Thin" w:cs="Noto Sans SC Thin"/>
+          <w:b/>
+        </w:rPr>
+        <w:t>Human in the loop</w:t>
+      </w:r>
+      <w:r>
+        <w:rPr w:hint="eastAsia">
+          <w:rFonts w:ascii="Noto Sans SC Thin" w:hAnsi="Noto Sans SC Thin" w:eastAsia="Noto Sans SC Thin" w:cs="Noto Sans SC Thin"/>
+        </w:rPr>
+        <w:t>：在高风险、低置信度或不可逆操作前由人确认，系统记录决定和后续结果。</w:t>
+      </w:r>
+    </w:p>
+    <w:p>
+      <w:pPr>
+        <w:pStyle w:val="ListBullet"/>
+      </w:pPr>
+      <w:r>
+        <w:rPr w:hint="eastAsia">
+          <w:rFonts w:ascii="Noto Sans SC Thin" w:hAnsi="Noto Sans SC Thin" w:eastAsia="Noto Sans SC Thin" w:cs="Noto Sans SC Thin"/>
+          <w:b/>
+        </w:rPr>
+        <w:t>成本与延迟预算</w:t>
+      </w:r>
+      <w:r>
+        <w:rPr w:hint="eastAsia">
+          <w:rFonts w:ascii="Noto Sans SC Thin" w:hAnsi="Noto Sans SC Thin" w:eastAsia="Noto Sans SC Thin" w:cs="Noto Sans SC Thin"/>
+        </w:rPr>
+        <w:t>：同时管理输入 token、输出 token、缓存、模型路由、并发和工具调用成本。</w:t>
+      </w:r>
+    </w:p>
+    <w:p>
+      <w:pPr>
+        <w:pStyle w:val="ListBullet"/>
+      </w:pPr>
+      <w:r>
+        <w:rPr w:hint="eastAsia">
+          <w:rFonts w:ascii="Noto Sans SC Thin" w:hAnsi="Noto Sans SC Thin" w:eastAsia="Noto Sans SC Thin" w:cs="Noto Sans SC Thin"/>
+          <w:b/>
+        </w:rPr>
+        <w:t>能力边界</w:t>
+      </w:r>
+      <w:r>
+        <w:rPr w:hint="eastAsia">
+          <w:rFonts w:ascii="Noto Sans SC Thin" w:hAnsi="Noto Sans SC Thin" w:eastAsia="Noto Sans SC Thin" w:cs="Noto Sans SC Thin"/>
+        </w:rPr>
+        <w:t>：当前通用模型在强推理、长程执行、实时事实、物理操作上仍有上限，产品需明确边界与兜底。</w:t>
       </w:r>
     </w:p>
     <w:p>
@@ -8543,15 +8462,15 @@
         <w:rPr w:hint="eastAsia">
           <w:rFonts w:ascii="Noto Sans SC Thin" w:hAnsi="Noto Sans SC Thin" w:eastAsia="Noto Sans SC Thin" w:cs="Noto Sans SC Thin"/>
         </w:rPr>
-        <w:t>6.3 Muse / Qmuse / Hive（字节系）</w:t>
-      </w:r>
-    </w:p>
-    <w:p>
-      <w:r>
-        <w:rPr w:hint="eastAsia">
-          <w:rFonts w:ascii="Noto Sans SC Thin" w:hAnsi="Noto Sans SC Thin" w:eastAsia="Noto Sans SC Thin" w:cs="Noto Sans SC Thin"/>
-        </w:rPr>
-        <w:t>这些名称在不同公司、项目或内部语境中可能重名。学习时不要只凭名称推断归属和能力，应先确认产品官网、开发者文档与实际入口。若它们指内容创作/生产力产品，其潜在优势通常来自内容、剪辑、协作、分发等生态集成；是否优于 ChatGPT 或 WorkBuddy 必须按具体任务、可用工具、价格、权限与完成率实测。</w:t>
+        <w:t>6.3 「AI 味」为什么重</w:t>
+      </w:r>
+    </w:p>
+    <w:p>
+      <w:r>
+        <w:rPr w:hint="eastAsia">
+          <w:rFonts w:ascii="Noto Sans SC Thin" w:hAnsi="Noto Sans SC Thin" w:eastAsia="Noto Sans SC Thin" w:cs="Noto Sans SC Thin"/>
+        </w:rPr>
+        <w:t>模型输出常被模板化（总分总、过渡词、礼貌套话、并列排比），源于训练数据风格与对齐偏好。可通过明确语气/人称/结构约束、引入真实案例与个性表达来降低。</w:t>
       </w:r>
     </w:p>
     <w:p>
@@ -8563,97 +8482,28 @@
         <w:rPr w:hint="eastAsia">
           <w:rFonts w:ascii="Noto Sans SC Thin" w:hAnsi="Noto Sans SC Thin" w:eastAsia="Noto Sans SC Thin" w:cs="Noto Sans SC Thin"/>
         </w:rPr>
-        <w:t>6.4 工程与组织概念</w:t>
-      </w:r>
-    </w:p>
-    <w:p>
-      <w:pPr>
-        <w:pStyle w:val="ListBullet"/>
-      </w:pPr>
+        <w:t>6.4 Computer Use 如何操控软件与界面</w:t>
+      </w:r>
+    </w:p>
+    <w:p>
+      <w:r>
+        <w:rPr w:hint="eastAsia">
+          <w:rFonts w:ascii="Noto Sans SC Thin" w:hAnsi="Noto Sans SC Thin" w:eastAsia="Noto Sans SC Thin" w:cs="Noto Sans SC Thin"/>
+        </w:rPr>
+        <w:t xml:space="preserve">靠 </w:t>
+      </w:r>
       <w:r>
         <w:rPr w:hint="eastAsia">
           <w:rFonts w:ascii="Noto Sans SC Thin" w:hAnsi="Noto Sans SC Thin" w:eastAsia="Noto Sans SC Thin" w:cs="Noto Sans SC Thin"/>
           <w:b/>
         </w:rPr>
-        <w:t>轻量化模型</w:t>
-      </w:r>
-      <w:r>
-        <w:rPr w:hint="eastAsia">
-          <w:rFonts w:ascii="Noto Sans SC Thin" w:hAnsi="Noto Sans SC Thin" w:eastAsia="Noto Sans SC Thin" w:cs="Noto Sans SC Thin"/>
-        </w:rPr>
-        <w:t>：量化/蒸馏/小参数模型，适合端侧/低成本部署。</w:t>
-      </w:r>
-    </w:p>
-    <w:p>
-      <w:pPr>
-        <w:pStyle w:val="ListBullet"/>
-      </w:pPr>
-      <w:r>
-        <w:rPr w:hint="eastAsia">
-          <w:rFonts w:ascii="Noto Sans SC Thin" w:hAnsi="Noto Sans SC Thin" w:eastAsia="Noto Sans SC Thin" w:cs="Noto Sans SC Thin"/>
-          <w:b/>
-        </w:rPr>
-        <w:t>端到端</w:t>
-      </w:r>
-      <w:r>
-        <w:rPr w:hint="eastAsia">
-          <w:rFonts w:ascii="Noto Sans SC Thin" w:hAnsi="Noto Sans SC Thin" w:eastAsia="Noto Sans SC Thin" w:cs="Noto Sans SC Thin"/>
-        </w:rPr>
-        <w:t>：运营、产品、研发围绕同一目标闭环，减少交接损耗。</w:t>
-      </w:r>
-    </w:p>
-    <w:p>
-      <w:pPr>
-        <w:pStyle w:val="ListBullet"/>
-      </w:pPr>
-      <w:r>
-        <w:rPr w:hint="eastAsia">
-          <w:rFonts w:ascii="Noto Sans SC Thin" w:hAnsi="Noto Sans SC Thin" w:eastAsia="Noto Sans SC Thin" w:cs="Noto Sans SC Thin"/>
-          <w:b/>
-        </w:rPr>
-        <w:t>DevRel（开发者关系）</w:t>
-      </w:r>
-      <w:r>
-        <w:rPr w:hint="eastAsia">
-          <w:rFonts w:ascii="Noto Sans SC Thin" w:hAnsi="Noto Sans SC Thin" w:eastAsia="Noto Sans SC Thin" w:cs="Noto Sans SC Thin"/>
-        </w:rPr>
-        <w:t>：连接公司与开发者社区，推动 API/工具 adoption。</w:t>
-      </w:r>
-    </w:p>
-    <w:p>
-      <w:pPr>
-        <w:pStyle w:val="ListBullet"/>
-      </w:pPr>
-      <w:r>
-        <w:rPr w:hint="eastAsia">
-          <w:rFonts w:ascii="Noto Sans SC Thin" w:hAnsi="Noto Sans SC Thin" w:eastAsia="Noto Sans SC Thin" w:cs="Noto Sans SC Thin"/>
-          <w:b/>
-        </w:rPr>
-        <w:t>Side Project</w:t>
-      </w:r>
-      <w:r>
-        <w:rPr w:hint="eastAsia">
-          <w:rFonts w:ascii="Noto Sans SC Thin" w:hAnsi="Noto Sans SC Thin" w:eastAsia="Noto Sans SC Thin" w:cs="Noto Sans SC Thin"/>
-        </w:rPr>
-        <w:t>：业余独立项目，是锻炼与验证想法的低成本方式。</w:t>
-      </w:r>
-    </w:p>
-    <w:p>
-      <w:pPr>
-        <w:pStyle w:val="ListBullet"/>
-      </w:pPr>
-      <w:r>
-        <w:rPr w:hint="eastAsia">
-          <w:rFonts w:ascii="Noto Sans SC Thin" w:hAnsi="Noto Sans SC Thin" w:eastAsia="Noto Sans SC Thin" w:cs="Noto Sans SC Thin"/>
-          <w:b/>
-        </w:rPr>
-        <w:t>能力边界</w:t>
-      </w:r>
-      <w:r>
-        <w:rPr w:hint="eastAsia">
-          <w:rFonts w:ascii="Noto Sans SC Thin" w:hAnsi="Noto Sans SC Thin" w:eastAsia="Noto Sans SC Thin" w:cs="Noto Sans SC Thin"/>
-        </w:rPr>
-        <w:t>：当前通用模型在强推理、长程执行、实时事实、物理操作上仍有上限，产品需明确边界与兜底。</w:t>
+        <w:t>Computer Use / 工具调用（MCP/API）</w:t>
+      </w:r>
+      <w:r>
+        <w:rPr w:hint="eastAsia">
+          <w:rFonts w:ascii="Noto Sans SC Thin" w:hAnsi="Noto Sans SC Thin" w:eastAsia="Noto Sans SC Thin" w:cs="Noto Sans SC Thin"/>
+        </w:rPr>
+        <w:t>：看屏幕（视觉）、调用系统/浏览器自动化、执行代码、读写文件——本质是 Agent + 工具链，而非模型凭空操作。</w:t>
       </w:r>
     </w:p>
     <w:p>
@@ -8665,113 +8515,7 @@
         <w:rPr w:hint="eastAsia">
           <w:rFonts w:ascii="Noto Sans SC Thin" w:hAnsi="Noto Sans SC Thin" w:eastAsia="Noto Sans SC Thin" w:cs="Noto Sans SC Thin"/>
         </w:rPr>
-        <w:t>6.5 9 家互联网公司面试素材</w:t>
-      </w:r>
-    </w:p>
-    <w:p>
-      <w:r>
-        <w:rPr w:hint="eastAsia">
-          <w:rFonts w:ascii="Noto Sans SC Thin" w:hAnsi="Noto Sans SC Thin" w:eastAsia="Noto Sans SC Thin" w:cs="Noto Sans SC Thin"/>
-        </w:rPr>
-        <w:t>基于对话整理的可用于面试的素材：腾讯（混元/微信生态）、阿里（通义/电商云）、字节（豆包/Seed/火山）、小红书（种草/多模态）、快手（短视频/推荐）、百度（文心/搜索）、滴滴（出行/调度）、美团（问小团/本地生活）、得物（潮流电商/社区）。每家可谈「其 AI 战略 + 代表模型/产品 + 与你目标的关联」。</w:t>
-      </w:r>
-    </w:p>
-    <w:p>
-      <w:pPr>
-        <w:pStyle w:val="Heading3"/>
-        <w:keepNext/>
-      </w:pPr>
-      <w:r>
-        <w:rPr w:hint="eastAsia">
-          <w:rFonts w:ascii="Noto Sans SC Thin" w:hAnsi="Noto Sans SC Thin" w:eastAsia="Noto Sans SC Thin" w:cs="Noto Sans SC Thin"/>
-        </w:rPr>
-        <w:t>6.6 能否应对 AI 产品面试？</w:t>
-      </w:r>
-    </w:p>
-    <w:p>
-      <w:r>
-        <w:rPr w:hint="eastAsia">
-          <w:rFonts w:ascii="Noto Sans SC Thin" w:hAnsi="Noto Sans SC Thin" w:eastAsia="Noto Sans SC Thin" w:cs="Noto Sans SC Thin"/>
-        </w:rPr>
-        <w:t>结合全部聊天内容：</w:t>
-      </w:r>
-      <w:r>
-        <w:rPr w:hint="eastAsia">
-          <w:rFonts w:ascii="Noto Sans SC Thin" w:hAnsi="Noto Sans SC Thin" w:eastAsia="Noto Sans SC Thin" w:cs="Noto Sans SC Thin"/>
-          <w:b/>
-        </w:rPr>
-        <w:t>具备中上水平的基础知识储备</w:t>
-      </w:r>
-      <w:r>
-        <w:rPr w:hint="eastAsia">
-          <w:rFonts w:ascii="Noto Sans SC Thin" w:hAnsi="Noto Sans SC Thin" w:eastAsia="Noto Sans SC Thin" w:cs="Noto Sans SC Thin"/>
-        </w:rPr>
-        <w:t>，能讲清 Agent/对齐/算力/生态，但需在「成本测算、数据闭环、合规、真实项目经历」上补强，方能稳健应对。</w:t>
-      </w:r>
-    </w:p>
-    <w:p>
-      <w:pPr>
-        <w:pStyle w:val="Heading3"/>
-        <w:keepNext/>
-      </w:pPr>
-      <w:r>
-        <w:rPr w:hint="eastAsia">
-          <w:rFonts w:ascii="Noto Sans SC Thin" w:hAnsi="Noto Sans SC Thin" w:eastAsia="Noto Sans SC Thin" w:cs="Noto Sans SC Thin"/>
-        </w:rPr>
-        <w:t>6.7 「AI 味」为什么重？</w:t>
-      </w:r>
-    </w:p>
-    <w:p>
-      <w:r>
-        <w:rPr w:hint="eastAsia">
-          <w:rFonts w:ascii="Noto Sans SC Thin" w:hAnsi="Noto Sans SC Thin" w:eastAsia="Noto Sans SC Thin" w:cs="Noto Sans SC Thin"/>
-        </w:rPr>
-        <w:t>模型输出常被模板化（总分总、过渡词、礼貌套话、并列排比），源于训练数据风格与对齐偏好。可通过明确语气/人称/结构约束、引入真实案例与个性表达来降低。</w:t>
-      </w:r>
-    </w:p>
-    <w:p>
-      <w:pPr>
-        <w:pStyle w:val="Heading3"/>
-        <w:keepNext/>
-      </w:pPr>
-      <w:r>
-        <w:rPr w:hint="eastAsia">
-          <w:rFonts w:ascii="Noto Sans SC Thin" w:hAnsi="Noto Sans SC Thin" w:eastAsia="Noto Sans SC Thin" w:cs="Noto Sans SC Thin"/>
-        </w:rPr>
-        <w:t>6.8 ChatGPT 如何操控软件/界面/爬取/截图？</w:t>
-      </w:r>
-    </w:p>
-    <w:p>
-      <w:r>
-        <w:rPr w:hint="eastAsia">
-          <w:rFonts w:ascii="Noto Sans SC Thin" w:hAnsi="Noto Sans SC Thin" w:eastAsia="Noto Sans SC Thin" w:cs="Noto Sans SC Thin"/>
-        </w:rPr>
-        <w:t xml:space="preserve">靠 </w:t>
-      </w:r>
-      <w:r>
-        <w:rPr w:hint="eastAsia">
-          <w:rFonts w:ascii="Noto Sans SC Thin" w:hAnsi="Noto Sans SC Thin" w:eastAsia="Noto Sans SC Thin" w:cs="Noto Sans SC Thin"/>
-          <w:b/>
-        </w:rPr>
-        <w:t>Computer Use / 工具调用（MCP/API）</w:t>
-      </w:r>
-      <w:r>
-        <w:rPr w:hint="eastAsia">
-          <w:rFonts w:ascii="Noto Sans SC Thin" w:hAnsi="Noto Sans SC Thin" w:eastAsia="Noto Sans SC Thin" w:cs="Noto Sans SC Thin"/>
-        </w:rPr>
-        <w:t>：看屏幕（视觉）、调用系统/浏览器自动化、执行代码、读写文件——本质是 Agent + 工具链，而非模型凭空操作。</w:t>
-      </w:r>
-    </w:p>
-    <w:p>
-      <w:pPr>
-        <w:pStyle w:val="Heading3"/>
-        <w:keepNext/>
-      </w:pPr>
-      <w:r>
-        <w:rPr w:hint="eastAsia">
-          <w:rFonts w:ascii="Noto Sans SC Thin" w:hAnsi="Noto Sans SC Thin" w:eastAsia="Noto Sans SC Thin" w:cs="Noto Sans SC Thin"/>
-        </w:rPr>
-        <w:t>6.9 豆包答案的加粗/引用/表情如何实现？</w:t>
+        <w:t>6.5 AI 输出的加粗 引用和表情如何实现</w:t>
       </w:r>
     </w:p>
     <w:p>
@@ -8804,17 +8548,15 @@
         <w:rPr w:hint="eastAsia">
           <w:rFonts w:ascii="Noto Sans SC Thin" w:hAnsi="Noto Sans SC Thin" w:eastAsia="Noto Sans SC Thin" w:cs="Noto Sans SC Thin"/>
         </w:rPr>
-        <w:t>模块七 · 深度原理追问（集中九问）</w:t>
-      </w:r>
-    </w:p>
-    <w:p>
-      <w:r>
-        <w:rPr w:hint="eastAsia">
-          <w:rFonts w:ascii="Noto Sans SC Thin" w:hAnsi="Noto Sans SC Thin" w:eastAsia="Noto Sans SC Thin" w:cs="Noto Sans SC Thin"/>
-          <w:i/>
-          <w:color w:val="404040"/>
-        </w:rPr>
-        <w:t>《AI术语认知》第 28 个用户回合集中提出 9 组深度问题。以下与前文互补，提供速查入口。</w:t>
+        <w:t>模块七 · 关键原理速查</w:t>
+      </w:r>
+    </w:p>
+    <w:p>
+      <w:r>
+        <w:rPr w:hint="eastAsia">
+          <w:rFonts w:ascii="Noto Sans SC Thin" w:hAnsi="Noto Sans SC Thin" w:eastAsia="Noto Sans SC Thin" w:cs="Noto Sans SC Thin"/>
+        </w:rPr>
+        <w:t>本章将分散在前文的关键原理压缩为九个入口，便于复习和交叉查找。</w:t>
       </w:r>
     </w:p>
     <w:p>
@@ -8877,7 +8619,7 @@
         <w:rPr w:hint="eastAsia">
           <w:rFonts w:ascii="Noto Sans SC Thin" w:hAnsi="Noto Sans SC Thin" w:eastAsia="Noto Sans SC Thin" w:cs="Noto Sans SC Thin"/>
         </w:rPr>
-        <w:t xml:space="preserve"> 迭代快来自数据、训练配方、合成数据、推理时计算、基础设施和产品反馈的飞轮；具体型号应按官方技术报告与业务回归集比较，见 §3.9、§9.6。</w:t>
+        <w:t xml:space="preserve"> 迭代快来自数据、训练配方、合成数据、推理时计算、基础设施和产品反馈的飞轮；具体型号应按官方技术报告与业务回归集比较，见 §3.9、§9.5。</w:t>
       </w:r>
     </w:p>
     <w:p>
@@ -8934,13 +8676,13 @@
           <w:rFonts w:ascii="Noto Sans SC Thin" w:hAnsi="Noto Sans SC Thin" w:eastAsia="Noto Sans SC Thin" w:cs="Noto Sans SC Thin"/>
           <w:b/>
         </w:rPr>
-        <w:t>豆包加粗/引用/表情如何实现？</w:t>
-      </w:r>
-      <w:r>
-        <w:rPr w:hint="eastAsia">
-          <w:rFonts w:ascii="Noto Sans SC Thin" w:hAnsi="Noto Sans SC Thin" w:eastAsia="Noto Sans SC Thin" w:cs="Noto Sans SC Thin"/>
-        </w:rPr>
-        <w:t xml:space="preserve"> 见 §6.9（Markdown + 前端渲染，产品输出规范）。</w:t>
+        <w:t>AI 产品中的加粗、引用和表情如何实现？</w:t>
+      </w:r>
+      <w:r>
+        <w:rPr w:hint="eastAsia">
+          <w:rFonts w:ascii="Noto Sans SC Thin" w:hAnsi="Noto Sans SC Thin" w:eastAsia="Noto Sans SC Thin" w:cs="Noto Sans SC Thin"/>
+        </w:rPr>
+        <w:t xml:space="preserve"> 见 §6.5（Markdown + 前端渲染，产品输出规范）。</w:t>
       </w:r>
     </w:p>
     <w:p>
@@ -9023,7 +8765,7 @@
         <w:rPr w:hint="eastAsia">
           <w:rFonts w:ascii="Noto Sans SC Thin" w:hAnsi="Noto Sans SC Thin" w:eastAsia="Noto Sans SC Thin" w:cs="Noto Sans SC Thin"/>
         </w:rPr>
-        <w:t>这一章把对话里散落的 Tokenizer、Embedding、Transformer、KV Cache、RAG、ReAct、Harness、MCP、Skill、Plugin、Memory、训练与对齐放回同一张地图。先区分两条时间线：</w:t>
+        <w:t>这一章把前文的 Tokenizer、Embedding、Transformer、KV Cache、RAG、ReAct、Harness、MCP、Skill、Plugin、Memory、训练与对齐放回同一张地图。先区分两条时间线：</w:t>
       </w:r>
       <w:r>
         <w:rPr w:hint="eastAsia">
@@ -9713,7 +9455,7 @@
         <w:rPr w:hint="eastAsia">
           <w:rFonts w:ascii="Noto Sans SC Thin" w:hAnsi="Noto Sans SC Thin" w:eastAsia="Noto Sans SC Thin" w:cs="Noto Sans SC Thin"/>
         </w:rPr>
-        <w:t>旅游领域语料必须解决版权、数据库许可、PDF 解析、引文去重和时间切分。中文核心或 SSCI 论文“能读到”不等于“可用于训练”；若目标只是准确问答，通常先做授权文献 RAG，比把论文直接预训练进参数更省资源、也更易给出处。</w:t>
+        <w:t>领域语料必须解决版权、数据库许可、隐私、PDF 解析、引文去重和时间切分。“能读到”不等于“可用于训练”；若目标只是准确问答，通常先做授权资料 RAG，比把文档直接继续预训练进参数更省资源，也更容易提供出处。</w:t>
       </w:r>
     </w:p>
     <w:p>
@@ -10322,91 +10064,7 @@
         <w:rPr w:hint="eastAsia">
           <w:rFonts w:ascii="Noto Sans SC Thin" w:hAnsi="Noto Sans SC Thin" w:eastAsia="Noto Sans SC Thin" w:cs="Noto Sans SC Thin"/>
         </w:rPr>
-        <w:t>9.5 AI 产品经理应掌握到什么程度</w:t>
-      </w:r>
-    </w:p>
-    <w:p>
-      <w:r>
-        <w:rPr w:hint="eastAsia">
-          <w:rFonts w:ascii="Noto Sans SC Thin" w:hAnsi="Noto Sans SC Thin" w:eastAsia="Noto Sans SC Thin" w:cs="Noto Sans SC Thin"/>
-        </w:rPr>
-        <w:t>“懂 AI 百分之多少”没有客观统一刻度。与同龄人比较也取决于样本。更可执行的能力矩阵是：</w:t>
-      </w:r>
-    </w:p>
-    <w:p>
-      <w:r>
-        <w:rPr w:hint="eastAsia">
-          <w:rFonts w:ascii="Noto Sans SC Thin" w:hAnsi="Noto Sans SC Thin" w:eastAsia="Noto Sans SC Thin" w:cs="Noto Sans SC Thin"/>
-        </w:rPr>
-        <w:t>1. 能向非技术同事解释模型、RAG、Agent、微调、缓存和成本；</w:t>
-      </w:r>
-    </w:p>
-    <w:p>
-      <w:r>
-        <w:rPr w:hint="eastAsia">
-          <w:rFonts w:ascii="Noto Sans SC Thin" w:hAnsi="Noto Sans SC Thin" w:eastAsia="Noto Sans SC Thin" w:cs="Noto Sans SC Thin"/>
-        </w:rPr>
-        <w:t>2. 能把业务目标转成数据、Prompt/Context、工具和评测方案；</w:t>
-      </w:r>
-    </w:p>
-    <w:p>
-      <w:r>
-        <w:rPr w:hint="eastAsia">
-          <w:rFonts w:ascii="Noto Sans SC Thin" w:hAnsi="Noto Sans SC Thin" w:eastAsia="Noto Sans SC Thin" w:cs="Noto Sans SC Thin"/>
-        </w:rPr>
-        <w:t>3. 能读 API 文档、JSON、日志和基本 Python/SQL；</w:t>
-      </w:r>
-    </w:p>
-    <w:p>
-      <w:r>
-        <w:rPr w:hint="eastAsia">
-          <w:rFonts w:ascii="Noto Sans SC Thin" w:hAnsi="Noto Sans SC Thin" w:eastAsia="Noto Sans SC Thin" w:cs="Noto Sans SC Thin"/>
-        </w:rPr>
-        <w:t>4. 能设计离线评测与线上指标，知道何时人工兜底；</w:t>
-      </w:r>
-    </w:p>
-    <w:p>
-      <w:r>
-        <w:rPr w:hint="eastAsia">
-          <w:rFonts w:ascii="Noto Sans SC Thin" w:hAnsi="Noto Sans SC Thin" w:eastAsia="Noto Sans SC Thin" w:cs="Noto Sans SC Thin"/>
-        </w:rPr>
-        <w:t>5. 能估算 token、GPU/API 成本与延迟；</w:t>
-      </w:r>
-    </w:p>
-    <w:p>
-      <w:r>
-        <w:rPr w:hint="eastAsia">
-          <w:rFonts w:ascii="Noto Sans SC Thin" w:hAnsi="Noto Sans SC Thin" w:eastAsia="Noto Sans SC Thin" w:cs="Noto Sans SC Thin"/>
-        </w:rPr>
-        <w:t>6. 能识别隐私、版权、越权、提示注入和供应商锁定风险；</w:t>
-      </w:r>
-    </w:p>
-    <w:p>
-      <w:r>
-        <w:rPr w:hint="eastAsia">
-          <w:rFonts w:ascii="Noto Sans SC Thin" w:hAnsi="Noto Sans SC Thin" w:eastAsia="Noto Sans SC Thin" w:cs="Noto Sans SC Thin"/>
-        </w:rPr>
-        <w:t>7. 至少完成一个可演示的端到端项目，并能解释失败与迭代。</w:t>
-      </w:r>
-    </w:p>
-    <w:p>
-      <w:r>
-        <w:rPr w:hint="eastAsia">
-          <w:rFonts w:ascii="Noto Sans SC Thin" w:hAnsi="Noto Sans SC Thin" w:eastAsia="Noto Sans SC Thin" w:cs="Noto Sans SC Thin"/>
-        </w:rPr>
-        <w:t>计算机或软件工程专业通常会学编程、数据结构、操作系统、网络、数据库、机器学习基础，但不一定系统教授 RLHF、DPO、MCP、Agent Harness 等快速演进主题。这些更依赖选修课、论文、开源项目和实践。</w:t>
-      </w:r>
-    </w:p>
-    <w:p>
-      <w:pPr>
-        <w:pStyle w:val="Heading3"/>
-        <w:keepNext/>
-      </w:pPr>
-      <w:r>
-        <w:rPr w:hint="eastAsia">
-          <w:rFonts w:ascii="Noto Sans SC Thin" w:hAnsi="Noto Sans SC Thin" w:eastAsia="Noto Sans SC Thin" w:cs="Noto Sans SC Thin"/>
-        </w:rPr>
-        <w:t>9.6 时效信息的核验规则</w:t>
+        <w:t>9.5 时效信息的核验规则</w:t>
       </w:r>
     </w:p>
     <w:p>
@@ -10422,5160 +10080,7 @@
         <w:rPr w:hint="eastAsia">
           <w:rFonts w:ascii="Noto Sans SC Thin" w:hAnsi="Noto Sans SC Thin" w:eastAsia="Noto Sans SC Thin" w:cs="Noto Sans SC Thin"/>
         </w:rPr>
-        <w:t>本次校订参考的官方或一手资料包括：Qwen3 发布说明、Ollama Qwen3.5 模型页、Google Gemini 模型目录、Anthropic 模型生命周期、Hugging Face PEFT LoRA 文档、NVIDIA CUDA 编程指南与 NCCL 文档。</w:t>
-      </w:r>
-    </w:p>
-    <w:p>
-      <w:pPr>
-        <w:pStyle w:val="Heading2"/>
-        <w:keepNext/>
-      </w:pPr>
-      <w:r>
-        <w:rPr w:hint="eastAsia">
-          <w:rFonts w:ascii="Noto Sans SC Thin" w:hAnsi="Noto Sans SC Thin" w:eastAsia="Noto Sans SC Thin" w:cs="Noto Sans SC Thin"/>
-        </w:rPr>
-        <w:t>问题覆盖索引</w:t>
-      </w:r>
-    </w:p>
-    <w:p>
-      <w:r>
-        <w:rPr w:hint="eastAsia">
-          <w:rFonts w:ascii="Noto Sans SC Thin" w:hAnsi="Noto Sans SC Thin" w:eastAsia="Noto Sans SC Thin" w:cs="Noto Sans SC Thin"/>
-          <w:i/>
-          <w:color w:val="404040"/>
-        </w:rPr>
-        <w:t xml:space="preserve">以下按 4 份原始文件逐回合编号，共 </w:t>
-      </w:r>
-      <w:r>
-        <w:rPr w:hint="eastAsia">
-          <w:rFonts w:ascii="Noto Sans SC Thin" w:hAnsi="Noto Sans SC Thin" w:eastAsia="Noto Sans SC Thin" w:cs="Noto Sans SC Thin"/>
-          <w:b/>
-          <w:i/>
-          <w:color w:val="404040"/>
-        </w:rPr>
-        <w:t>109 个用户回合</w:t>
-      </w:r>
-      <w:r>
-        <w:rPr w:hint="eastAsia">
-          <w:rFonts w:ascii="Noto Sans SC Thin" w:hAnsi="Noto Sans SC Thin" w:eastAsia="Noto Sans SC Thin" w:cs="Noto Sans SC Thin"/>
-          <w:i/>
-          <w:color w:val="404040"/>
-        </w:rPr>
-        <w:t>。多个回合包含许多子问题；“章节”列可能指向多个位置。图片回合无法仅凭导出 JSON 完整复原视觉内容时，保留其相邻文字问答的主题映射，不虚构图片细节。</w:t>
-      </w:r>
-    </w:p>
-    <w:p>
-      <w:pPr>
-        <w:pStyle w:val="Heading3"/>
-        <w:keepNext/>
-      </w:pPr>
-      <w:r>
-        <w:rPr w:hint="eastAsia">
-          <w:rFonts w:ascii="Noto Sans SC Thin" w:hAnsi="Noto Sans SC Thin" w:eastAsia="Noto Sans SC Thin" w:cs="Noto Sans SC Thin"/>
-        </w:rPr>
-        <w:t>豆包·AI学习荟萃（24 问）</w:t>
-      </w:r>
-    </w:p>
-    <w:tbl>
-      <w:tblPr>
-        <w:tblStyle w:val="LightGrid-Accent1"/>
-        <w:tblW w:type="auto" w:w="0"/>
-        <w:jc w:val="center"/>
-        <w:tblLook w:firstColumn="1" w:firstRow="1" w:lastColumn="0" w:lastRow="0" w:noHBand="0" w:noVBand="1" w:val="04A0"/>
-      </w:tblPr>
-      <w:tblGrid>
-        <w:gridCol w:w="3312"/>
-        <w:gridCol w:w="3312"/>
-        <w:gridCol w:w="3312"/>
-      </w:tblGrid>
-      <w:tr>
-        <w:trPr>
-          <w:cantSplit/>
-          <w:tblHeader/>
-        </w:trPr>
-        <w:tc>
-          <w:tcPr>
-            <w:tcW w:type="dxa" w:w="3312"/>
-          </w:tcPr>
-          <w:p>
-            <w:r>
-              <w:rPr w:hint="eastAsia">
-                <w:rFonts w:ascii="Noto Sans SC Thin" w:hAnsi="Noto Sans SC Thin" w:eastAsia="Noto Sans SC Thin" w:cs="Noto Sans SC Thin"/>
-              </w:rPr>
-              <w:t>#</w:t>
-            </w:r>
-          </w:p>
-        </w:tc>
-        <w:tc>
-          <w:tcPr>
-            <w:tcW w:type="dxa" w:w="3312"/>
-          </w:tcPr>
-          <w:p>
-            <w:r>
-              <w:rPr w:hint="eastAsia">
-                <w:rFonts w:ascii="Noto Sans SC Thin" w:hAnsi="Noto Sans SC Thin" w:eastAsia="Noto Sans SC Thin" w:cs="Noto Sans SC Thin"/>
-              </w:rPr>
-              <w:t>用户提问</w:t>
-            </w:r>
-          </w:p>
-        </w:tc>
-        <w:tc>
-          <w:tcPr>
-            <w:tcW w:type="dxa" w:w="3312"/>
-          </w:tcPr>
-          <w:p>
-            <w:r>
-              <w:rPr w:hint="eastAsia">
-                <w:rFonts w:ascii="Noto Sans SC Thin" w:hAnsi="Noto Sans SC Thin" w:eastAsia="Noto Sans SC Thin" w:cs="Noto Sans SC Thin"/>
-              </w:rPr>
-              <w:t>章节</w:t>
-            </w:r>
-          </w:p>
-        </w:tc>
-      </w:tr>
-      <w:tr>
-        <w:trPr>
-          <w:cantSplit/>
-        </w:trPr>
-        <w:tc>
-          <w:tcPr>
-            <w:tcW w:type="dxa" w:w="3312"/>
-          </w:tcPr>
-          <w:p>
-            <w:r>
-              <w:rPr w:hint="eastAsia">
-                <w:rFonts w:ascii="Noto Sans SC Thin" w:hAnsi="Noto Sans SC Thin" w:eastAsia="Noto Sans SC Thin" w:cs="Noto Sans SC Thin"/>
-              </w:rPr>
-              <w:t>1</w:t>
-            </w:r>
-          </w:p>
-        </w:tc>
-        <w:tc>
-          <w:tcPr>
-            <w:tcW w:type="dxa" w:w="3312"/>
-          </w:tcPr>
-          <w:p>
-            <w:r>
-              <w:rPr w:hint="eastAsia">
-                <w:rFonts w:ascii="Noto Sans SC Thin" w:hAnsi="Noto Sans SC Thin" w:eastAsia="Noto Sans SC Thin" w:cs="Noto Sans SC Thin"/>
-              </w:rPr>
-              <w:t>旅游减贫学术文章评析（非 AI，略）</w:t>
-            </w:r>
-          </w:p>
-        </w:tc>
-        <w:tc>
-          <w:tcPr>
-            <w:tcW w:type="dxa" w:w="3312"/>
-          </w:tcPr>
-          <w:p>
-            <w:r>
-              <w:rPr w:hint="eastAsia">
-                <w:rFonts w:ascii="Noto Sans SC Thin" w:hAnsi="Noto Sans SC Thin" w:eastAsia="Noto Sans SC Thin" w:cs="Noto Sans SC Thin"/>
-              </w:rPr>
-              <w:t>—</w:t>
-            </w:r>
-          </w:p>
-        </w:tc>
-      </w:tr>
-      <w:tr>
-        <w:trPr>
-          <w:cantSplit/>
-        </w:trPr>
-        <w:tc>
-          <w:tcPr>
-            <w:tcW w:type="dxa" w:w="3312"/>
-          </w:tcPr>
-          <w:p>
-            <w:r>
-              <w:rPr w:hint="eastAsia">
-                <w:rFonts w:ascii="Noto Sans SC Thin" w:hAnsi="Noto Sans SC Thin" w:eastAsia="Noto Sans SC Thin" w:cs="Noto Sans SC Thin"/>
-              </w:rPr>
-              <w:t>2</w:t>
-            </w:r>
-          </w:p>
-        </w:tc>
-        <w:tc>
-          <w:tcPr>
-            <w:tcW w:type="dxa" w:w="3312"/>
-          </w:tcPr>
-          <w:p>
-            <w:r>
-              <w:rPr w:hint="eastAsia">
-                <w:rFonts w:ascii="Noto Sans SC Thin" w:hAnsi="Noto Sans SC Thin" w:eastAsia="Noto Sans SC Thin" w:cs="Noto Sans SC Thin"/>
-              </w:rPr>
-              <w:t>大模型参数的表现形式</w:t>
-            </w:r>
-          </w:p>
-        </w:tc>
-        <w:tc>
-          <w:tcPr>
-            <w:tcW w:type="dxa" w:w="3312"/>
-          </w:tcPr>
-          <w:p>
-            <w:r>
-              <w:rPr w:hint="eastAsia">
-                <w:rFonts w:ascii="Noto Sans SC Thin" w:hAnsi="Noto Sans SC Thin" w:eastAsia="Noto Sans SC Thin" w:cs="Noto Sans SC Thin"/>
-              </w:rPr>
-              <w:t>§1.1</w:t>
-            </w:r>
-          </w:p>
-        </w:tc>
-      </w:tr>
-      <w:tr>
-        <w:trPr>
-          <w:cantSplit/>
-        </w:trPr>
-        <w:tc>
-          <w:tcPr>
-            <w:tcW w:type="dxa" w:w="3312"/>
-          </w:tcPr>
-          <w:p>
-            <w:r>
-              <w:rPr w:hint="eastAsia">
-                <w:rFonts w:ascii="Noto Sans SC Thin" w:hAnsi="Noto Sans SC Thin" w:eastAsia="Noto Sans SC Thin" w:cs="Noto Sans SC Thin"/>
-              </w:rPr>
-              <w:t>3</w:t>
-            </w:r>
-          </w:p>
-        </w:tc>
-        <w:tc>
-          <w:tcPr>
-            <w:tcW w:type="dxa" w:w="3312"/>
-          </w:tcPr>
-          <w:p>
-            <w:r>
-              <w:rPr w:hint="eastAsia">
-                <w:rFonts w:ascii="Noto Sans SC Thin" w:hAnsi="Noto Sans SC Thin" w:eastAsia="Noto Sans SC Thin" w:cs="Noto Sans SC Thin"/>
-              </w:rPr>
-              <w:t>美团/携程酒旅垂类 vs 通用优劣</w:t>
-            </w:r>
-          </w:p>
-        </w:tc>
-        <w:tc>
-          <w:tcPr>
-            <w:tcW w:type="dxa" w:w="3312"/>
-          </w:tcPr>
-          <w:p>
-            <w:r>
-              <w:rPr w:hint="eastAsia">
-                <w:rFonts w:ascii="Noto Sans SC Thin" w:hAnsi="Noto Sans SC Thin" w:eastAsia="Noto Sans SC Thin" w:cs="Noto Sans SC Thin"/>
-              </w:rPr>
-              <w:t>§5.3</w:t>
-            </w:r>
-          </w:p>
-        </w:tc>
-      </w:tr>
-      <w:tr>
-        <w:trPr>
-          <w:cantSplit/>
-        </w:trPr>
-        <w:tc>
-          <w:tcPr>
-            <w:tcW w:type="dxa" w:w="3312"/>
-          </w:tcPr>
-          <w:p>
-            <w:r>
-              <w:rPr w:hint="eastAsia">
-                <w:rFonts w:ascii="Noto Sans SC Thin" w:hAnsi="Noto Sans SC Thin" w:eastAsia="Noto Sans SC Thin" w:cs="Noto Sans SC Thin"/>
-              </w:rPr>
-              <w:t>4</w:t>
-            </w:r>
-          </w:p>
-        </w:tc>
-        <w:tc>
-          <w:tcPr>
-            <w:tcW w:type="dxa" w:w="3312"/>
-          </w:tcPr>
-          <w:p>
-            <w:r>
-              <w:rPr w:hint="eastAsia">
-                <w:rFonts w:ascii="Noto Sans SC Thin" w:hAnsi="Noto Sans SC Thin" w:eastAsia="Noto Sans SC Thin" w:cs="Noto Sans SC Thin"/>
-              </w:rPr>
-              <w:t>开放权重四成本（芯片/云/应用为何支持）</w:t>
-            </w:r>
-          </w:p>
-        </w:tc>
-        <w:tc>
-          <w:tcPr>
-            <w:tcW w:type="dxa" w:w="3312"/>
-          </w:tcPr>
-          <w:p>
-            <w:r>
-              <w:rPr w:hint="eastAsia">
-                <w:rFonts w:ascii="Noto Sans SC Thin" w:hAnsi="Noto Sans SC Thin" w:eastAsia="Noto Sans SC Thin" w:cs="Noto Sans SC Thin"/>
-              </w:rPr>
-              <w:t>§5.4</w:t>
-            </w:r>
-          </w:p>
-        </w:tc>
-      </w:tr>
-      <w:tr>
-        <w:trPr>
-          <w:cantSplit/>
-        </w:trPr>
-        <w:tc>
-          <w:tcPr>
-            <w:tcW w:type="dxa" w:w="3312"/>
-          </w:tcPr>
-          <w:p>
-            <w:r>
-              <w:rPr w:hint="eastAsia">
-                <w:rFonts w:ascii="Noto Sans SC Thin" w:hAnsi="Noto Sans SC Thin" w:eastAsia="Noto Sans SC Thin" w:cs="Noto Sans SC Thin"/>
-              </w:rPr>
-              <w:t>5</w:t>
-            </w:r>
-          </w:p>
-        </w:tc>
-        <w:tc>
-          <w:tcPr>
-            <w:tcW w:type="dxa" w:w="3312"/>
-          </w:tcPr>
-          <w:p>
-            <w:r>
-              <w:rPr w:hint="eastAsia">
-                <w:rFonts w:ascii="Noto Sans SC Thin" w:hAnsi="Noto Sans SC Thin" w:eastAsia="Noto Sans SC Thin" w:cs="Noto Sans SC Thin"/>
-              </w:rPr>
-              <w:t>芯片/云厂商/第三方作用；软硬件对大模型作用</w:t>
-            </w:r>
-          </w:p>
-        </w:tc>
-        <w:tc>
-          <w:tcPr>
-            <w:tcW w:type="dxa" w:w="3312"/>
-          </w:tcPr>
-          <w:p>
-            <w:r>
-              <w:rPr w:hint="eastAsia">
-                <w:rFonts w:ascii="Noto Sans SC Thin" w:hAnsi="Noto Sans SC Thin" w:eastAsia="Noto Sans SC Thin" w:cs="Noto Sans SC Thin"/>
-              </w:rPr>
-              <w:t>§5.5, §4.1</w:t>
-            </w:r>
-          </w:p>
-        </w:tc>
-      </w:tr>
-      <w:tr>
-        <w:trPr>
-          <w:cantSplit/>
-        </w:trPr>
-        <w:tc>
-          <w:tcPr>
-            <w:tcW w:type="dxa" w:w="3312"/>
-          </w:tcPr>
-          <w:p>
-            <w:r>
-              <w:rPr w:hint="eastAsia">
-                <w:rFonts w:ascii="Noto Sans SC Thin" w:hAnsi="Noto Sans SC Thin" w:eastAsia="Noto Sans SC Thin" w:cs="Noto Sans SC Thin"/>
-              </w:rPr>
-              <w:t>6</w:t>
-            </w:r>
-          </w:p>
-        </w:tc>
-        <w:tc>
-          <w:tcPr>
-            <w:tcW w:type="dxa" w:w="3312"/>
-          </w:tcPr>
-          <w:p>
-            <w:r>
-              <w:rPr w:hint="eastAsia">
-                <w:rFonts w:ascii="Noto Sans SC Thin" w:hAnsi="Noto Sans SC Thin" w:eastAsia="Noto Sans SC Thin" w:cs="Noto Sans SC Thin"/>
-              </w:rPr>
-              <w:t>万亿参数需万卡；算力/显存/带宽；芯片训练；iOS/Windows 类比；训练本质；训练vs推理；云厂商区别；云意义；显存跑；上下文占显存；训练到使用硬件旅程；ChatGPT 训练部署发布</w:t>
-            </w:r>
-          </w:p>
-        </w:tc>
-        <w:tc>
-          <w:tcPr>
-            <w:tcW w:type="dxa" w:w="3312"/>
-          </w:tcPr>
-          <w:p>
-            <w:r>
-              <w:rPr w:hint="eastAsia">
-                <w:rFonts w:ascii="Noto Sans SC Thin" w:hAnsi="Noto Sans SC Thin" w:eastAsia="Noto Sans SC Thin" w:cs="Noto Sans SC Thin"/>
-              </w:rPr>
-              <w:t>§4.1–4.4, §1.4</w:t>
-            </w:r>
-          </w:p>
-        </w:tc>
-      </w:tr>
-      <w:tr>
-        <w:trPr>
-          <w:cantSplit/>
-        </w:trPr>
-        <w:tc>
-          <w:tcPr>
-            <w:tcW w:type="dxa" w:w="3312"/>
-          </w:tcPr>
-          <w:p>
-            <w:r>
-              <w:rPr w:hint="eastAsia">
-                <w:rFonts w:ascii="Noto Sans SC Thin" w:hAnsi="Noto Sans SC Thin" w:eastAsia="Noto Sans SC Thin" w:cs="Noto Sans SC Thin"/>
-              </w:rPr>
-              <w:t>7</w:t>
-            </w:r>
-          </w:p>
-        </w:tc>
-        <w:tc>
-          <w:tcPr>
-            <w:tcW w:type="dxa" w:w="3312"/>
-          </w:tcPr>
-          <w:p>
-            <w:r>
-              <w:rPr w:hint="eastAsia">
-                <w:rFonts w:ascii="Noto Sans SC Thin" w:hAnsi="Noto Sans SC Thin" w:eastAsia="Noto Sans SC Thin" w:cs="Noto Sans SC Thin"/>
-              </w:rPr>
-              <w:t>（图片）9 家公司分析</w:t>
-            </w:r>
-          </w:p>
-        </w:tc>
-        <w:tc>
-          <w:tcPr>
-            <w:tcW w:type="dxa" w:w="3312"/>
-          </w:tcPr>
-          <w:p>
-            <w:r>
-              <w:rPr w:hint="eastAsia">
-                <w:rFonts w:ascii="Noto Sans SC Thin" w:hAnsi="Noto Sans SC Thin" w:eastAsia="Noto Sans SC Thin" w:cs="Noto Sans SC Thin"/>
-              </w:rPr>
-              <w:t>§6.5</w:t>
-            </w:r>
-          </w:p>
-        </w:tc>
-      </w:tr>
-      <w:tr>
-        <w:trPr>
-          <w:cantSplit/>
-        </w:trPr>
-        <w:tc>
-          <w:tcPr>
-            <w:tcW w:type="dxa" w:w="3312"/>
-          </w:tcPr>
-          <w:p>
-            <w:r>
-              <w:rPr w:hint="eastAsia">
-                <w:rFonts w:ascii="Noto Sans SC Thin" w:hAnsi="Noto Sans SC Thin" w:eastAsia="Noto Sans SC Thin" w:cs="Noto Sans SC Thin"/>
-              </w:rPr>
-              <w:t>8</w:t>
-            </w:r>
-          </w:p>
-        </w:tc>
-        <w:tc>
-          <w:tcPr>
-            <w:tcW w:type="dxa" w:w="3312"/>
-          </w:tcPr>
-          <w:p>
-            <w:r>
-              <w:rPr w:hint="eastAsia">
-                <w:rFonts w:ascii="Noto Sans SC Thin" w:hAnsi="Noto Sans SC Thin" w:eastAsia="Noto Sans SC Thin" w:cs="Noto Sans SC Thin"/>
-              </w:rPr>
-              <w:t>按图分析 9 家互联网公司</w:t>
-            </w:r>
-          </w:p>
-        </w:tc>
-        <w:tc>
-          <w:tcPr>
-            <w:tcW w:type="dxa" w:w="3312"/>
-          </w:tcPr>
-          <w:p>
-            <w:r>
-              <w:rPr w:hint="eastAsia">
-                <w:rFonts w:ascii="Noto Sans SC Thin" w:hAnsi="Noto Sans SC Thin" w:eastAsia="Noto Sans SC Thin" w:cs="Noto Sans SC Thin"/>
-              </w:rPr>
-              <w:t>§6.5</w:t>
-            </w:r>
-          </w:p>
-        </w:tc>
-      </w:tr>
-      <w:tr>
-        <w:trPr>
-          <w:cantSplit/>
-        </w:trPr>
-        <w:tc>
-          <w:tcPr>
-            <w:tcW w:type="dxa" w:w="3312"/>
-          </w:tcPr>
-          <w:p>
-            <w:r>
-              <w:rPr w:hint="eastAsia">
-                <w:rFonts w:ascii="Noto Sans SC Thin" w:hAnsi="Noto Sans SC Thin" w:eastAsia="Noto Sans SC Thin" w:cs="Noto Sans SC Thin"/>
-              </w:rPr>
-              <w:t>9</w:t>
-            </w:r>
-          </w:p>
-        </w:tc>
-        <w:tc>
-          <w:tcPr>
-            <w:tcW w:type="dxa" w:w="3312"/>
-          </w:tcPr>
-          <w:p>
-            <w:r>
-              <w:rPr w:hint="eastAsia">
-                <w:rFonts w:ascii="Noto Sans SC Thin" w:hAnsi="Noto Sans SC Thin" w:eastAsia="Noto Sans SC Thin" w:cs="Noto Sans SC Thin"/>
-              </w:rPr>
-              <w:t>harness 经 mcp 调工具（沙箱写代码）对否；webhook；大模型路由</w:t>
-            </w:r>
-          </w:p>
-        </w:tc>
-        <w:tc>
-          <w:tcPr>
-            <w:tcW w:type="dxa" w:w="3312"/>
-          </w:tcPr>
-          <w:p>
-            <w:r>
-              <w:rPr w:hint="eastAsia">
-                <w:rFonts w:ascii="Noto Sans SC Thin" w:hAnsi="Noto Sans SC Thin" w:eastAsia="Noto Sans SC Thin" w:cs="Noto Sans SC Thin"/>
-              </w:rPr>
-              <w:t>§3.3, §3.1</w:t>
-            </w:r>
-          </w:p>
-        </w:tc>
-      </w:tr>
-      <w:tr>
-        <w:trPr>
-          <w:cantSplit/>
-        </w:trPr>
-        <w:tc>
-          <w:tcPr>
-            <w:tcW w:type="dxa" w:w="3312"/>
-          </w:tcPr>
-          <w:p>
-            <w:r>
-              <w:rPr w:hint="eastAsia">
-                <w:rFonts w:ascii="Noto Sans SC Thin" w:hAnsi="Noto Sans SC Thin" w:eastAsia="Noto Sans SC Thin" w:cs="Noto Sans SC Thin"/>
-              </w:rPr>
-              <w:t>10</w:t>
-            </w:r>
-          </w:p>
-        </w:tc>
-        <w:tc>
-          <w:tcPr>
-            <w:tcW w:type="dxa" w:w="3312"/>
-          </w:tcPr>
-          <w:p>
-            <w:r>
-              <w:rPr w:hint="eastAsia">
-                <w:rFonts w:ascii="Noto Sans SC Thin" w:hAnsi="Noto Sans SC Thin" w:eastAsia="Noto Sans SC Thin" w:cs="Noto Sans SC Thin"/>
-              </w:rPr>
-              <w:t>（图片）模型区别联系</w:t>
-            </w:r>
-          </w:p>
-        </w:tc>
-        <w:tc>
-          <w:tcPr>
-            <w:tcW w:type="dxa" w:w="3312"/>
-          </w:tcPr>
-          <w:p>
-            <w:r>
-              <w:rPr w:hint="eastAsia">
-                <w:rFonts w:ascii="Noto Sans SC Thin" w:hAnsi="Noto Sans SC Thin" w:eastAsia="Noto Sans SC Thin" w:cs="Noto Sans SC Thin"/>
-              </w:rPr>
-              <w:t>§5.1</w:t>
-            </w:r>
-          </w:p>
-        </w:tc>
-      </w:tr>
-      <w:tr>
-        <w:trPr>
-          <w:cantSplit/>
-        </w:trPr>
-        <w:tc>
-          <w:tcPr>
-            <w:tcW w:type="dxa" w:w="3312"/>
-          </w:tcPr>
-          <w:p>
-            <w:r>
-              <w:rPr w:hint="eastAsia">
-                <w:rFonts w:ascii="Noto Sans SC Thin" w:hAnsi="Noto Sans SC Thin" w:eastAsia="Noto Sans SC Thin" w:cs="Noto Sans SC Thin"/>
-              </w:rPr>
-              <w:t>11</w:t>
-            </w:r>
-          </w:p>
-        </w:tc>
-        <w:tc>
-          <w:tcPr>
-            <w:tcW w:type="dxa" w:w="3312"/>
-          </w:tcPr>
-          <w:p>
-            <w:r>
-              <w:rPr w:hint="eastAsia">
-                <w:rFonts w:ascii="Noto Sans SC Thin" w:hAnsi="Noto Sans SC Thin" w:eastAsia="Noto Sans SC Thin" w:cs="Noto Sans SC Thin"/>
-              </w:rPr>
-              <w:t>这些模型区别联系</w:t>
-            </w:r>
-          </w:p>
-        </w:tc>
-        <w:tc>
-          <w:tcPr>
-            <w:tcW w:type="dxa" w:w="3312"/>
-          </w:tcPr>
-          <w:p>
-            <w:r>
-              <w:rPr w:hint="eastAsia">
-                <w:rFonts w:ascii="Noto Sans SC Thin" w:hAnsi="Noto Sans SC Thin" w:eastAsia="Noto Sans SC Thin" w:cs="Noto Sans SC Thin"/>
-              </w:rPr>
-              <w:t>§5.1–5.9</w:t>
-            </w:r>
-          </w:p>
-        </w:tc>
-      </w:tr>
-      <w:tr>
-        <w:trPr>
-          <w:cantSplit/>
-        </w:trPr>
-        <w:tc>
-          <w:tcPr>
-            <w:tcW w:type="dxa" w:w="3312"/>
-          </w:tcPr>
-          <w:p>
-            <w:r>
-              <w:rPr w:hint="eastAsia">
-                <w:rFonts w:ascii="Noto Sans SC Thin" w:hAnsi="Noto Sans SC Thin" w:eastAsia="Noto Sans SC Thin" w:cs="Noto Sans SC Thin"/>
-              </w:rPr>
-              <w:t>12</w:t>
-            </w:r>
-          </w:p>
-        </w:tc>
-        <w:tc>
-          <w:tcPr>
-            <w:tcW w:type="dxa" w:w="3312"/>
-          </w:tcPr>
-          <w:p>
-            <w:r>
-              <w:rPr w:hint="eastAsia">
-                <w:rFonts w:ascii="Noto Sans SC Thin" w:hAnsi="Noto Sans SC Thin" w:eastAsia="Noto Sans SC Thin" w:cs="Noto Sans SC Thin"/>
-              </w:rPr>
-              <w:t>GPT-6 为何强于 GPT-5，强在哪</w:t>
-            </w:r>
-          </w:p>
-        </w:tc>
-        <w:tc>
-          <w:tcPr>
-            <w:tcW w:type="dxa" w:w="3312"/>
-          </w:tcPr>
-          <w:p>
-            <w:r>
-              <w:rPr w:hint="eastAsia">
-                <w:rFonts w:ascii="Noto Sans SC Thin" w:hAnsi="Noto Sans SC Thin" w:eastAsia="Noto Sans SC Thin" w:cs="Noto Sans SC Thin"/>
-              </w:rPr>
-              <w:t>§5.2</w:t>
-            </w:r>
-          </w:p>
-        </w:tc>
-      </w:tr>
-      <w:tr>
-        <w:trPr>
-          <w:cantSplit/>
-        </w:trPr>
-        <w:tc>
-          <w:tcPr>
-            <w:tcW w:type="dxa" w:w="3312"/>
-          </w:tcPr>
-          <w:p>
-            <w:r>
-              <w:rPr w:hint="eastAsia">
-                <w:rFonts w:ascii="Noto Sans SC Thin" w:hAnsi="Noto Sans SC Thin" w:eastAsia="Noto Sans SC Thin" w:cs="Noto Sans SC Thin"/>
-              </w:rPr>
-              <w:t>13</w:t>
-            </w:r>
-          </w:p>
-        </w:tc>
-        <w:tc>
-          <w:tcPr>
-            <w:tcW w:type="dxa" w:w="3312"/>
-          </w:tcPr>
-          <w:p>
-            <w:r>
-              <w:rPr w:hint="eastAsia">
-                <w:rFonts w:ascii="Noto Sans SC Thin" w:hAnsi="Noto Sans SC Thin" w:eastAsia="Noto Sans SC Thin" w:cs="Noto Sans SC Thin"/>
-              </w:rPr>
-              <w:t>豆包收费前是否亏损、靠抖音养</w:t>
-            </w:r>
-          </w:p>
-        </w:tc>
-        <w:tc>
-          <w:tcPr>
-            <w:tcW w:type="dxa" w:w="3312"/>
-          </w:tcPr>
-          <w:p>
-            <w:r>
-              <w:rPr w:hint="eastAsia">
-                <w:rFonts w:ascii="Noto Sans SC Thin" w:hAnsi="Noto Sans SC Thin" w:eastAsia="Noto Sans SC Thin" w:cs="Noto Sans SC Thin"/>
-              </w:rPr>
-              <w:t>§5.6</w:t>
-            </w:r>
-          </w:p>
-        </w:tc>
-      </w:tr>
-      <w:tr>
-        <w:trPr>
-          <w:cantSplit/>
-        </w:trPr>
-        <w:tc>
-          <w:tcPr>
-            <w:tcW w:type="dxa" w:w="3312"/>
-          </w:tcPr>
-          <w:p>
-            <w:r>
-              <w:rPr w:hint="eastAsia">
-                <w:rFonts w:ascii="Noto Sans SC Thin" w:hAnsi="Noto Sans SC Thin" w:eastAsia="Noto Sans SC Thin" w:cs="Noto Sans SC Thin"/>
-              </w:rPr>
-              <w:t>14</w:t>
-            </w:r>
-          </w:p>
-        </w:tc>
-        <w:tc>
-          <w:tcPr>
-            <w:tcW w:type="dxa" w:w="3312"/>
-          </w:tcPr>
-          <w:p>
-            <w:r>
-              <w:rPr w:hint="eastAsia">
-                <w:rFonts w:ascii="Noto Sans SC Thin" w:hAnsi="Noto Sans SC Thin" w:eastAsia="Noto Sans SC Thin" w:cs="Noto Sans SC Thin"/>
-              </w:rPr>
-              <w:t>豆包为何付费、是否盈利</w:t>
-            </w:r>
-          </w:p>
-        </w:tc>
-        <w:tc>
-          <w:tcPr>
-            <w:tcW w:type="dxa" w:w="3312"/>
-          </w:tcPr>
-          <w:p>
-            <w:r>
-              <w:rPr w:hint="eastAsia">
-                <w:rFonts w:ascii="Noto Sans SC Thin" w:hAnsi="Noto Sans SC Thin" w:eastAsia="Noto Sans SC Thin" w:cs="Noto Sans SC Thin"/>
-              </w:rPr>
-              <w:t>§5.6</w:t>
-            </w:r>
-          </w:p>
-        </w:tc>
-      </w:tr>
-      <w:tr>
-        <w:trPr>
-          <w:cantSplit/>
-        </w:trPr>
-        <w:tc>
-          <w:tcPr>
-            <w:tcW w:type="dxa" w:w="3312"/>
-          </w:tcPr>
-          <w:p>
-            <w:r>
-              <w:rPr w:hint="eastAsia">
-                <w:rFonts w:ascii="Noto Sans SC Thin" w:hAnsi="Noto Sans SC Thin" w:eastAsia="Noto Sans SC Thin" w:cs="Noto Sans SC Thin"/>
-              </w:rPr>
-              <w:t>15</w:t>
-            </w:r>
-          </w:p>
-        </w:tc>
-        <w:tc>
-          <w:tcPr>
-            <w:tcW w:type="dxa" w:w="3312"/>
-          </w:tcPr>
-          <w:p>
-            <w:r>
-              <w:rPr w:hint="eastAsia">
-                <w:rFonts w:ascii="Noto Sans SC Thin" w:hAnsi="Noto Sans SC Thin" w:eastAsia="Noto Sans SC Thin" w:cs="Noto Sans SC Thin"/>
-              </w:rPr>
-              <w:t xml:space="preserve">Ollama </w:t>
-            </w:r>
-            <w:r>
-              <w:rPr w:hint="eastAsia">
-                <w:rFonts w:ascii="Noto Sans SC Thin" w:hAnsi="Noto Sans SC Thin" w:eastAsia="Noto Sans SC Thin" w:cs="Noto Sans SC Thin"/>
-              </w:rPr>
-              <w:t>qwen3.5:4b</w:t>
-            </w:r>
-            <w:r>
-              <w:rPr w:hint="eastAsia">
-                <w:rFonts w:ascii="Noto Sans SC Thin" w:hAnsi="Noto Sans SC Thin" w:eastAsia="Noto Sans SC Thin" w:cs="Noto Sans SC Thin"/>
-              </w:rPr>
-              <w:t xml:space="preserve"> 知识点</w:t>
-            </w:r>
-          </w:p>
-        </w:tc>
-        <w:tc>
-          <w:tcPr>
-            <w:tcW w:type="dxa" w:w="3312"/>
-          </w:tcPr>
-          <w:p>
-            <w:r>
-              <w:rPr w:hint="eastAsia">
-                <w:rFonts w:ascii="Noto Sans SC Thin" w:hAnsi="Noto Sans SC Thin" w:eastAsia="Noto Sans SC Thin" w:cs="Noto Sans SC Thin"/>
-              </w:rPr>
-              <w:t>§4.12</w:t>
-            </w:r>
-          </w:p>
-        </w:tc>
-      </w:tr>
-      <w:tr>
-        <w:trPr>
-          <w:cantSplit/>
-        </w:trPr>
-        <w:tc>
-          <w:tcPr>
-            <w:tcW w:type="dxa" w:w="3312"/>
-          </w:tcPr>
-          <w:p>
-            <w:r>
-              <w:rPr w:hint="eastAsia">
-                <w:rFonts w:ascii="Noto Sans SC Thin" w:hAnsi="Noto Sans SC Thin" w:eastAsia="Noto Sans SC Thin" w:cs="Noto Sans SC Thin"/>
-              </w:rPr>
-              <w:t>16</w:t>
-            </w:r>
-          </w:p>
-        </w:tc>
-        <w:tc>
-          <w:tcPr>
-            <w:tcW w:type="dxa" w:w="3312"/>
-          </w:tcPr>
-          <w:p>
-            <w:r>
-              <w:rPr w:hint="eastAsia">
-                <w:rFonts w:ascii="Noto Sans SC Thin" w:hAnsi="Noto Sans SC Thin" w:eastAsia="Noto Sans SC Thin" w:cs="Noto Sans SC Thin"/>
-              </w:rPr>
-              <w:t>8B 大模型</w:t>
-            </w:r>
-          </w:p>
-        </w:tc>
-        <w:tc>
-          <w:tcPr>
-            <w:tcW w:type="dxa" w:w="3312"/>
-          </w:tcPr>
-          <w:p>
-            <w:r>
-              <w:rPr w:hint="eastAsia">
-                <w:rFonts w:ascii="Noto Sans SC Thin" w:hAnsi="Noto Sans SC Thin" w:eastAsia="Noto Sans SC Thin" w:cs="Noto Sans SC Thin"/>
-              </w:rPr>
-              <w:t>§5.9, §1.1</w:t>
-            </w:r>
-          </w:p>
-        </w:tc>
-      </w:tr>
-      <w:tr>
-        <w:trPr>
-          <w:cantSplit/>
-        </w:trPr>
-        <w:tc>
-          <w:tcPr>
-            <w:tcW w:type="dxa" w:w="3312"/>
-          </w:tcPr>
-          <w:p>
-            <w:r>
-              <w:rPr w:hint="eastAsia">
-                <w:rFonts w:ascii="Noto Sans SC Thin" w:hAnsi="Noto Sans SC Thin" w:eastAsia="Noto Sans SC Thin" w:cs="Noto Sans SC Thin"/>
-              </w:rPr>
-              <w:t>17</w:t>
-            </w:r>
-          </w:p>
-        </w:tc>
-        <w:tc>
-          <w:tcPr>
-            <w:tcW w:type="dxa" w:w="3312"/>
-          </w:tcPr>
-          <w:p>
-            <w:r>
-              <w:rPr w:hint="eastAsia">
-                <w:rFonts w:ascii="Noto Sans SC Thin" w:hAnsi="Noto Sans SC Thin" w:eastAsia="Noto Sans SC Thin" w:cs="Noto Sans SC Thin"/>
-              </w:rPr>
-              <w:t>Windows 显存 vs macOS 内存对应（显卡角度）</w:t>
-            </w:r>
-          </w:p>
-        </w:tc>
-        <w:tc>
-          <w:tcPr>
-            <w:tcW w:type="dxa" w:w="3312"/>
-          </w:tcPr>
-          <w:p>
-            <w:r>
-              <w:rPr w:hint="eastAsia">
-                <w:rFonts w:ascii="Noto Sans SC Thin" w:hAnsi="Noto Sans SC Thin" w:eastAsia="Noto Sans SC Thin" w:cs="Noto Sans SC Thin"/>
-              </w:rPr>
-              <w:t>§4.7</w:t>
-            </w:r>
-          </w:p>
-        </w:tc>
-      </w:tr>
-      <w:tr>
-        <w:trPr>
-          <w:cantSplit/>
-        </w:trPr>
-        <w:tc>
-          <w:tcPr>
-            <w:tcW w:type="dxa" w:w="3312"/>
-          </w:tcPr>
-          <w:p>
-            <w:r>
-              <w:rPr w:hint="eastAsia">
-                <w:rFonts w:ascii="Noto Sans SC Thin" w:hAnsi="Noto Sans SC Thin" w:eastAsia="Noto Sans SC Thin" w:cs="Noto Sans SC Thin"/>
-              </w:rPr>
-              <w:t>18</w:t>
-            </w:r>
-          </w:p>
-        </w:tc>
-        <w:tc>
-          <w:tcPr>
-            <w:tcW w:type="dxa" w:w="3312"/>
-          </w:tcPr>
-          <w:p>
-            <w:r>
-              <w:rPr w:hint="eastAsia">
-                <w:rFonts w:ascii="Noto Sans SC Thin" w:hAnsi="Noto Sans SC Thin" w:eastAsia="Noto Sans SC Thin" w:cs="Noto Sans SC Thin"/>
-              </w:rPr>
-              <w:t>Mac 单核/多核；RTX 是啥；常见显卡</w:t>
-            </w:r>
-          </w:p>
-        </w:tc>
-        <w:tc>
-          <w:tcPr>
-            <w:tcW w:type="dxa" w:w="3312"/>
-          </w:tcPr>
-          <w:p>
-            <w:r>
-              <w:rPr w:hint="eastAsia">
-                <w:rFonts w:ascii="Noto Sans SC Thin" w:hAnsi="Noto Sans SC Thin" w:eastAsia="Noto Sans SC Thin" w:cs="Noto Sans SC Thin"/>
-              </w:rPr>
-              <w:t>§4.8</w:t>
-            </w:r>
-          </w:p>
-        </w:tc>
-      </w:tr>
-      <w:tr>
-        <w:trPr>
-          <w:cantSplit/>
-        </w:trPr>
-        <w:tc>
-          <w:tcPr>
-            <w:tcW w:type="dxa" w:w="3312"/>
-          </w:tcPr>
-          <w:p>
-            <w:r>
-              <w:rPr w:hint="eastAsia">
-                <w:rFonts w:ascii="Noto Sans SC Thin" w:hAnsi="Noto Sans SC Thin" w:eastAsia="Noto Sans SC Thin" w:cs="Noto Sans SC Thin"/>
-              </w:rPr>
-              <w:t>19</w:t>
-            </w:r>
-          </w:p>
-        </w:tc>
-        <w:tc>
-          <w:tcPr>
-            <w:tcW w:type="dxa" w:w="3312"/>
-          </w:tcPr>
-          <w:p>
-            <w:r>
-              <w:rPr w:hint="eastAsia">
-                <w:rFonts w:ascii="Noto Sans SC Thin" w:hAnsi="Noto Sans SC Thin" w:eastAsia="Noto Sans SC Thin" w:cs="Noto Sans SC Thin"/>
-              </w:rPr>
-              <w:t>Ollama 是什么；Qwen 4B/9B/27B 最低显卡/统一内存；RTX5070Ti 适合啥 LLM</w:t>
-            </w:r>
-          </w:p>
-        </w:tc>
-        <w:tc>
-          <w:tcPr>
-            <w:tcW w:type="dxa" w:w="3312"/>
-          </w:tcPr>
-          <w:p>
-            <w:r>
-              <w:rPr w:hint="eastAsia">
-                <w:rFonts w:ascii="Noto Sans SC Thin" w:hAnsi="Noto Sans SC Thin" w:eastAsia="Noto Sans SC Thin" w:cs="Noto Sans SC Thin"/>
-              </w:rPr>
-              <w:t>§4.6, §4.8–4.9</w:t>
-            </w:r>
-          </w:p>
-        </w:tc>
-      </w:tr>
-      <w:tr>
-        <w:trPr>
-          <w:cantSplit/>
-        </w:trPr>
-        <w:tc>
-          <w:tcPr>
-            <w:tcW w:type="dxa" w:w="3312"/>
-          </w:tcPr>
-          <w:p>
-            <w:r>
-              <w:rPr w:hint="eastAsia">
-                <w:rFonts w:ascii="Noto Sans SC Thin" w:hAnsi="Noto Sans SC Thin" w:eastAsia="Noto Sans SC Thin" w:cs="Noto Sans SC Thin"/>
-              </w:rPr>
-              <w:t>20</w:t>
-            </w:r>
-          </w:p>
-        </w:tc>
-        <w:tc>
-          <w:tcPr>
-            <w:tcW w:type="dxa" w:w="3312"/>
-          </w:tcPr>
-          <w:p>
-            <w:r>
-              <w:rPr w:hint="eastAsia">
-                <w:rFonts w:ascii="Noto Sans SC Thin" w:hAnsi="Noto Sans SC Thin" w:eastAsia="Noto Sans SC Thin" w:cs="Noto Sans SC Thin"/>
-              </w:rPr>
-              <w:t>目前最强 RTX 显卡</w:t>
-            </w:r>
-          </w:p>
-        </w:tc>
-        <w:tc>
-          <w:tcPr>
-            <w:tcW w:type="dxa" w:w="3312"/>
-          </w:tcPr>
-          <w:p>
-            <w:r>
-              <w:rPr w:hint="eastAsia">
-                <w:rFonts w:ascii="Noto Sans SC Thin" w:hAnsi="Noto Sans SC Thin" w:eastAsia="Noto Sans SC Thin" w:cs="Noto Sans SC Thin"/>
-              </w:rPr>
-              <w:t>§4.8–4.9</w:t>
-            </w:r>
-          </w:p>
-        </w:tc>
-      </w:tr>
-      <w:tr>
-        <w:trPr>
-          <w:cantSplit/>
-        </w:trPr>
-        <w:tc>
-          <w:tcPr>
-            <w:tcW w:type="dxa" w:w="3312"/>
-          </w:tcPr>
-          <w:p>
-            <w:r>
-              <w:rPr w:hint="eastAsia">
-                <w:rFonts w:ascii="Noto Sans SC Thin" w:hAnsi="Noto Sans SC Thin" w:eastAsia="Noto Sans SC Thin" w:cs="Noto Sans SC Thin"/>
-              </w:rPr>
-              <w:t>21</w:t>
-            </w:r>
-          </w:p>
-        </w:tc>
-        <w:tc>
-          <w:tcPr>
-            <w:tcW w:type="dxa" w:w="3312"/>
-          </w:tcPr>
-          <w:p>
-            <w:r>
-              <w:rPr w:hint="eastAsia">
-                <w:rFonts w:ascii="Noto Sans SC Thin" w:hAnsi="Noto Sans SC Thin" w:eastAsia="Noto Sans SC Thin" w:cs="Noto Sans SC Thin"/>
-              </w:rPr>
-              <w:t>RTX5090/5070Ti 价格；Mac 有无组合追平</w:t>
-            </w:r>
-          </w:p>
-        </w:tc>
-        <w:tc>
-          <w:tcPr>
-            <w:tcW w:type="dxa" w:w="3312"/>
-          </w:tcPr>
-          <w:p>
-            <w:r>
-              <w:rPr w:hint="eastAsia">
-                <w:rFonts w:ascii="Noto Sans SC Thin" w:hAnsi="Noto Sans SC Thin" w:eastAsia="Noto Sans SC Thin" w:cs="Noto Sans SC Thin"/>
-              </w:rPr>
-              <w:t>§4.9</w:t>
-            </w:r>
-          </w:p>
-        </w:tc>
-      </w:tr>
-      <w:tr>
-        <w:trPr>
-          <w:cantSplit/>
-        </w:trPr>
-        <w:tc>
-          <w:tcPr>
-            <w:tcW w:type="dxa" w:w="3312"/>
-          </w:tcPr>
-          <w:p>
-            <w:r>
-              <w:rPr w:hint="eastAsia">
-                <w:rFonts w:ascii="Noto Sans SC Thin" w:hAnsi="Noto Sans SC Thin" w:eastAsia="Noto Sans SC Thin" w:cs="Noto Sans SC Thin"/>
-              </w:rPr>
-              <w:t>22</w:t>
-            </w:r>
-          </w:p>
-        </w:tc>
-        <w:tc>
-          <w:tcPr>
-            <w:tcW w:type="dxa" w:w="3312"/>
-          </w:tcPr>
-          <w:p>
-            <w:r>
-              <w:rPr w:hint="eastAsia">
-                <w:rFonts w:ascii="Noto Sans SC Thin" w:hAnsi="Noto Sans SC Thin" w:eastAsia="Noto Sans SC Thin" w:cs="Noto Sans SC Thin"/>
-              </w:rPr>
-              <w:t>显卡物理体积；Mac Studio 能否追上</w:t>
-            </w:r>
-          </w:p>
-        </w:tc>
-        <w:tc>
-          <w:tcPr>
-            <w:tcW w:type="dxa" w:w="3312"/>
-          </w:tcPr>
-          <w:p>
-            <w:r>
-              <w:rPr w:hint="eastAsia">
-                <w:rFonts w:ascii="Noto Sans SC Thin" w:hAnsi="Noto Sans SC Thin" w:eastAsia="Noto Sans SC Thin" w:cs="Noto Sans SC Thin"/>
-              </w:rPr>
-              <w:t>§4.9</w:t>
-            </w:r>
-          </w:p>
-        </w:tc>
-      </w:tr>
-      <w:tr>
-        <w:trPr>
-          <w:cantSplit/>
-        </w:trPr>
-        <w:tc>
-          <w:tcPr>
-            <w:tcW w:type="dxa" w:w="3312"/>
-          </w:tcPr>
-          <w:p>
-            <w:r>
-              <w:rPr w:hint="eastAsia">
-                <w:rFonts w:ascii="Noto Sans SC Thin" w:hAnsi="Noto Sans SC Thin" w:eastAsia="Noto Sans SC Thin" w:cs="Noto Sans SC Thin"/>
-              </w:rPr>
-              <w:t>23</w:t>
-            </w:r>
-          </w:p>
-        </w:tc>
-        <w:tc>
-          <w:tcPr>
-            <w:tcW w:type="dxa" w:w="3312"/>
-          </w:tcPr>
-          <w:p>
-            <w:r>
-              <w:rPr w:hint="eastAsia">
-                <w:rFonts w:ascii="Noto Sans SC Thin" w:hAnsi="Noto Sans SC Thin" w:eastAsia="Noto Sans SC Thin" w:cs="Noto Sans SC Thin"/>
-              </w:rPr>
-              <w:t>国内企业用 Windows 还是 Mac 训练</w:t>
-            </w:r>
-          </w:p>
-        </w:tc>
-        <w:tc>
-          <w:tcPr>
-            <w:tcW w:type="dxa" w:w="3312"/>
-          </w:tcPr>
-          <w:p>
-            <w:r>
-              <w:rPr w:hint="eastAsia">
-                <w:rFonts w:ascii="Noto Sans SC Thin" w:hAnsi="Noto Sans SC Thin" w:eastAsia="Noto Sans SC Thin" w:cs="Noto Sans SC Thin"/>
-              </w:rPr>
-              <w:t>§4.10</w:t>
-            </w:r>
-          </w:p>
-        </w:tc>
-      </w:tr>
-      <w:tr>
-        <w:trPr>
-          <w:cantSplit/>
-        </w:trPr>
-        <w:tc>
-          <w:tcPr>
-            <w:tcW w:type="dxa" w:w="3312"/>
-          </w:tcPr>
-          <w:p>
-            <w:r>
-              <w:rPr w:hint="eastAsia">
-                <w:rFonts w:ascii="Noto Sans SC Thin" w:hAnsi="Noto Sans SC Thin" w:eastAsia="Noto Sans SC Thin" w:cs="Noto Sans SC Thin"/>
-              </w:rPr>
-              <w:t>24</w:t>
-            </w:r>
-          </w:p>
-        </w:tc>
-        <w:tc>
-          <w:tcPr>
-            <w:tcW w:type="dxa" w:w="3312"/>
-          </w:tcPr>
-          <w:p>
-            <w:r>
-              <w:rPr w:hint="eastAsia">
-                <w:rFonts w:ascii="Noto Sans SC Thin" w:hAnsi="Noto Sans SC Thin" w:eastAsia="Noto Sans SC Thin" w:cs="Noto Sans SC Thin"/>
-              </w:rPr>
-              <w:t>详细展开（CUDA）</w:t>
-            </w:r>
-          </w:p>
-        </w:tc>
-        <w:tc>
-          <w:tcPr>
-            <w:tcW w:type="dxa" w:w="3312"/>
-          </w:tcPr>
-          <w:p>
-            <w:r>
-              <w:rPr w:hint="eastAsia">
-                <w:rFonts w:ascii="Noto Sans SC Thin" w:hAnsi="Noto Sans SC Thin" w:eastAsia="Noto Sans SC Thin" w:cs="Noto Sans SC Thin"/>
-              </w:rPr>
-              <w:t>§4.5</w:t>
-            </w:r>
-          </w:p>
-        </w:tc>
-      </w:tr>
-    </w:tbl>
-    <w:p>
-      <w:pPr>
-        <w:pStyle w:val="Heading3"/>
-        <w:keepNext/>
-      </w:pPr>
-      <w:r>
-        <w:rPr w:hint="eastAsia">
-          <w:rFonts w:ascii="Noto Sans SC Thin" w:hAnsi="Noto Sans SC Thin" w:eastAsia="Noto Sans SC Thin" w:cs="Noto Sans SC Thin"/>
-        </w:rPr>
-        <w:t>AI术语认知（31 回合）</w:t>
-      </w:r>
-    </w:p>
-    <w:tbl>
-      <w:tblPr>
-        <w:tblStyle w:val="LightGrid-Accent1"/>
-        <w:tblW w:type="auto" w:w="0"/>
-        <w:jc w:val="center"/>
-        <w:tblLook w:firstColumn="1" w:firstRow="1" w:lastColumn="0" w:lastRow="0" w:noHBand="0" w:noVBand="1" w:val="04A0"/>
-      </w:tblPr>
-      <w:tblGrid>
-        <w:gridCol w:w="3312"/>
-        <w:gridCol w:w="3312"/>
-        <w:gridCol w:w="3312"/>
-      </w:tblGrid>
-      <w:tr>
-        <w:trPr>
-          <w:cantSplit/>
-          <w:tblHeader/>
-        </w:trPr>
-        <w:tc>
-          <w:tcPr>
-            <w:tcW w:type="dxa" w:w="3312"/>
-          </w:tcPr>
-          <w:p>
-            <w:r>
-              <w:rPr w:hint="eastAsia">
-                <w:rFonts w:ascii="Noto Sans SC Thin" w:hAnsi="Noto Sans SC Thin" w:eastAsia="Noto Sans SC Thin" w:cs="Noto Sans SC Thin"/>
-              </w:rPr>
-              <w:t>#</w:t>
-            </w:r>
-          </w:p>
-        </w:tc>
-        <w:tc>
-          <w:tcPr>
-            <w:tcW w:type="dxa" w:w="3312"/>
-          </w:tcPr>
-          <w:p>
-            <w:r>
-              <w:rPr w:hint="eastAsia">
-                <w:rFonts w:ascii="Noto Sans SC Thin" w:hAnsi="Noto Sans SC Thin" w:eastAsia="Noto Sans SC Thin" w:cs="Noto Sans SC Thin"/>
-              </w:rPr>
-              <w:t>用户提问或主题</w:t>
-            </w:r>
-          </w:p>
-        </w:tc>
-        <w:tc>
-          <w:tcPr>
-            <w:tcW w:type="dxa" w:w="3312"/>
-          </w:tcPr>
-          <w:p>
-            <w:r>
-              <w:rPr w:hint="eastAsia">
-                <w:rFonts w:ascii="Noto Sans SC Thin" w:hAnsi="Noto Sans SC Thin" w:eastAsia="Noto Sans SC Thin" w:cs="Noto Sans SC Thin"/>
-              </w:rPr>
-              <w:t>章节</w:t>
-            </w:r>
-          </w:p>
-        </w:tc>
-      </w:tr>
-      <w:tr>
-        <w:trPr>
-          <w:cantSplit/>
-        </w:trPr>
-        <w:tc>
-          <w:tcPr>
-            <w:tcW w:type="dxa" w:w="3312"/>
-          </w:tcPr>
-          <w:p>
-            <w:r>
-              <w:rPr w:hint="eastAsia">
-                <w:rFonts w:ascii="Noto Sans SC Thin" w:hAnsi="Noto Sans SC Thin" w:eastAsia="Noto Sans SC Thin" w:cs="Noto Sans SC Thin"/>
-              </w:rPr>
-              <w:t>1</w:t>
-            </w:r>
-          </w:p>
-        </w:tc>
-        <w:tc>
-          <w:tcPr>
-            <w:tcW w:type="dxa" w:w="3312"/>
-          </w:tcPr>
-          <w:p>
-            <w:r>
-              <w:rPr w:hint="eastAsia">
-                <w:rFonts w:ascii="Noto Sans SC Thin" w:hAnsi="Noto Sans SC Thin" w:eastAsia="Noto Sans SC Thin" w:cs="Noto Sans SC Thin"/>
-              </w:rPr>
-              <w:t>我已懂哪些 AI 术语</w:t>
-            </w:r>
-          </w:p>
-        </w:tc>
-        <w:tc>
-          <w:tcPr>
-            <w:tcW w:type="dxa" w:w="3312"/>
-          </w:tcPr>
-          <w:p>
-            <w:r>
-              <w:rPr w:hint="eastAsia">
-                <w:rFonts w:ascii="Noto Sans SC Thin" w:hAnsi="Noto Sans SC Thin" w:eastAsia="Noto Sans SC Thin" w:cs="Noto Sans SC Thin"/>
-              </w:rPr>
-              <w:t>全文；§5.9 术语体系</w:t>
-            </w:r>
-          </w:p>
-        </w:tc>
-      </w:tr>
-      <w:tr>
-        <w:trPr>
-          <w:cantSplit/>
-        </w:trPr>
-        <w:tc>
-          <w:tcPr>
-            <w:tcW w:type="dxa" w:w="3312"/>
-          </w:tcPr>
-          <w:p>
-            <w:r>
-              <w:rPr w:hint="eastAsia">
-                <w:rFonts w:ascii="Noto Sans SC Thin" w:hAnsi="Noto Sans SC Thin" w:eastAsia="Noto Sans SC Thin" w:cs="Noto Sans SC Thin"/>
-              </w:rPr>
-              <w:t>2</w:t>
-            </w:r>
-          </w:p>
-        </w:tc>
-        <w:tc>
-          <w:tcPr>
-            <w:tcW w:type="dxa" w:w="3312"/>
-          </w:tcPr>
-          <w:p>
-            <w:r>
-              <w:rPr w:hint="eastAsia">
-                <w:rFonts w:ascii="Noto Sans SC Thin" w:hAnsi="Noto Sans SC Thin" w:eastAsia="Noto Sans SC Thin" w:cs="Noto Sans SC Thin"/>
-              </w:rPr>
-              <w:t>将术语归类</w:t>
-            </w:r>
-          </w:p>
-        </w:tc>
-        <w:tc>
-          <w:tcPr>
-            <w:tcW w:type="dxa" w:w="3312"/>
-          </w:tcPr>
-          <w:p>
-            <w:r>
-              <w:rPr w:hint="eastAsia">
-                <w:rFonts w:ascii="Noto Sans SC Thin" w:hAnsi="Noto Sans SC Thin" w:eastAsia="Noto Sans SC Thin" w:cs="Noto Sans SC Thin"/>
-              </w:rPr>
-              <w:t>§0；模块一至九</w:t>
-            </w:r>
-          </w:p>
-        </w:tc>
-      </w:tr>
-      <w:tr>
-        <w:trPr>
-          <w:cantSplit/>
-        </w:trPr>
-        <w:tc>
-          <w:tcPr>
-            <w:tcW w:type="dxa" w:w="3312"/>
-          </w:tcPr>
-          <w:p>
-            <w:r>
-              <w:rPr w:hint="eastAsia">
-                <w:rFonts w:ascii="Noto Sans SC Thin" w:hAnsi="Noto Sans SC Thin" w:eastAsia="Noto Sans SC Thin" w:cs="Noto Sans SC Thin"/>
-              </w:rPr>
-              <w:t>3</w:t>
-            </w:r>
-          </w:p>
-        </w:tc>
-        <w:tc>
-          <w:tcPr>
-            <w:tcW w:type="dxa" w:w="3312"/>
-          </w:tcPr>
-          <w:p>
-            <w:r>
-              <w:rPr w:hint="eastAsia">
-                <w:rFonts w:ascii="Noto Sans SC Thin" w:hAnsi="Noto Sans SC Thin" w:eastAsia="Noto Sans SC Thin" w:cs="Noto Sans SC Thin"/>
-              </w:rPr>
-              <w:t>最重要的术语与学习优先级</w:t>
-            </w:r>
-          </w:p>
-        </w:tc>
-        <w:tc>
-          <w:tcPr>
-            <w:tcW w:type="dxa" w:w="3312"/>
-          </w:tcPr>
-          <w:p>
-            <w:r>
-              <w:rPr w:hint="eastAsia">
-                <w:rFonts w:ascii="Noto Sans SC Thin" w:hAnsi="Noto Sans SC Thin" w:eastAsia="Noto Sans SC Thin" w:cs="Noto Sans SC Thin"/>
-              </w:rPr>
-              <w:t>§1.2–1.4；§2.1；§3.1–3.5</w:t>
-            </w:r>
-          </w:p>
-        </w:tc>
-      </w:tr>
-      <w:tr>
-        <w:trPr>
-          <w:cantSplit/>
-        </w:trPr>
-        <w:tc>
-          <w:tcPr>
-            <w:tcW w:type="dxa" w:w="3312"/>
-          </w:tcPr>
-          <w:p>
-            <w:r>
-              <w:rPr w:hint="eastAsia">
-                <w:rFonts w:ascii="Noto Sans SC Thin" w:hAnsi="Noto Sans SC Thin" w:eastAsia="Noto Sans SC Thin" w:cs="Noto Sans SC Thin"/>
-              </w:rPr>
-              <w:t>4</w:t>
-            </w:r>
-          </w:p>
-        </w:tc>
-        <w:tc>
-          <w:tcPr>
-            <w:tcW w:type="dxa" w:w="3312"/>
-          </w:tcPr>
-          <w:p>
-            <w:r>
-              <w:rPr w:hint="eastAsia">
-                <w:rFonts w:ascii="Noto Sans SC Thin" w:hAnsi="Noto Sans SC Thin" w:eastAsia="Noto Sans SC Thin" w:cs="Noto Sans SC Thin"/>
-              </w:rPr>
-              <w:t>AI 素养与同龄人比较</w:t>
-            </w:r>
-          </w:p>
-        </w:tc>
-        <w:tc>
-          <w:tcPr>
-            <w:tcW w:type="dxa" w:w="3312"/>
-          </w:tcPr>
-          <w:p>
-            <w:r>
-              <w:rPr w:hint="eastAsia">
-                <w:rFonts w:ascii="Noto Sans SC Thin" w:hAnsi="Noto Sans SC Thin" w:eastAsia="Noto Sans SC Thin" w:cs="Noto Sans SC Thin"/>
-              </w:rPr>
-              <w:t>§9.5</w:t>
-            </w:r>
-          </w:p>
-        </w:tc>
-      </w:tr>
-      <w:tr>
-        <w:trPr>
-          <w:cantSplit/>
-        </w:trPr>
-        <w:tc>
-          <w:tcPr>
-            <w:tcW w:type="dxa" w:w="3312"/>
-          </w:tcPr>
-          <w:p>
-            <w:r>
-              <w:rPr w:hint="eastAsia">
-                <w:rFonts w:ascii="Noto Sans SC Thin" w:hAnsi="Noto Sans SC Thin" w:eastAsia="Noto Sans SC Thin" w:cs="Noto Sans SC Thin"/>
-              </w:rPr>
-              <w:t>5</w:t>
-            </w:r>
-          </w:p>
-        </w:tc>
-        <w:tc>
-          <w:tcPr>
-            <w:tcW w:type="dxa" w:w="3312"/>
-          </w:tcPr>
-          <w:p>
-            <w:r>
-              <w:rPr w:hint="eastAsia">
-                <w:rFonts w:ascii="Noto Sans SC Thin" w:hAnsi="Noto Sans SC Thin" w:eastAsia="Noto Sans SC Thin" w:cs="Noto Sans SC Thin"/>
-              </w:rPr>
-              <w:t>求职 AI 产品经理是否够用</w:t>
-            </w:r>
-          </w:p>
-        </w:tc>
-        <w:tc>
-          <w:tcPr>
-            <w:tcW w:type="dxa" w:w="3312"/>
-          </w:tcPr>
-          <w:p>
-            <w:r>
-              <w:rPr w:hint="eastAsia">
-                <w:rFonts w:ascii="Noto Sans SC Thin" w:hAnsi="Noto Sans SC Thin" w:eastAsia="Noto Sans SC Thin" w:cs="Noto Sans SC Thin"/>
-              </w:rPr>
-              <w:t>§6.1、§6.6、§9.5</w:t>
-            </w:r>
-          </w:p>
-        </w:tc>
-      </w:tr>
-      <w:tr>
-        <w:trPr>
-          <w:cantSplit/>
-        </w:trPr>
-        <w:tc>
-          <w:tcPr>
-            <w:tcW w:type="dxa" w:w="3312"/>
-          </w:tcPr>
-          <w:p>
-            <w:r>
-              <w:rPr w:hint="eastAsia">
-                <w:rFonts w:ascii="Noto Sans SC Thin" w:hAnsi="Noto Sans SC Thin" w:eastAsia="Noto Sans SC Thin" w:cs="Noto Sans SC Thin"/>
-              </w:rPr>
-              <w:t>6</w:t>
-            </w:r>
-          </w:p>
-        </w:tc>
-        <w:tc>
-          <w:tcPr>
-            <w:tcW w:type="dxa" w:w="3312"/>
-          </w:tcPr>
-          <w:p>
-            <w:r>
-              <w:rPr w:hint="eastAsia">
-                <w:rFonts w:ascii="Noto Sans SC Thin" w:hAnsi="Noto Sans SC Thin" w:eastAsia="Noto Sans SC Thin" w:cs="Noto Sans SC Thin"/>
-              </w:rPr>
-              <w:t>Agent = LLM + Harness + Plugin + MCP + ReAct</w:t>
-            </w:r>
-            <w:r>
-              <w:rPr w:hint="eastAsia">
-                <w:rFonts w:ascii="Noto Sans SC Thin" w:hAnsi="Noto Sans SC Thin" w:eastAsia="Noto Sans SC Thin" w:cs="Noto Sans SC Thin"/>
-              </w:rPr>
-              <w:t xml:space="preserve"> 是否正确</w:t>
-            </w:r>
-          </w:p>
-        </w:tc>
-        <w:tc>
-          <w:tcPr>
-            <w:tcW w:type="dxa" w:w="3312"/>
-          </w:tcPr>
-          <w:p>
-            <w:r>
-              <w:rPr w:hint="eastAsia">
-                <w:rFonts w:ascii="Noto Sans SC Thin" w:hAnsi="Noto Sans SC Thin" w:eastAsia="Noto Sans SC Thin" w:cs="Noto Sans SC Thin"/>
-              </w:rPr>
-              <w:t>§3.1–3.7；§8.3</w:t>
-            </w:r>
-          </w:p>
-        </w:tc>
-      </w:tr>
-      <w:tr>
-        <w:trPr>
-          <w:cantSplit/>
-        </w:trPr>
-        <w:tc>
-          <w:tcPr>
-            <w:tcW w:type="dxa" w:w="3312"/>
-          </w:tcPr>
-          <w:p>
-            <w:r>
-              <w:rPr w:hint="eastAsia">
-                <w:rFonts w:ascii="Noto Sans SC Thin" w:hAnsi="Noto Sans SC Thin" w:eastAsia="Noto Sans SC Thin" w:cs="Noto Sans SC Thin"/>
-              </w:rPr>
-              <w:t>7</w:t>
-            </w:r>
-          </w:p>
-        </w:tc>
-        <w:tc>
-          <w:tcPr>
-            <w:tcW w:type="dxa" w:w="3312"/>
-          </w:tcPr>
-          <w:p>
-            <w:r>
-              <w:rPr w:hint="eastAsia">
-                <w:rFonts w:ascii="Noto Sans SC Thin" w:hAnsi="Noto Sans SC Thin" w:eastAsia="Noto Sans SC Thin" w:cs="Noto Sans SC Thin"/>
-              </w:rPr>
-              <w:t>LangChain 在哪里发挥作用</w:t>
-            </w:r>
-          </w:p>
-        </w:tc>
-        <w:tc>
-          <w:tcPr>
-            <w:tcW w:type="dxa" w:w="3312"/>
-          </w:tcPr>
-          <w:p>
-            <w:r>
-              <w:rPr w:hint="eastAsia">
-                <w:rFonts w:ascii="Noto Sans SC Thin" w:hAnsi="Noto Sans SC Thin" w:eastAsia="Noto Sans SC Thin" w:cs="Noto Sans SC Thin"/>
-              </w:rPr>
-              <w:t>§3.7</w:t>
-            </w:r>
-          </w:p>
-        </w:tc>
-      </w:tr>
-      <w:tr>
-        <w:trPr>
-          <w:cantSplit/>
-        </w:trPr>
-        <w:tc>
-          <w:tcPr>
-            <w:tcW w:type="dxa" w:w="3312"/>
-          </w:tcPr>
-          <w:p>
-            <w:r>
-              <w:rPr w:hint="eastAsia">
-                <w:rFonts w:ascii="Noto Sans SC Thin" w:hAnsi="Noto Sans SC Thin" w:eastAsia="Noto Sans SC Thin" w:cs="Noto Sans SC Thin"/>
-              </w:rPr>
-              <w:t>8</w:t>
-            </w:r>
-          </w:p>
-        </w:tc>
-        <w:tc>
-          <w:tcPr>
-            <w:tcW w:type="dxa" w:w="3312"/>
-          </w:tcPr>
-          <w:p>
-            <w:r>
-              <w:rPr w:hint="eastAsia">
-                <w:rFonts w:ascii="Noto Sans SC Thin" w:hAnsi="Noto Sans SC Thin" w:eastAsia="Noto Sans SC Thin" w:cs="Noto Sans SC Thin"/>
-              </w:rPr>
-              <w:t>LangChain 是否把一切组合起来</w:t>
-            </w:r>
-          </w:p>
-        </w:tc>
-        <w:tc>
-          <w:tcPr>
-            <w:tcW w:type="dxa" w:w="3312"/>
-          </w:tcPr>
-          <w:p>
-            <w:r>
-              <w:rPr w:hint="eastAsia">
-                <w:rFonts w:ascii="Noto Sans SC Thin" w:hAnsi="Noto Sans SC Thin" w:eastAsia="Noto Sans SC Thin" w:cs="Noto Sans SC Thin"/>
-              </w:rPr>
-              <w:t>§3.7；§8.3</w:t>
-            </w:r>
-          </w:p>
-        </w:tc>
-      </w:tr>
-      <w:tr>
-        <w:trPr>
-          <w:cantSplit/>
-        </w:trPr>
-        <w:tc>
-          <w:tcPr>
-            <w:tcW w:type="dxa" w:w="3312"/>
-          </w:tcPr>
-          <w:p>
-            <w:r>
-              <w:rPr w:hint="eastAsia">
-                <w:rFonts w:ascii="Noto Sans SC Thin" w:hAnsi="Noto Sans SC Thin" w:eastAsia="Noto Sans SC Thin" w:cs="Noto Sans SC Thin"/>
-              </w:rPr>
-              <w:t>9</w:t>
-            </w:r>
-          </w:p>
-        </w:tc>
-        <w:tc>
-          <w:tcPr>
-            <w:tcW w:type="dxa" w:w="3312"/>
-          </w:tcPr>
-          <w:p>
-            <w:r>
-              <w:rPr w:hint="eastAsia">
-                <w:rFonts w:ascii="Noto Sans SC Thin" w:hAnsi="Noto Sans SC Thin" w:eastAsia="Noto Sans SC Thin" w:cs="Noto Sans SC Thin"/>
-              </w:rPr>
-              <w:t>SFT、DPO、RLHF、LoRA 及其他类似技术</w:t>
-            </w:r>
-          </w:p>
-        </w:tc>
-        <w:tc>
-          <w:tcPr>
-            <w:tcW w:type="dxa" w:w="3312"/>
-          </w:tcPr>
-          <w:p>
-            <w:r>
-              <w:rPr w:hint="eastAsia">
-                <w:rFonts w:ascii="Noto Sans SC Thin" w:hAnsi="Noto Sans SC Thin" w:eastAsia="Noto Sans SC Thin" w:cs="Noto Sans SC Thin"/>
-              </w:rPr>
-              <w:t>§2.2、§2.7–2.9</w:t>
-            </w:r>
-          </w:p>
-        </w:tc>
-      </w:tr>
-      <w:tr>
-        <w:trPr>
-          <w:cantSplit/>
-        </w:trPr>
-        <w:tc>
-          <w:tcPr>
-            <w:tcW w:type="dxa" w:w="3312"/>
-          </w:tcPr>
-          <w:p>
-            <w:r>
-              <w:rPr w:hint="eastAsia">
-                <w:rFonts w:ascii="Noto Sans SC Thin" w:hAnsi="Noto Sans SC Thin" w:eastAsia="Noto Sans SC Thin" w:cs="Noto Sans SC Thin"/>
-              </w:rPr>
-              <w:t>10</w:t>
-            </w:r>
-          </w:p>
-        </w:tc>
-        <w:tc>
-          <w:tcPr>
-            <w:tcW w:type="dxa" w:w="3312"/>
-          </w:tcPr>
-          <w:p>
-            <w:r>
-              <w:rPr w:hint="eastAsia">
-                <w:rFonts w:ascii="Noto Sans SC Thin" w:hAnsi="Noto Sans SC Thin" w:eastAsia="Noto Sans SC Thin" w:cs="Noto Sans SC Thin"/>
-              </w:rPr>
-              <w:t>RLHF 目的、步骤；微调与对齐的含义和区别</w:t>
-            </w:r>
-          </w:p>
-        </w:tc>
-        <w:tc>
-          <w:tcPr>
-            <w:tcW w:type="dxa" w:w="3312"/>
-          </w:tcPr>
-          <w:p>
-            <w:r>
-              <w:rPr w:hint="eastAsia">
-                <w:rFonts w:ascii="Noto Sans SC Thin" w:hAnsi="Noto Sans SC Thin" w:eastAsia="Noto Sans SC Thin" w:cs="Noto Sans SC Thin"/>
-              </w:rPr>
-              <w:t>§2.1、§2.6、§2.8</w:t>
-            </w:r>
-          </w:p>
-        </w:tc>
-      </w:tr>
-      <w:tr>
-        <w:trPr>
-          <w:cantSplit/>
-        </w:trPr>
-        <w:tc>
-          <w:tcPr>
-            <w:tcW w:type="dxa" w:w="3312"/>
-          </w:tcPr>
-          <w:p>
-            <w:r>
-              <w:rPr w:hint="eastAsia">
-                <w:rFonts w:ascii="Noto Sans SC Thin" w:hAnsi="Noto Sans SC Thin" w:eastAsia="Noto Sans SC Thin" w:cs="Noto Sans SC Thin"/>
-              </w:rPr>
-              <w:t>11</w:t>
-            </w:r>
-          </w:p>
-        </w:tc>
-        <w:tc>
-          <w:tcPr>
-            <w:tcW w:type="dxa" w:w="3312"/>
-          </w:tcPr>
-          <w:p>
-            <w:r>
-              <w:rPr w:hint="eastAsia">
-                <w:rFonts w:ascii="Noto Sans SC Thin" w:hAnsi="Noto Sans SC Thin" w:eastAsia="Noto Sans SC Thin" w:cs="Noto Sans SC Thin"/>
-              </w:rPr>
-              <w:t>PPO、PO、DPO、ORPO、KTO</w:t>
-            </w:r>
-          </w:p>
-        </w:tc>
-        <w:tc>
-          <w:tcPr>
-            <w:tcW w:type="dxa" w:w="3312"/>
-          </w:tcPr>
-          <w:p>
-            <w:r>
-              <w:rPr w:hint="eastAsia">
-                <w:rFonts w:ascii="Noto Sans SC Thin" w:hAnsi="Noto Sans SC Thin" w:eastAsia="Noto Sans SC Thin" w:cs="Noto Sans SC Thin"/>
-              </w:rPr>
-              <w:t>§2.7</w:t>
-            </w:r>
-          </w:p>
-        </w:tc>
-      </w:tr>
-      <w:tr>
-        <w:trPr>
-          <w:cantSplit/>
-        </w:trPr>
-        <w:tc>
-          <w:tcPr>
-            <w:tcW w:type="dxa" w:w="3312"/>
-          </w:tcPr>
-          <w:p>
-            <w:r>
-              <w:rPr w:hint="eastAsia">
-                <w:rFonts w:ascii="Noto Sans SC Thin" w:hAnsi="Noto Sans SC Thin" w:eastAsia="Noto Sans SC Thin" w:cs="Noto Sans SC Thin"/>
-              </w:rPr>
-              <w:t>12</w:t>
-            </w:r>
-          </w:p>
-        </w:tc>
-        <w:tc>
-          <w:tcPr>
-            <w:tcW w:type="dxa" w:w="3312"/>
-          </w:tcPr>
-          <w:p>
-            <w:r>
-              <w:rPr w:hint="eastAsia">
-                <w:rFonts w:ascii="Noto Sans SC Thin" w:hAnsi="Noto Sans SC Thin" w:eastAsia="Noto Sans SC Thin" w:cs="Noto Sans SC Thin"/>
-              </w:rPr>
-              <w:t>预训练、后训练、微调、对齐的顺序；DPO 与 RLHF</w:t>
-            </w:r>
-          </w:p>
-        </w:tc>
-        <w:tc>
-          <w:tcPr>
-            <w:tcW w:type="dxa" w:w="3312"/>
-          </w:tcPr>
-          <w:p>
-            <w:r>
-              <w:rPr w:hint="eastAsia">
-                <w:rFonts w:ascii="Noto Sans SC Thin" w:hAnsi="Noto Sans SC Thin" w:eastAsia="Noto Sans SC Thin" w:cs="Noto Sans SC Thin"/>
-              </w:rPr>
-              <w:t>§2.6–2.8</w:t>
-            </w:r>
-          </w:p>
-        </w:tc>
-      </w:tr>
-      <w:tr>
-        <w:trPr>
-          <w:cantSplit/>
-        </w:trPr>
-        <w:tc>
-          <w:tcPr>
-            <w:tcW w:type="dxa" w:w="3312"/>
-          </w:tcPr>
-          <w:p>
-            <w:r>
-              <w:rPr w:hint="eastAsia">
-                <w:rFonts w:ascii="Noto Sans SC Thin" w:hAnsi="Noto Sans SC Thin" w:eastAsia="Noto Sans SC Thin" w:cs="Noto Sans SC Thin"/>
-              </w:rPr>
-              <w:t>13</w:t>
-            </w:r>
-          </w:p>
-        </w:tc>
-        <w:tc>
-          <w:tcPr>
-            <w:tcW w:type="dxa" w:w="3312"/>
-          </w:tcPr>
-          <w:p>
-            <w:r>
-              <w:rPr w:hint="eastAsia">
-                <w:rFonts w:ascii="Noto Sans SC Thin" w:hAnsi="Noto Sans SC Thin" w:eastAsia="Noto Sans SC Thin" w:cs="Noto Sans SC Thin"/>
-              </w:rPr>
-              <w:t>RM 做什么；反馈来源；RLHF 与 PPO；LoRA/PEFT；监督学习与 RL</w:t>
-            </w:r>
-          </w:p>
-        </w:tc>
-        <w:tc>
-          <w:tcPr>
-            <w:tcW w:type="dxa" w:w="3312"/>
-          </w:tcPr>
-          <w:p>
-            <w:r>
-              <w:rPr w:hint="eastAsia">
-                <w:rFonts w:ascii="Noto Sans SC Thin" w:hAnsi="Noto Sans SC Thin" w:eastAsia="Noto Sans SC Thin" w:cs="Noto Sans SC Thin"/>
-              </w:rPr>
-              <w:t>§2.7–2.9</w:t>
-            </w:r>
-          </w:p>
-        </w:tc>
-      </w:tr>
-      <w:tr>
-        <w:trPr>
-          <w:cantSplit/>
-        </w:trPr>
-        <w:tc>
-          <w:tcPr>
-            <w:tcW w:type="dxa" w:w="3312"/>
-          </w:tcPr>
-          <w:p>
-            <w:r>
-              <w:rPr w:hint="eastAsia">
-                <w:rFonts w:ascii="Noto Sans SC Thin" w:hAnsi="Noto Sans SC Thin" w:eastAsia="Noto Sans SC Thin" w:cs="Noto Sans SC Thin"/>
-              </w:rPr>
-              <w:t>14</w:t>
-            </w:r>
-          </w:p>
-        </w:tc>
-        <w:tc>
-          <w:tcPr>
-            <w:tcW w:type="dxa" w:w="3312"/>
-          </w:tcPr>
-          <w:p>
-            <w:r>
-              <w:rPr w:hint="eastAsia">
-                <w:rFonts w:ascii="Noto Sans SC Thin" w:hAnsi="Noto Sans SC Thin" w:eastAsia="Noto Sans SC Thin" w:cs="Noto Sans SC Thin"/>
-              </w:rPr>
-              <w:t>微调技术、GRPO、BERT、Computer Use 风险、LoRA 两矩阵与插拔</w:t>
-            </w:r>
-          </w:p>
-        </w:tc>
-        <w:tc>
-          <w:tcPr>
-            <w:tcW w:type="dxa" w:w="3312"/>
-          </w:tcPr>
-          <w:p>
-            <w:r>
-              <w:rPr w:hint="eastAsia">
-                <w:rFonts w:ascii="Noto Sans SC Thin" w:hAnsi="Noto Sans SC Thin" w:eastAsia="Noto Sans SC Thin" w:cs="Noto Sans SC Thin"/>
-              </w:rPr>
-              <w:t>§1.10；§2.7–2.9；§9.4</w:t>
-            </w:r>
-          </w:p>
-        </w:tc>
-      </w:tr>
-      <w:tr>
-        <w:trPr>
-          <w:cantSplit/>
-        </w:trPr>
-        <w:tc>
-          <w:tcPr>
-            <w:tcW w:type="dxa" w:w="3312"/>
-          </w:tcPr>
-          <w:p>
-            <w:r>
-              <w:rPr w:hint="eastAsia">
-                <w:rFonts w:ascii="Noto Sans SC Thin" w:hAnsi="Noto Sans SC Thin" w:eastAsia="Noto Sans SC Thin" w:cs="Noto Sans SC Thin"/>
-              </w:rPr>
-              <w:t>15</w:t>
-            </w:r>
-          </w:p>
-        </w:tc>
-        <w:tc>
-          <w:tcPr>
-            <w:tcW w:type="dxa" w:w="3312"/>
-          </w:tcPr>
-          <w:p>
-            <w:r>
-              <w:rPr w:hint="eastAsia">
-                <w:rFonts w:ascii="Noto Sans SC Thin" w:hAnsi="Noto Sans SC Thin" w:eastAsia="Noto Sans SC Thin" w:cs="Noto Sans SC Thin"/>
-              </w:rPr>
-              <w:t>计算机和软件工程专业是否会学这些</w:t>
-            </w:r>
-          </w:p>
-        </w:tc>
-        <w:tc>
-          <w:tcPr>
-            <w:tcW w:type="dxa" w:w="3312"/>
-          </w:tcPr>
-          <w:p>
-            <w:r>
-              <w:rPr w:hint="eastAsia">
-                <w:rFonts w:ascii="Noto Sans SC Thin" w:hAnsi="Noto Sans SC Thin" w:eastAsia="Noto Sans SC Thin" w:cs="Noto Sans SC Thin"/>
-              </w:rPr>
-              <w:t>§9.5</w:t>
-            </w:r>
-          </w:p>
-        </w:tc>
-      </w:tr>
-      <w:tr>
-        <w:trPr>
-          <w:cantSplit/>
-        </w:trPr>
-        <w:tc>
-          <w:tcPr>
-            <w:tcW w:type="dxa" w:w="3312"/>
-          </w:tcPr>
-          <w:p>
-            <w:r>
-              <w:rPr w:hint="eastAsia">
-                <w:rFonts w:ascii="Noto Sans SC Thin" w:hAnsi="Noto Sans SC Thin" w:eastAsia="Noto Sans SC Thin" w:cs="Noto Sans SC Thin"/>
-              </w:rPr>
-              <w:t>16</w:t>
-            </w:r>
-          </w:p>
-        </w:tc>
-        <w:tc>
-          <w:tcPr>
-            <w:tcW w:type="dxa" w:w="3312"/>
-          </w:tcPr>
-          <w:p>
-            <w:r>
-              <w:rPr w:hint="eastAsia">
-                <w:rFonts w:ascii="Noto Sans SC Thin" w:hAnsi="Noto Sans SC Thin" w:eastAsia="Noto Sans SC Thin" w:cs="Noto Sans SC Thin"/>
-              </w:rPr>
-              <w:t>Gemini 为什么不能访问外链</w:t>
-            </w:r>
-          </w:p>
-        </w:tc>
-        <w:tc>
-          <w:tcPr>
-            <w:tcW w:type="dxa" w:w="3312"/>
-          </w:tcPr>
-          <w:p>
-            <w:r>
-              <w:rPr w:hint="eastAsia">
-                <w:rFonts w:ascii="Noto Sans SC Thin" w:hAnsi="Noto Sans SC Thin" w:eastAsia="Noto Sans SC Thin" w:cs="Noto Sans SC Thin"/>
-              </w:rPr>
-              <w:t>§9.4</w:t>
-            </w:r>
-          </w:p>
-        </w:tc>
-      </w:tr>
-      <w:tr>
-        <w:trPr>
-          <w:cantSplit/>
-        </w:trPr>
-        <w:tc>
-          <w:tcPr>
-            <w:tcW w:type="dxa" w:w="3312"/>
-          </w:tcPr>
-          <w:p>
-            <w:r>
-              <w:rPr w:hint="eastAsia">
-                <w:rFonts w:ascii="Noto Sans SC Thin" w:hAnsi="Noto Sans SC Thin" w:eastAsia="Noto Sans SC Thin" w:cs="Noto Sans SC Thin"/>
-              </w:rPr>
-              <w:t>17</w:t>
-            </w:r>
-          </w:p>
-        </w:tc>
-        <w:tc>
-          <w:tcPr>
-            <w:tcW w:type="dxa" w:w="3312"/>
-          </w:tcPr>
-          <w:p>
-            <w:r>
-              <w:rPr w:hint="eastAsia">
-                <w:rFonts w:ascii="Noto Sans SC Thin" w:hAnsi="Noto Sans SC Thin" w:eastAsia="Noto Sans SC Thin" w:cs="Noto Sans SC Thin"/>
-              </w:rPr>
-              <w:t>Mac 应用、WorkBuddy、GitHub 在不同客户端的访问差异</w:t>
-            </w:r>
-          </w:p>
-        </w:tc>
-        <w:tc>
-          <w:tcPr>
-            <w:tcW w:type="dxa" w:w="3312"/>
-          </w:tcPr>
-          <w:p>
-            <w:r>
-              <w:rPr w:hint="eastAsia">
-                <w:rFonts w:ascii="Noto Sans SC Thin" w:hAnsi="Noto Sans SC Thin" w:eastAsia="Noto Sans SC Thin" w:cs="Noto Sans SC Thin"/>
-              </w:rPr>
-              <w:t>§9.4</w:t>
-            </w:r>
-          </w:p>
-        </w:tc>
-      </w:tr>
-      <w:tr>
-        <w:trPr>
-          <w:cantSplit/>
-        </w:trPr>
-        <w:tc>
-          <w:tcPr>
-            <w:tcW w:type="dxa" w:w="3312"/>
-          </w:tcPr>
-          <w:p>
-            <w:r>
-              <w:rPr w:hint="eastAsia">
-                <w:rFonts w:ascii="Noto Sans SC Thin" w:hAnsi="Noto Sans SC Thin" w:eastAsia="Noto Sans SC Thin" w:cs="Noto Sans SC Thin"/>
-              </w:rPr>
-              <w:t>18</w:t>
-            </w:r>
-          </w:p>
-        </w:tc>
-        <w:tc>
-          <w:tcPr>
-            <w:tcW w:type="dxa" w:w="3312"/>
-          </w:tcPr>
-          <w:p>
-            <w:r>
-              <w:rPr w:hint="eastAsia">
-                <w:rFonts w:ascii="Noto Sans SC Thin" w:hAnsi="Noto Sans SC Thin" w:eastAsia="Noto Sans SC Thin" w:cs="Noto Sans SC Thin"/>
-              </w:rPr>
-              <w:t>缓存命中价格是什么</w:t>
-            </w:r>
-          </w:p>
-        </w:tc>
-        <w:tc>
-          <w:tcPr>
-            <w:tcW w:type="dxa" w:w="3312"/>
-          </w:tcPr>
-          <w:p>
-            <w:r>
-              <w:rPr w:hint="eastAsia">
-                <w:rFonts w:ascii="Noto Sans SC Thin" w:hAnsi="Noto Sans SC Thin" w:eastAsia="Noto Sans SC Thin" w:cs="Noto Sans SC Thin"/>
-              </w:rPr>
-              <w:t>§3.10–3.11</w:t>
-            </w:r>
-          </w:p>
-        </w:tc>
-      </w:tr>
-      <w:tr>
-        <w:trPr>
-          <w:cantSplit/>
-        </w:trPr>
-        <w:tc>
-          <w:tcPr>
-            <w:tcW w:type="dxa" w:w="3312"/>
-          </w:tcPr>
-          <w:p>
-            <w:r>
-              <w:rPr w:hint="eastAsia">
-                <w:rFonts w:ascii="Noto Sans SC Thin" w:hAnsi="Noto Sans SC Thin" w:eastAsia="Noto Sans SC Thin" w:cs="Noto Sans SC Thin"/>
-              </w:rPr>
-              <w:t>19</w:t>
-            </w:r>
-          </w:p>
-        </w:tc>
-        <w:tc>
-          <w:tcPr>
-            <w:tcW w:type="dxa" w:w="3312"/>
-          </w:tcPr>
-          <w:p>
-            <w:r>
-              <w:rPr w:hint="eastAsia">
-                <w:rFonts w:ascii="Noto Sans SC Thin" w:hAnsi="Noto Sans SC Thin" w:eastAsia="Noto Sans SC Thin" w:cs="Noto Sans SC Thin"/>
-              </w:rPr>
-              <w:t>用通俗语言解释缓存</w:t>
-            </w:r>
-          </w:p>
-        </w:tc>
-        <w:tc>
-          <w:tcPr>
-            <w:tcW w:type="dxa" w:w="3312"/>
-          </w:tcPr>
-          <w:p>
-            <w:r>
-              <w:rPr w:hint="eastAsia">
-                <w:rFonts w:ascii="Noto Sans SC Thin" w:hAnsi="Noto Sans SC Thin" w:eastAsia="Noto Sans SC Thin" w:cs="Noto Sans SC Thin"/>
-              </w:rPr>
-              <w:t>§3.10–3.11</w:t>
-            </w:r>
-          </w:p>
-        </w:tc>
-      </w:tr>
-      <w:tr>
-        <w:trPr>
-          <w:cantSplit/>
-        </w:trPr>
-        <w:tc>
-          <w:tcPr>
-            <w:tcW w:type="dxa" w:w="3312"/>
-          </w:tcPr>
-          <w:p>
-            <w:r>
-              <w:rPr w:hint="eastAsia">
-                <w:rFonts w:ascii="Noto Sans SC Thin" w:hAnsi="Noto Sans SC Thin" w:eastAsia="Noto Sans SC Thin" w:cs="Noto Sans SC Thin"/>
-              </w:rPr>
-              <w:t>20</w:t>
-            </w:r>
-          </w:p>
-        </w:tc>
-        <w:tc>
-          <w:tcPr>
-            <w:tcW w:type="dxa" w:w="3312"/>
-          </w:tcPr>
-          <w:p>
-            <w:r>
-              <w:rPr w:hint="eastAsia">
-                <w:rFonts w:ascii="Noto Sans SC Thin" w:hAnsi="Noto Sans SC Thin" w:eastAsia="Noto Sans SC Thin" w:cs="Noto Sans SC Thin"/>
-              </w:rPr>
-              <w:t>国内模型是否蒸馏 OpenAI、Anthropic、Google</w:t>
-            </w:r>
-          </w:p>
-        </w:tc>
-        <w:tc>
-          <w:tcPr>
-            <w:tcW w:type="dxa" w:w="3312"/>
-          </w:tcPr>
-          <w:p>
-            <w:r>
-              <w:rPr w:hint="eastAsia">
-                <w:rFonts w:ascii="Noto Sans SC Thin" w:hAnsi="Noto Sans SC Thin" w:eastAsia="Noto Sans SC Thin" w:cs="Noto Sans SC Thin"/>
-              </w:rPr>
-              <w:t>§2.9</w:t>
-            </w:r>
-          </w:p>
-        </w:tc>
-      </w:tr>
-      <w:tr>
-        <w:trPr>
-          <w:cantSplit/>
-        </w:trPr>
-        <w:tc>
-          <w:tcPr>
-            <w:tcW w:type="dxa" w:w="3312"/>
-          </w:tcPr>
-          <w:p>
-            <w:r>
-              <w:rPr w:hint="eastAsia">
-                <w:rFonts w:ascii="Noto Sans SC Thin" w:hAnsi="Noto Sans SC Thin" w:eastAsia="Noto Sans SC Thin" w:cs="Noto Sans SC Thin"/>
-              </w:rPr>
-              <w:t>21</w:t>
-            </w:r>
-          </w:p>
-        </w:tc>
-        <w:tc>
-          <w:tcPr>
-            <w:tcW w:type="dxa" w:w="3312"/>
-          </w:tcPr>
-          <w:p>
-            <w:r>
-              <w:rPr w:hint="eastAsia">
-                <w:rFonts w:ascii="Noto Sans SC Thin" w:hAnsi="Noto Sans SC Thin" w:eastAsia="Noto Sans SC Thin" w:cs="Noto Sans SC Thin"/>
-              </w:rPr>
-              <w:t>KV Cache、输入输出 token 价格、缓存优惠</w:t>
-            </w:r>
-          </w:p>
-        </w:tc>
-        <w:tc>
-          <w:tcPr>
-            <w:tcW w:type="dxa" w:w="3312"/>
-          </w:tcPr>
-          <w:p>
-            <w:r>
-              <w:rPr w:hint="eastAsia">
-                <w:rFonts w:ascii="Noto Sans SC Thin" w:hAnsi="Noto Sans SC Thin" w:eastAsia="Noto Sans SC Thin" w:cs="Noto Sans SC Thin"/>
-              </w:rPr>
-              <w:t>§3.10–3.11</w:t>
-            </w:r>
-          </w:p>
-        </w:tc>
-      </w:tr>
-      <w:tr>
-        <w:trPr>
-          <w:cantSplit/>
-        </w:trPr>
-        <w:tc>
-          <w:tcPr>
-            <w:tcW w:type="dxa" w:w="3312"/>
-          </w:tcPr>
-          <w:p>
-            <w:r>
-              <w:rPr w:hint="eastAsia">
-                <w:rFonts w:ascii="Noto Sans SC Thin" w:hAnsi="Noto Sans SC Thin" w:eastAsia="Noto Sans SC Thin" w:cs="Noto Sans SC Thin"/>
-              </w:rPr>
-              <w:t>22</w:t>
-            </w:r>
-          </w:p>
-        </w:tc>
-        <w:tc>
-          <w:tcPr>
-            <w:tcW w:type="dxa" w:w="3312"/>
-          </w:tcPr>
-          <w:p>
-            <w:r>
-              <w:rPr w:hint="eastAsia">
-                <w:rFonts w:ascii="Noto Sans SC Thin" w:hAnsi="Noto Sans SC Thin" w:eastAsia="Noto Sans SC Thin" w:cs="Noto Sans SC Thin"/>
-              </w:rPr>
-              <w:t>缓存命中是否跨轮；输出成本；KV 的真实形态</w:t>
-            </w:r>
-          </w:p>
-        </w:tc>
-        <w:tc>
-          <w:tcPr>
-            <w:tcW w:type="dxa" w:w="3312"/>
-          </w:tcPr>
-          <w:p>
-            <w:r>
-              <w:rPr w:hint="eastAsia">
-                <w:rFonts w:ascii="Noto Sans SC Thin" w:hAnsi="Noto Sans SC Thin" w:eastAsia="Noto Sans SC Thin" w:cs="Noto Sans SC Thin"/>
-              </w:rPr>
-              <w:t>§3.10–3.11</w:t>
-            </w:r>
-          </w:p>
-        </w:tc>
-      </w:tr>
-      <w:tr>
-        <w:trPr>
-          <w:cantSplit/>
-        </w:trPr>
-        <w:tc>
-          <w:tcPr>
-            <w:tcW w:type="dxa" w:w="3312"/>
-          </w:tcPr>
-          <w:p>
-            <w:r>
-              <w:rPr w:hint="eastAsia">
-                <w:rFonts w:ascii="Noto Sans SC Thin" w:hAnsi="Noto Sans SC Thin" w:eastAsia="Noto Sans SC Thin" w:cs="Noto Sans SC Thin"/>
-              </w:rPr>
-              <w:t>23</w:t>
-            </w:r>
-          </w:p>
-        </w:tc>
-        <w:tc>
-          <w:tcPr>
-            <w:tcW w:type="dxa" w:w="3312"/>
-          </w:tcPr>
-          <w:p>
-            <w:r>
-              <w:rPr w:hint="eastAsia">
-                <w:rFonts w:ascii="Noto Sans SC Thin" w:hAnsi="Noto Sans SC Thin" w:eastAsia="Noto Sans SC Thin" w:cs="Noto Sans SC Thin"/>
-              </w:rPr>
-              <w:t>跨 API 复用；prefill/decode；KV 何时产生和变化</w:t>
-            </w:r>
-          </w:p>
-        </w:tc>
-        <w:tc>
-          <w:tcPr>
-            <w:tcW w:type="dxa" w:w="3312"/>
-          </w:tcPr>
-          <w:p>
-            <w:r>
-              <w:rPr w:hint="eastAsia">
-                <w:rFonts w:ascii="Noto Sans SC Thin" w:hAnsi="Noto Sans SC Thin" w:eastAsia="Noto Sans SC Thin" w:cs="Noto Sans SC Thin"/>
-              </w:rPr>
-              <w:t>§1.3；§3.10–3.11</w:t>
-            </w:r>
-          </w:p>
-        </w:tc>
-      </w:tr>
-      <w:tr>
-        <w:trPr>
-          <w:cantSplit/>
-        </w:trPr>
-        <w:tc>
-          <w:tcPr>
-            <w:tcW w:type="dxa" w:w="3312"/>
-          </w:tcPr>
-          <w:p>
-            <w:r>
-              <w:rPr w:hint="eastAsia">
-                <w:rFonts w:ascii="Noto Sans SC Thin" w:hAnsi="Noto Sans SC Thin" w:eastAsia="Noto Sans SC Thin" w:cs="Noto Sans SC Thin"/>
-              </w:rPr>
-              <w:t>24</w:t>
-            </w:r>
-          </w:p>
-        </w:tc>
-        <w:tc>
-          <w:tcPr>
-            <w:tcW w:type="dxa" w:w="3312"/>
-          </w:tcPr>
-          <w:p>
-            <w:r>
-              <w:rPr w:hint="eastAsia">
-                <w:rFonts w:ascii="Noto Sans SC Thin" w:hAnsi="Noto Sans SC Thin" w:eastAsia="Noto Sans SC Thin" w:cs="Noto Sans SC Thin"/>
-              </w:rPr>
-              <w:t>输入、分词、向量、RAG、KV、Transformer、ReAct、训练的一条链</w:t>
-            </w:r>
-          </w:p>
-        </w:tc>
-        <w:tc>
-          <w:tcPr>
-            <w:tcW w:type="dxa" w:w="3312"/>
-          </w:tcPr>
-          <w:p>
-            <w:r>
-              <w:rPr w:hint="eastAsia">
-                <w:rFonts w:ascii="Noto Sans SC Thin" w:hAnsi="Noto Sans SC Thin" w:eastAsia="Noto Sans SC Thin" w:cs="Noto Sans SC Thin"/>
-              </w:rPr>
-              <w:t>§8.1–8.3</w:t>
-            </w:r>
-          </w:p>
-        </w:tc>
-      </w:tr>
-      <w:tr>
-        <w:trPr>
-          <w:cantSplit/>
-        </w:trPr>
-        <w:tc>
-          <w:tcPr>
-            <w:tcW w:type="dxa" w:w="3312"/>
-          </w:tcPr>
-          <w:p>
-            <w:r>
-              <w:rPr w:hint="eastAsia">
-                <w:rFonts w:ascii="Noto Sans SC Thin" w:hAnsi="Noto Sans SC Thin" w:eastAsia="Noto Sans SC Thin" w:cs="Noto Sans SC Thin"/>
-              </w:rPr>
-              <w:t>25</w:t>
-            </w:r>
-          </w:p>
-        </w:tc>
-        <w:tc>
-          <w:tcPr>
-            <w:tcW w:type="dxa" w:w="3312"/>
-          </w:tcPr>
-          <w:p>
-            <w:r>
-              <w:rPr w:hint="eastAsia">
-                <w:rFonts w:ascii="Noto Sans SC Thin" w:hAnsi="Noto Sans SC Thin" w:eastAsia="Noto Sans SC Thin" w:cs="Noto Sans SC Thin"/>
-              </w:rPr>
-              <w:t>加上 Harness、Plugin、Skill、MCP、工具后的完整链路</w:t>
-            </w:r>
-          </w:p>
-        </w:tc>
-        <w:tc>
-          <w:tcPr>
-            <w:tcW w:type="dxa" w:w="3312"/>
-          </w:tcPr>
-          <w:p>
-            <w:r>
-              <w:rPr w:hint="eastAsia">
-                <w:rFonts w:ascii="Noto Sans SC Thin" w:hAnsi="Noto Sans SC Thin" w:eastAsia="Noto Sans SC Thin" w:cs="Noto Sans SC Thin"/>
-              </w:rPr>
-              <w:t>§8.3</w:t>
-            </w:r>
-          </w:p>
-        </w:tc>
-      </w:tr>
-      <w:tr>
-        <w:trPr>
-          <w:cantSplit/>
-        </w:trPr>
-        <w:tc>
-          <w:tcPr>
-            <w:tcW w:type="dxa" w:w="3312"/>
-          </w:tcPr>
-          <w:p>
-            <w:r>
-              <w:rPr w:hint="eastAsia">
-                <w:rFonts w:ascii="Noto Sans SC Thin" w:hAnsi="Noto Sans SC Thin" w:eastAsia="Noto Sans SC Thin" w:cs="Noto Sans SC Thin"/>
-              </w:rPr>
-              <w:t>26</w:t>
-            </w:r>
-          </w:p>
-        </w:tc>
-        <w:tc>
-          <w:tcPr>
-            <w:tcW w:type="dxa" w:w="3312"/>
-          </w:tcPr>
-          <w:p>
-            <w:r>
-              <w:rPr w:hint="eastAsia">
-                <w:rFonts w:ascii="Noto Sans SC Thin" w:hAnsi="Noto Sans SC Thin" w:eastAsia="Noto Sans SC Thin" w:cs="Noto Sans SC Thin"/>
-              </w:rPr>
-              <w:t>是否已经最全面</w:t>
-            </w:r>
-          </w:p>
-        </w:tc>
-        <w:tc>
-          <w:tcPr>
-            <w:tcW w:type="dxa" w:w="3312"/>
-          </w:tcPr>
-          <w:p>
-            <w:r>
-              <w:rPr w:hint="eastAsia">
-                <w:rFonts w:ascii="Noto Sans SC Thin" w:hAnsi="Noto Sans SC Thin" w:eastAsia="Noto Sans SC Thin" w:cs="Noto Sans SC Thin"/>
-              </w:rPr>
-              <w:t>§8；§9；全文</w:t>
-            </w:r>
-          </w:p>
-        </w:tc>
-      </w:tr>
-      <w:tr>
-        <w:trPr>
-          <w:cantSplit/>
-        </w:trPr>
-        <w:tc>
-          <w:tcPr>
-            <w:tcW w:type="dxa" w:w="3312"/>
-          </w:tcPr>
-          <w:p>
-            <w:r>
-              <w:rPr w:hint="eastAsia">
-                <w:rFonts w:ascii="Noto Sans SC Thin" w:hAnsi="Noto Sans SC Thin" w:eastAsia="Noto Sans SC Thin" w:cs="Noto Sans SC Thin"/>
-              </w:rPr>
-              <w:t>27</w:t>
-            </w:r>
-          </w:p>
-        </w:tc>
-        <w:tc>
-          <w:tcPr>
-            <w:tcW w:type="dxa" w:w="3312"/>
-          </w:tcPr>
-          <w:p>
-            <w:r>
-              <w:rPr w:hint="eastAsia">
-                <w:rFonts w:ascii="Noto Sans SC Thin" w:hAnsi="Noto Sans SC Thin" w:eastAsia="Noto Sans SC Thin" w:cs="Noto Sans SC Thin"/>
-              </w:rPr>
-              <w:t>极致完整版与 HTML 输出</w:t>
-            </w:r>
-          </w:p>
-        </w:tc>
-        <w:tc>
-          <w:tcPr>
-            <w:tcW w:type="dxa" w:w="3312"/>
-          </w:tcPr>
-          <w:p>
-            <w:r>
-              <w:rPr w:hint="eastAsia">
-                <w:rFonts w:ascii="Noto Sans SC Thin" w:hAnsi="Noto Sans SC Thin" w:eastAsia="Noto Sans SC Thin" w:cs="Noto Sans SC Thin"/>
-              </w:rPr>
-              <w:t>全文；HTML 版</w:t>
-            </w:r>
-          </w:p>
-        </w:tc>
-      </w:tr>
-      <w:tr>
-        <w:trPr>
-          <w:cantSplit/>
-        </w:trPr>
-        <w:tc>
-          <w:tcPr>
-            <w:tcW w:type="dxa" w:w="3312"/>
-          </w:tcPr>
-          <w:p>
-            <w:r>
-              <w:rPr w:hint="eastAsia">
-                <w:rFonts w:ascii="Noto Sans SC Thin" w:hAnsi="Noto Sans SC Thin" w:eastAsia="Noto Sans SC Thin" w:cs="Noto Sans SC Thin"/>
-              </w:rPr>
-              <w:t>28</w:t>
-            </w:r>
-          </w:p>
-        </w:tc>
-        <w:tc>
-          <w:tcPr>
-            <w:tcW w:type="dxa" w:w="3312"/>
-          </w:tcPr>
-          <w:p>
-            <w:r>
-              <w:rPr w:hint="eastAsia">
-                <w:rFonts w:ascii="Noto Sans SC Thin" w:hAnsi="Noto Sans SC Thin" w:eastAsia="Noto Sans SC Thin" w:cs="Noto Sans SC Thin"/>
-              </w:rPr>
-              <w:t>从零训 Agent、评测、模型迭代、Attention/QKV、产品渲染、推理差异、无框架编排等 9 问</w:t>
-            </w:r>
-          </w:p>
-        </w:tc>
-        <w:tc>
-          <w:tcPr>
-            <w:tcW w:type="dxa" w:w="3312"/>
-          </w:tcPr>
-          <w:p>
-            <w:r>
-              <w:rPr w:hint="eastAsia">
-                <w:rFonts w:ascii="Noto Sans SC Thin" w:hAnsi="Noto Sans SC Thin" w:eastAsia="Noto Sans SC Thin" w:cs="Noto Sans SC Thin"/>
-              </w:rPr>
-              <w:t>§1.3–1.4；§2.4；§3.7；§6.9；§7；§8.4</w:t>
-            </w:r>
-          </w:p>
-        </w:tc>
-      </w:tr>
-      <w:tr>
-        <w:trPr>
-          <w:cantSplit/>
-        </w:trPr>
-        <w:tc>
-          <w:tcPr>
-            <w:tcW w:type="dxa" w:w="3312"/>
-          </w:tcPr>
-          <w:p>
-            <w:r>
-              <w:rPr w:hint="eastAsia">
-                <w:rFonts w:ascii="Noto Sans SC Thin" w:hAnsi="Noto Sans SC Thin" w:eastAsia="Noto Sans SC Thin" w:cs="Noto Sans SC Thin"/>
-              </w:rPr>
-              <w:t>29</w:t>
-            </w:r>
-          </w:p>
-        </w:tc>
-        <w:tc>
-          <w:tcPr>
-            <w:tcW w:type="dxa" w:w="3312"/>
-          </w:tcPr>
-          <w:p>
-            <w:r>
-              <w:rPr w:hint="eastAsia">
-                <w:rFonts w:ascii="Noto Sans SC Thin" w:hAnsi="Noto Sans SC Thin" w:eastAsia="Noto Sans SC Thin" w:cs="Noto Sans SC Thin"/>
-              </w:rPr>
-              <w:t>JSON Schema、Harness 技术实现、红队评测、位置效应、普通/企业微调</w:t>
-            </w:r>
-          </w:p>
-        </w:tc>
-        <w:tc>
-          <w:tcPr>
-            <w:tcW w:type="dxa" w:w="3312"/>
-          </w:tcPr>
-          <w:p>
-            <w:r>
-              <w:rPr w:hint="eastAsia">
-                <w:rFonts w:ascii="Noto Sans SC Thin" w:hAnsi="Noto Sans SC Thin" w:eastAsia="Noto Sans SC Thin" w:cs="Noto Sans SC Thin"/>
-              </w:rPr>
-              <w:t>§2.9；§3.12；§9.1–9.4</w:t>
-            </w:r>
-          </w:p>
-        </w:tc>
-      </w:tr>
-      <w:tr>
-        <w:trPr>
-          <w:cantSplit/>
-        </w:trPr>
-        <w:tc>
-          <w:tcPr>
-            <w:tcW w:type="dxa" w:w="3312"/>
-          </w:tcPr>
-          <w:p>
-            <w:r>
-              <w:rPr w:hint="eastAsia">
-                <w:rFonts w:ascii="Noto Sans SC Thin" w:hAnsi="Noto Sans SC Thin" w:eastAsia="Noto Sans SC Thin" w:cs="Noto Sans SC Thin"/>
-              </w:rPr>
-              <w:t>30</w:t>
-            </w:r>
-          </w:p>
-        </w:tc>
-        <w:tc>
-          <w:tcPr>
-            <w:tcW w:type="dxa" w:w="3312"/>
-          </w:tcPr>
-          <w:p>
-            <w:r>
-              <w:rPr w:hint="eastAsia">
-                <w:rFonts w:ascii="Noto Sans SC Thin" w:hAnsi="Noto Sans SC Thin" w:eastAsia="Noto Sans SC Thin" w:cs="Noto Sans SC Thin"/>
-              </w:rPr>
-              <w:t>残差/归一化/loss、并行/ZeRO/精度、优化器、Tokenizer、多模态、LoRA、因果掩码、QKV 纠偏</w:t>
-            </w:r>
-          </w:p>
-        </w:tc>
-        <w:tc>
-          <w:tcPr>
-            <w:tcW w:type="dxa" w:w="3312"/>
-          </w:tcPr>
-          <w:p>
-            <w:r>
-              <w:rPr w:hint="eastAsia">
-                <w:rFonts w:ascii="Noto Sans SC Thin" w:hAnsi="Noto Sans SC Thin" w:eastAsia="Noto Sans SC Thin" w:cs="Noto Sans SC Thin"/>
-              </w:rPr>
-              <w:t>§1.2–1.3；§1.8–1.10；§2.9–2.11</w:t>
-            </w:r>
-          </w:p>
-        </w:tc>
-      </w:tr>
-      <w:tr>
-        <w:trPr>
-          <w:cantSplit/>
-        </w:trPr>
-        <w:tc>
-          <w:tcPr>
-            <w:tcW w:type="dxa" w:w="3312"/>
-          </w:tcPr>
-          <w:p>
-            <w:r>
-              <w:rPr w:hint="eastAsia">
-                <w:rFonts w:ascii="Noto Sans SC Thin" w:hAnsi="Noto Sans SC Thin" w:eastAsia="Noto Sans SC Thin" w:cs="Noto Sans SC Thin"/>
-              </w:rPr>
-              <w:t>31</w:t>
-            </w:r>
-          </w:p>
-        </w:tc>
-        <w:tc>
-          <w:tcPr>
-            <w:tcW w:type="dxa" w:w="3312"/>
-          </w:tcPr>
-          <w:p>
-            <w:r>
-              <w:rPr w:hint="eastAsia">
-                <w:rFonts w:ascii="Noto Sans SC Thin" w:hAnsi="Noto Sans SC Thin" w:eastAsia="Noto Sans SC Thin" w:cs="Noto Sans SC Thin"/>
-              </w:rPr>
-              <w:t>上下文工程如何实现</w:t>
-            </w:r>
-          </w:p>
-        </w:tc>
-        <w:tc>
-          <w:tcPr>
-            <w:tcW w:type="dxa" w:w="3312"/>
-          </w:tcPr>
-          <w:p>
-            <w:r>
-              <w:rPr w:hint="eastAsia">
-                <w:rFonts w:ascii="Noto Sans SC Thin" w:hAnsi="Noto Sans SC Thin" w:eastAsia="Noto Sans SC Thin" w:cs="Noto Sans SC Thin"/>
-              </w:rPr>
-              <w:t>§3.12</w:t>
-            </w:r>
-          </w:p>
-        </w:tc>
-      </w:tr>
-    </w:tbl>
-    <w:p>
-      <w:pPr>
-        <w:pStyle w:val="Heading3"/>
-        <w:keepNext/>
-      </w:pPr>
-      <w:r>
-        <w:rPr w:hint="eastAsia">
-          <w:rFonts w:ascii="Noto Sans SC Thin" w:hAnsi="Noto Sans SC Thin" w:eastAsia="Noto Sans SC Thin" w:cs="Noto Sans SC Thin"/>
-        </w:rPr>
-        <w:t>豆包·WorkBuddy走红原因（25 问）</w:t>
-      </w:r>
-    </w:p>
-    <w:tbl>
-      <w:tblPr>
-        <w:tblStyle w:val="LightGrid-Accent1"/>
-        <w:tblW w:type="auto" w:w="0"/>
-        <w:jc w:val="center"/>
-        <w:tblLook w:firstColumn="1" w:firstRow="1" w:lastColumn="0" w:lastRow="0" w:noHBand="0" w:noVBand="1" w:val="04A0"/>
-      </w:tblPr>
-      <w:tblGrid>
-        <w:gridCol w:w="3312"/>
-        <w:gridCol w:w="3312"/>
-        <w:gridCol w:w="3312"/>
-      </w:tblGrid>
-      <w:tr>
-        <w:trPr>
-          <w:cantSplit/>
-          <w:tblHeader/>
-        </w:trPr>
-        <w:tc>
-          <w:tcPr>
-            <w:tcW w:type="dxa" w:w="3312"/>
-          </w:tcPr>
-          <w:p>
-            <w:r>
-              <w:rPr w:hint="eastAsia">
-                <w:rFonts w:ascii="Noto Sans SC Thin" w:hAnsi="Noto Sans SC Thin" w:eastAsia="Noto Sans SC Thin" w:cs="Noto Sans SC Thin"/>
-              </w:rPr>
-              <w:t>#</w:t>
-            </w:r>
-          </w:p>
-        </w:tc>
-        <w:tc>
-          <w:tcPr>
-            <w:tcW w:type="dxa" w:w="3312"/>
-          </w:tcPr>
-          <w:p>
-            <w:r>
-              <w:rPr w:hint="eastAsia">
-                <w:rFonts w:ascii="Noto Sans SC Thin" w:hAnsi="Noto Sans SC Thin" w:eastAsia="Noto Sans SC Thin" w:cs="Noto Sans SC Thin"/>
-              </w:rPr>
-              <w:t>用户提问</w:t>
-            </w:r>
-          </w:p>
-        </w:tc>
-        <w:tc>
-          <w:tcPr>
-            <w:tcW w:type="dxa" w:w="3312"/>
-          </w:tcPr>
-          <w:p>
-            <w:r>
-              <w:rPr w:hint="eastAsia">
-                <w:rFonts w:ascii="Noto Sans SC Thin" w:hAnsi="Noto Sans SC Thin" w:eastAsia="Noto Sans SC Thin" w:cs="Noto Sans SC Thin"/>
-              </w:rPr>
-              <w:t>章节</w:t>
-            </w:r>
-          </w:p>
-        </w:tc>
-      </w:tr>
-      <w:tr>
-        <w:trPr>
-          <w:cantSplit/>
-        </w:trPr>
-        <w:tc>
-          <w:tcPr>
-            <w:tcW w:type="dxa" w:w="3312"/>
-          </w:tcPr>
-          <w:p>
-            <w:r>
-              <w:rPr w:hint="eastAsia">
-                <w:rFonts w:ascii="Noto Sans SC Thin" w:hAnsi="Noto Sans SC Thin" w:eastAsia="Noto Sans SC Thin" w:cs="Noto Sans SC Thin"/>
-              </w:rPr>
-              <w:t>1</w:t>
-            </w:r>
-          </w:p>
-        </w:tc>
-        <w:tc>
-          <w:tcPr>
-            <w:tcW w:type="dxa" w:w="3312"/>
-          </w:tcPr>
-          <w:p>
-            <w:r>
-              <w:rPr w:hint="eastAsia">
-                <w:rFonts w:ascii="Noto Sans SC Thin" w:hAnsi="Noto Sans SC Thin" w:eastAsia="Noto Sans SC Thin" w:cs="Noto Sans SC Thin"/>
-              </w:rPr>
-              <w:t>WorkBuddy 为何火</w:t>
-            </w:r>
-          </w:p>
-        </w:tc>
-        <w:tc>
-          <w:tcPr>
-            <w:tcW w:type="dxa" w:w="3312"/>
-          </w:tcPr>
-          <w:p>
-            <w:r>
-              <w:rPr w:hint="eastAsia">
-                <w:rFonts w:ascii="Noto Sans SC Thin" w:hAnsi="Noto Sans SC Thin" w:eastAsia="Noto Sans SC Thin" w:cs="Noto Sans SC Thin"/>
-              </w:rPr>
-              <w:t>§3.2, §3.1</w:t>
-            </w:r>
-          </w:p>
-        </w:tc>
-      </w:tr>
-      <w:tr>
-        <w:trPr>
-          <w:cantSplit/>
-        </w:trPr>
-        <w:tc>
-          <w:tcPr>
-            <w:tcW w:type="dxa" w:w="3312"/>
-          </w:tcPr>
-          <w:p>
-            <w:r>
-              <w:rPr w:hint="eastAsia">
-                <w:rFonts w:ascii="Noto Sans SC Thin" w:hAnsi="Noto Sans SC Thin" w:eastAsia="Noto Sans SC Thin" w:cs="Noto Sans SC Thin"/>
-              </w:rPr>
-              <w:t>2</w:t>
-            </w:r>
-          </w:p>
-        </w:tc>
-        <w:tc>
-          <w:tcPr>
-            <w:tcW w:type="dxa" w:w="3312"/>
-          </w:tcPr>
-          <w:p>
-            <w:r>
-              <w:rPr w:hint="eastAsia">
-                <w:rFonts w:ascii="Noto Sans SC Thin" w:hAnsi="Noto Sans SC Thin" w:eastAsia="Noto Sans SC Thin" w:cs="Noto Sans SC Thin"/>
-              </w:rPr>
-              <w:t>MCP/SkillHub 是什么；竞品为何没火</w:t>
-            </w:r>
-          </w:p>
-        </w:tc>
-        <w:tc>
-          <w:tcPr>
-            <w:tcW w:type="dxa" w:w="3312"/>
-          </w:tcPr>
-          <w:p>
-            <w:r>
-              <w:rPr w:hint="eastAsia">
-                <w:rFonts w:ascii="Noto Sans SC Thin" w:hAnsi="Noto Sans SC Thin" w:eastAsia="Noto Sans SC Thin" w:cs="Noto Sans SC Thin"/>
-              </w:rPr>
-              <w:t>§3.3, §3.6</w:t>
-            </w:r>
-          </w:p>
-        </w:tc>
-      </w:tr>
-      <w:tr>
-        <w:trPr>
-          <w:cantSplit/>
-        </w:trPr>
-        <w:tc>
-          <w:tcPr>
-            <w:tcW w:type="dxa" w:w="3312"/>
-          </w:tcPr>
-          <w:p>
-            <w:r>
-              <w:rPr w:hint="eastAsia">
-                <w:rFonts w:ascii="Noto Sans SC Thin" w:hAnsi="Noto Sans SC Thin" w:eastAsia="Noto Sans SC Thin" w:cs="Noto Sans SC Thin"/>
-              </w:rPr>
-              <w:t>3</w:t>
-            </w:r>
-          </w:p>
-        </w:tc>
-        <w:tc>
-          <w:tcPr>
-            <w:tcW w:type="dxa" w:w="3312"/>
-          </w:tcPr>
-          <w:p>
-            <w:r>
-              <w:rPr w:hint="eastAsia">
-                <w:rFonts w:ascii="Noto Sans SC Thin" w:hAnsi="Noto Sans SC Thin" w:eastAsia="Noto Sans SC Thin" w:cs="Noto Sans SC Thin"/>
-              </w:rPr>
-              <w:t>Harness 是啥</w:t>
-            </w:r>
-          </w:p>
-        </w:tc>
-        <w:tc>
-          <w:tcPr>
-            <w:tcW w:type="dxa" w:w="3312"/>
-          </w:tcPr>
-          <w:p>
-            <w:r>
-              <w:rPr w:hint="eastAsia">
-                <w:rFonts w:ascii="Noto Sans SC Thin" w:hAnsi="Noto Sans SC Thin" w:eastAsia="Noto Sans SC Thin" w:cs="Noto Sans SC Thin"/>
-              </w:rPr>
-              <w:t>§3.2</w:t>
-            </w:r>
-          </w:p>
-        </w:tc>
-      </w:tr>
-      <w:tr>
-        <w:trPr>
-          <w:cantSplit/>
-        </w:trPr>
-        <w:tc>
-          <w:tcPr>
-            <w:tcW w:type="dxa" w:w="3312"/>
-          </w:tcPr>
-          <w:p>
-            <w:r>
-              <w:rPr w:hint="eastAsia">
-                <w:rFonts w:ascii="Noto Sans SC Thin" w:hAnsi="Noto Sans SC Thin" w:eastAsia="Noto Sans SC Thin" w:cs="Noto Sans SC Thin"/>
-              </w:rPr>
-              <w:t>4</w:t>
-            </w:r>
-          </w:p>
-        </w:tc>
-        <w:tc>
-          <w:tcPr>
-            <w:tcW w:type="dxa" w:w="3312"/>
-          </w:tcPr>
-          <w:p>
-            <w:r>
-              <w:rPr w:hint="eastAsia">
-                <w:rFonts w:ascii="Noto Sans SC Thin" w:hAnsi="Noto Sans SC Thin" w:eastAsia="Noto Sans SC Thin" w:cs="Noto Sans SC Thin"/>
-              </w:rPr>
-              <w:t>Agent 有 Harness 吗；DeepSeek-Harness 强在哪</w:t>
-            </w:r>
-          </w:p>
-        </w:tc>
-        <w:tc>
-          <w:tcPr>
-            <w:tcW w:type="dxa" w:w="3312"/>
-          </w:tcPr>
-          <w:p>
-            <w:r>
-              <w:rPr w:hint="eastAsia">
-                <w:rFonts w:ascii="Noto Sans SC Thin" w:hAnsi="Noto Sans SC Thin" w:eastAsia="Noto Sans SC Thin" w:cs="Noto Sans SC Thin"/>
-              </w:rPr>
-              <w:t>§3.1, §3.2</w:t>
-            </w:r>
-          </w:p>
-        </w:tc>
-      </w:tr>
-      <w:tr>
-        <w:trPr>
-          <w:cantSplit/>
-        </w:trPr>
-        <w:tc>
-          <w:tcPr>
-            <w:tcW w:type="dxa" w:w="3312"/>
-          </w:tcPr>
-          <w:p>
-            <w:r>
-              <w:rPr w:hint="eastAsia">
-                <w:rFonts w:ascii="Noto Sans SC Thin" w:hAnsi="Noto Sans SC Thin" w:eastAsia="Noto Sans SC Thin" w:cs="Noto Sans SC Thin"/>
-              </w:rPr>
-              <w:t>5</w:t>
-            </w:r>
-          </w:p>
-        </w:tc>
-        <w:tc>
-          <w:tcPr>
-            <w:tcW w:type="dxa" w:w="3312"/>
-          </w:tcPr>
-          <w:p>
-            <w:r>
-              <w:rPr w:hint="eastAsia">
-                <w:rFonts w:ascii="Noto Sans SC Thin" w:hAnsi="Noto Sans SC Thin" w:eastAsia="Noto Sans SC Thin" w:cs="Noto Sans SC Thin"/>
-              </w:rPr>
-              <w:t>DeepSeek-Harness 自行组装算啥优势</w:t>
-            </w:r>
-          </w:p>
-        </w:tc>
-        <w:tc>
-          <w:tcPr>
-            <w:tcW w:type="dxa" w:w="3312"/>
-          </w:tcPr>
-          <w:p>
-            <w:r>
-              <w:rPr w:hint="eastAsia">
-                <w:rFonts w:ascii="Noto Sans SC Thin" w:hAnsi="Noto Sans SC Thin" w:eastAsia="Noto Sans SC Thin" w:cs="Noto Sans SC Thin"/>
-              </w:rPr>
-              <w:t>§3.2</w:t>
-            </w:r>
-          </w:p>
-        </w:tc>
-      </w:tr>
-      <w:tr>
-        <w:trPr>
-          <w:cantSplit/>
-        </w:trPr>
-        <w:tc>
-          <w:tcPr>
-            <w:tcW w:type="dxa" w:w="3312"/>
-          </w:tcPr>
-          <w:p>
-            <w:r>
-              <w:rPr w:hint="eastAsia">
-                <w:rFonts w:ascii="Noto Sans SC Thin" w:hAnsi="Noto Sans SC Thin" w:eastAsia="Noto Sans SC Thin" w:cs="Noto Sans SC Thin"/>
-              </w:rPr>
-              <w:t>6</w:t>
-            </w:r>
-          </w:p>
-        </w:tc>
-        <w:tc>
-          <w:tcPr>
-            <w:tcW w:type="dxa" w:w="3312"/>
-          </w:tcPr>
-          <w:p>
-            <w:r>
-              <w:rPr w:hint="eastAsia">
-                <w:rFonts w:ascii="Noto Sans SC Thin" w:hAnsi="Noto Sans SC Thin" w:eastAsia="Noto Sans SC Thin" w:cs="Noto Sans SC Thin"/>
-              </w:rPr>
-              <w:t>LangChain/AutoGen；GPT 系列差别；ReAct；预训练后训练；Agent 完整链路</w:t>
-            </w:r>
-          </w:p>
-        </w:tc>
-        <w:tc>
-          <w:tcPr>
-            <w:tcW w:type="dxa" w:w="3312"/>
-          </w:tcPr>
-          <w:p>
-            <w:r>
-              <w:rPr w:hint="eastAsia">
-                <w:rFonts w:ascii="Noto Sans SC Thin" w:hAnsi="Noto Sans SC Thin" w:eastAsia="Noto Sans SC Thin" w:cs="Noto Sans SC Thin"/>
-              </w:rPr>
-              <w:t>§3.7, §5.2, §3.4, §2.1, §3.1</w:t>
-            </w:r>
-          </w:p>
-        </w:tc>
-      </w:tr>
-      <w:tr>
-        <w:trPr>
-          <w:cantSplit/>
-        </w:trPr>
-        <w:tc>
-          <w:tcPr>
-            <w:tcW w:type="dxa" w:w="3312"/>
-          </w:tcPr>
-          <w:p>
-            <w:r>
-              <w:rPr w:hint="eastAsia">
-                <w:rFonts w:ascii="Noto Sans SC Thin" w:hAnsi="Noto Sans SC Thin" w:eastAsia="Noto Sans SC Thin" w:cs="Noto Sans SC Thin"/>
-              </w:rPr>
-              <w:t>7</w:t>
-            </w:r>
-          </w:p>
-        </w:tc>
-        <w:tc>
-          <w:tcPr>
-            <w:tcW w:type="dxa" w:w="3312"/>
-          </w:tcPr>
-          <w:p>
-            <w:r>
-              <w:rPr w:hint="eastAsia">
-                <w:rFonts w:ascii="Noto Sans SC Thin" w:hAnsi="Noto Sans SC Thin" w:eastAsia="Noto Sans SC Thin" w:cs="Noto Sans SC Thin"/>
-              </w:rPr>
-              <w:t>我已掌握 AI 知识占 PM 多少；还需补啥</w:t>
-            </w:r>
-          </w:p>
-        </w:tc>
-        <w:tc>
-          <w:tcPr>
-            <w:tcW w:type="dxa" w:w="3312"/>
-          </w:tcPr>
-          <w:p>
-            <w:r>
-              <w:rPr w:hint="eastAsia">
-                <w:rFonts w:ascii="Noto Sans SC Thin" w:hAnsi="Noto Sans SC Thin" w:eastAsia="Noto Sans SC Thin" w:cs="Noto Sans SC Thin"/>
-              </w:rPr>
-              <w:t>§6.1</w:t>
-            </w:r>
-          </w:p>
-        </w:tc>
-      </w:tr>
-      <w:tr>
-        <w:trPr>
-          <w:cantSplit/>
-        </w:trPr>
-        <w:tc>
-          <w:tcPr>
-            <w:tcW w:type="dxa" w:w="3312"/>
-          </w:tcPr>
-          <w:p>
-            <w:r>
-              <w:rPr w:hint="eastAsia">
-                <w:rFonts w:ascii="Noto Sans SC Thin" w:hAnsi="Noto Sans SC Thin" w:eastAsia="Noto Sans SC Thin" w:cs="Noto Sans SC Thin"/>
-              </w:rPr>
-              <w:t>8</w:t>
-            </w:r>
-          </w:p>
-        </w:tc>
-        <w:tc>
-          <w:tcPr>
-            <w:tcW w:type="dxa" w:w="3312"/>
-          </w:tcPr>
-          <w:p>
-            <w:r>
-              <w:rPr w:hint="eastAsia">
-                <w:rFonts w:ascii="Noto Sans SC Thin" w:hAnsi="Noto Sans SC Thin" w:eastAsia="Noto Sans SC Thin" w:cs="Noto Sans SC Thin"/>
-              </w:rPr>
-              <w:t>AI 评测标注；MiMo 垂类/通用/目的；基座「接着编」；SFT/RLHF/推理强化；AgentRL；各家擅长；AA Index</w:t>
-            </w:r>
-          </w:p>
-        </w:tc>
-        <w:tc>
-          <w:tcPr>
-            <w:tcW w:type="dxa" w:w="3312"/>
-          </w:tcPr>
-          <w:p>
-            <w:r>
-              <w:rPr w:hint="eastAsia">
-                <w:rFonts w:ascii="Noto Sans SC Thin" w:hAnsi="Noto Sans SC Thin" w:eastAsia="Noto Sans SC Thin" w:cs="Noto Sans SC Thin"/>
-              </w:rPr>
-              <w:t>§6.2, §5.7, §2.3, §2.2, §5.8, §2.4</w:t>
-            </w:r>
-          </w:p>
-        </w:tc>
-      </w:tr>
-      <w:tr>
-        <w:trPr>
-          <w:cantSplit/>
-        </w:trPr>
-        <w:tc>
-          <w:tcPr>
-            <w:tcW w:type="dxa" w:w="3312"/>
-          </w:tcPr>
-          <w:p>
-            <w:r>
-              <w:rPr w:hint="eastAsia">
-                <w:rFonts w:ascii="Noto Sans SC Thin" w:hAnsi="Noto Sans SC Thin" w:eastAsia="Noto Sans SC Thin" w:cs="Noto Sans SC Thin"/>
-              </w:rPr>
-              <w:t>9</w:t>
-            </w:r>
-          </w:p>
-        </w:tc>
-        <w:tc>
-          <w:tcPr>
-            <w:tcW w:type="dxa" w:w="3312"/>
-          </w:tcPr>
-          <w:p>
-            <w:r>
-              <w:rPr w:hint="eastAsia">
-                <w:rFonts w:ascii="Noto Sans SC Thin" w:hAnsi="Noto Sans SC Thin" w:eastAsia="Noto Sans SC Thin" w:cs="Noto Sans SC Thin"/>
-              </w:rPr>
-              <w:t>SFT/RLHF 记忆法；RLHF/AgentHF/ReasoningRL 同用？其他 RL？OpenClaw vs Computer Use；HuggingFace；模型/工具/上下文/记忆/任务关系；Muse/Qmuse/Hive；轻量化；端到端；DevRel；0→1 写 Harness；Side Project；能力边界；端云协同；Agent/Harness 区别；RAG 关联指标；Cowork/OpenCode/Copilot/Manus；LLM API/KV Cache/Agent Loop 等 16 概念</w:t>
-            </w:r>
-          </w:p>
-        </w:tc>
-        <w:tc>
-          <w:tcPr>
-            <w:tcW w:type="dxa" w:w="3312"/>
-          </w:tcPr>
-          <w:p>
-            <w:r>
-              <w:rPr w:hint="eastAsia">
-                <w:rFonts w:ascii="Noto Sans SC Thin" w:hAnsi="Noto Sans SC Thin" w:eastAsia="Noto Sans SC Thin" w:cs="Noto Sans SC Thin"/>
-              </w:rPr>
-              <w:t>§2.2, §2.7–2.9, §3.1–3.15, §6.3–6.4, §8.3</w:t>
-            </w:r>
-          </w:p>
-        </w:tc>
-      </w:tr>
-      <w:tr>
-        <w:trPr>
-          <w:cantSplit/>
-        </w:trPr>
-        <w:tc>
-          <w:tcPr>
-            <w:tcW w:type="dxa" w:w="3312"/>
-          </w:tcPr>
-          <w:p>
-            <w:r>
-              <w:rPr w:hint="eastAsia">
-                <w:rFonts w:ascii="Noto Sans SC Thin" w:hAnsi="Noto Sans SC Thin" w:eastAsia="Noto Sans SC Thin" w:cs="Noto Sans SC Thin"/>
-              </w:rPr>
-              <w:t>10</w:t>
-            </w:r>
-          </w:p>
-        </w:tc>
-        <w:tc>
-          <w:tcPr>
-            <w:tcW w:type="dxa" w:w="3312"/>
-          </w:tcPr>
-          <w:p>
-            <w:r>
-              <w:rPr w:hint="eastAsia">
-                <w:rFonts w:ascii="Noto Sans SC Thin" w:hAnsi="Noto Sans SC Thin" w:eastAsia="Noto Sans SC Thin" w:cs="Noto Sans SC Thin"/>
-              </w:rPr>
-              <w:t xml:space="preserve">模型/工具/上下文/记忆/任务关系再理清；豆包 </w:t>
-            </w:r>
-            <w:r>
-              <w:rPr w:hint="eastAsia">
-                <w:rFonts w:ascii="Noto Sans SC Thin" w:hAnsi="Noto Sans SC Thin" w:eastAsia="Noto Sans SC Thin" w:cs="Noto Sans SC Thin"/>
-              </w:rPr>
-              <w:t>**</w:t>
-            </w:r>
-            <w:r>
-              <w:rPr w:hint="eastAsia">
-                <w:rFonts w:ascii="Noto Sans SC Thin" w:hAnsi="Noto Sans SC Thin" w:eastAsia="Noto Sans SC Thin" w:cs="Noto Sans SC Thin"/>
-              </w:rPr>
-              <w:t>；KV Cache 小学生版；自建 RAG 考虑</w:t>
-            </w:r>
-          </w:p>
-        </w:tc>
-        <w:tc>
-          <w:tcPr>
-            <w:tcW w:type="dxa" w:w="3312"/>
-          </w:tcPr>
-          <w:p>
-            <w:r>
-              <w:rPr w:hint="eastAsia">
-                <w:rFonts w:ascii="Noto Sans SC Thin" w:hAnsi="Noto Sans SC Thin" w:eastAsia="Noto Sans SC Thin" w:cs="Noto Sans SC Thin"/>
-              </w:rPr>
-              <w:t>§3.5, §3.8, §3.10–3.14</w:t>
-            </w:r>
-          </w:p>
-        </w:tc>
-      </w:tr>
-      <w:tr>
-        <w:trPr>
-          <w:cantSplit/>
-        </w:trPr>
-        <w:tc>
-          <w:tcPr>
-            <w:tcW w:type="dxa" w:w="3312"/>
-          </w:tcPr>
-          <w:p>
-            <w:r>
-              <w:rPr w:hint="eastAsia">
-                <w:rFonts w:ascii="Noto Sans SC Thin" w:hAnsi="Noto Sans SC Thin" w:eastAsia="Noto Sans SC Thin" w:cs="Noto Sans SC Thin"/>
-              </w:rPr>
-              <w:t>11</w:t>
-            </w:r>
-          </w:p>
-        </w:tc>
-        <w:tc>
-          <w:tcPr>
-            <w:tcW w:type="dxa" w:w="3312"/>
-          </w:tcPr>
-          <w:p>
-            <w:r>
-              <w:rPr w:hint="eastAsia">
-                <w:rFonts w:ascii="Noto Sans SC Thin" w:hAnsi="Noto Sans SC Thin" w:eastAsia="Noto Sans SC Thin" w:cs="Noto Sans SC Thin"/>
-              </w:rPr>
-              <w:t>Agent 运行链路逐步讲解</w:t>
-            </w:r>
-          </w:p>
-        </w:tc>
-        <w:tc>
-          <w:tcPr>
-            <w:tcW w:type="dxa" w:w="3312"/>
-          </w:tcPr>
-          <w:p>
-            <w:r>
-              <w:rPr w:hint="eastAsia">
-                <w:rFonts w:ascii="Noto Sans SC Thin" w:hAnsi="Noto Sans SC Thin" w:eastAsia="Noto Sans SC Thin" w:cs="Noto Sans SC Thin"/>
-              </w:rPr>
-              <w:t>§3.1</w:t>
-            </w:r>
-          </w:p>
-        </w:tc>
-      </w:tr>
-      <w:tr>
-        <w:trPr>
-          <w:cantSplit/>
-        </w:trPr>
-        <w:tc>
-          <w:tcPr>
-            <w:tcW w:type="dxa" w:w="3312"/>
-          </w:tcPr>
-          <w:p>
-            <w:r>
-              <w:rPr w:hint="eastAsia">
-                <w:rFonts w:ascii="Noto Sans SC Thin" w:hAnsi="Noto Sans SC Thin" w:eastAsia="Noto Sans SC Thin" w:cs="Noto Sans SC Thin"/>
-              </w:rPr>
-              <w:t>12</w:t>
-            </w:r>
-          </w:p>
-        </w:tc>
-        <w:tc>
-          <w:tcPr>
-            <w:tcW w:type="dxa" w:w="3312"/>
-          </w:tcPr>
-          <w:p>
-            <w:r>
-              <w:rPr w:hint="eastAsia">
-                <w:rFonts w:ascii="Noto Sans SC Thin" w:hAnsi="Noto Sans SC Thin" w:eastAsia="Noto Sans SC Thin" w:cs="Noto Sans SC Thin"/>
-              </w:rPr>
-              <w:t>结合全部内容能否应对 AI 产品面试</w:t>
-            </w:r>
-          </w:p>
-        </w:tc>
-        <w:tc>
-          <w:tcPr>
-            <w:tcW w:type="dxa" w:w="3312"/>
-          </w:tcPr>
-          <w:p>
-            <w:r>
-              <w:rPr w:hint="eastAsia">
-                <w:rFonts w:ascii="Noto Sans SC Thin" w:hAnsi="Noto Sans SC Thin" w:eastAsia="Noto Sans SC Thin" w:cs="Noto Sans SC Thin"/>
-              </w:rPr>
-              <w:t>§6.6</w:t>
-            </w:r>
-          </w:p>
-        </w:tc>
-      </w:tr>
-      <w:tr>
-        <w:trPr>
-          <w:cantSplit/>
-        </w:trPr>
-        <w:tc>
-          <w:tcPr>
-            <w:tcW w:type="dxa" w:w="3312"/>
-          </w:tcPr>
-          <w:p>
-            <w:r>
-              <w:rPr w:hint="eastAsia">
-                <w:rFonts w:ascii="Noto Sans SC Thin" w:hAnsi="Noto Sans SC Thin" w:eastAsia="Noto Sans SC Thin" w:cs="Noto Sans SC Thin"/>
-              </w:rPr>
-              <w:t>13</w:t>
-            </w:r>
-          </w:p>
-        </w:tc>
-        <w:tc>
-          <w:tcPr>
-            <w:tcW w:type="dxa" w:w="3312"/>
-          </w:tcPr>
-          <w:p>
-            <w:r>
-              <w:rPr w:hint="eastAsia">
-                <w:rFonts w:ascii="Noto Sans SC Thin" w:hAnsi="Noto Sans SC Thin" w:eastAsia="Noto Sans SC Thin" w:cs="Noto Sans SC Thin"/>
-              </w:rPr>
-              <w:t>为何「AI 味」重</w:t>
-            </w:r>
-          </w:p>
-        </w:tc>
-        <w:tc>
-          <w:tcPr>
-            <w:tcW w:type="dxa" w:w="3312"/>
-          </w:tcPr>
-          <w:p>
-            <w:r>
-              <w:rPr w:hint="eastAsia">
-                <w:rFonts w:ascii="Noto Sans SC Thin" w:hAnsi="Noto Sans SC Thin" w:eastAsia="Noto Sans SC Thin" w:cs="Noto Sans SC Thin"/>
-              </w:rPr>
-              <w:t>§6.7</w:t>
-            </w:r>
-          </w:p>
-        </w:tc>
-      </w:tr>
-      <w:tr>
-        <w:trPr>
-          <w:cantSplit/>
-        </w:trPr>
-        <w:tc>
-          <w:tcPr>
-            <w:tcW w:type="dxa" w:w="3312"/>
-          </w:tcPr>
-          <w:p>
-            <w:r>
-              <w:rPr w:hint="eastAsia">
-                <w:rFonts w:ascii="Noto Sans SC Thin" w:hAnsi="Noto Sans SC Thin" w:eastAsia="Noto Sans SC Thin" w:cs="Noto Sans SC Thin"/>
-              </w:rPr>
-              <w:t>14</w:t>
-            </w:r>
-          </w:p>
-        </w:tc>
-        <w:tc>
-          <w:tcPr>
-            <w:tcW w:type="dxa" w:w="3312"/>
-          </w:tcPr>
-          <w:p>
-            <w:r>
-              <w:rPr w:hint="eastAsia">
-                <w:rFonts w:ascii="Noto Sans SC Thin" w:hAnsi="Noto Sans SC Thin" w:eastAsia="Noto Sans SC Thin" w:cs="Noto Sans SC Thin"/>
-              </w:rPr>
-              <w:t>ChatGPT 操控软件/界面/爬取/截图靠啥</w:t>
-            </w:r>
-          </w:p>
-        </w:tc>
-        <w:tc>
-          <w:tcPr>
-            <w:tcW w:type="dxa" w:w="3312"/>
-          </w:tcPr>
-          <w:p>
-            <w:r>
-              <w:rPr w:hint="eastAsia">
-                <w:rFonts w:ascii="Noto Sans SC Thin" w:hAnsi="Noto Sans SC Thin" w:eastAsia="Noto Sans SC Thin" w:cs="Noto Sans SC Thin"/>
-              </w:rPr>
-              <w:t>§6.8</w:t>
-            </w:r>
-          </w:p>
-        </w:tc>
-      </w:tr>
-      <w:tr>
-        <w:trPr>
-          <w:cantSplit/>
-        </w:trPr>
-        <w:tc>
-          <w:tcPr>
-            <w:tcW w:type="dxa" w:w="3312"/>
-          </w:tcPr>
-          <w:p>
-            <w:r>
-              <w:rPr w:hint="eastAsia">
-                <w:rFonts w:ascii="Noto Sans SC Thin" w:hAnsi="Noto Sans SC Thin" w:eastAsia="Noto Sans SC Thin" w:cs="Noto Sans SC Thin"/>
-              </w:rPr>
-              <w:t>15</w:t>
-            </w:r>
-          </w:p>
-        </w:tc>
-        <w:tc>
-          <w:tcPr>
-            <w:tcW w:type="dxa" w:w="3312"/>
-          </w:tcPr>
-          <w:p>
-            <w:r>
-              <w:rPr w:hint="eastAsia">
-                <w:rFonts w:ascii="Noto Sans SC Thin" w:hAnsi="Noto Sans SC Thin" w:eastAsia="Noto Sans SC Thin" w:cs="Noto Sans SC Thin"/>
-              </w:rPr>
-              <w:t>记忆检索与上下文负责啥</w:t>
-            </w:r>
-          </w:p>
-        </w:tc>
-        <w:tc>
-          <w:tcPr>
-            <w:tcW w:type="dxa" w:w="3312"/>
-          </w:tcPr>
-          <w:p>
-            <w:r>
-              <w:rPr w:hint="eastAsia">
-                <w:rFonts w:ascii="Noto Sans SC Thin" w:hAnsi="Noto Sans SC Thin" w:eastAsia="Noto Sans SC Thin" w:cs="Noto Sans SC Thin"/>
-              </w:rPr>
-              <w:t>§3.8</w:t>
-            </w:r>
-          </w:p>
-        </w:tc>
-      </w:tr>
-      <w:tr>
-        <w:trPr>
-          <w:cantSplit/>
-        </w:trPr>
-        <w:tc>
-          <w:tcPr>
-            <w:tcW w:type="dxa" w:w="3312"/>
-          </w:tcPr>
-          <w:p>
-            <w:r>
-              <w:rPr w:hint="eastAsia">
-                <w:rFonts w:ascii="Noto Sans SC Thin" w:hAnsi="Noto Sans SC Thin" w:eastAsia="Noto Sans SC Thin" w:cs="Noto Sans SC Thin"/>
-              </w:rPr>
-              <w:t>16</w:t>
-            </w:r>
-          </w:p>
-        </w:tc>
-        <w:tc>
-          <w:tcPr>
-            <w:tcW w:type="dxa" w:w="3312"/>
-          </w:tcPr>
-          <w:p>
-            <w:r>
-              <w:rPr w:hint="eastAsia">
-                <w:rFonts w:ascii="Noto Sans SC Thin" w:hAnsi="Noto Sans SC Thin" w:eastAsia="Noto Sans SC Thin" w:cs="Noto Sans SC Thin"/>
-              </w:rPr>
-              <w:t>为何先记忆检索再上下文</w:t>
-            </w:r>
-          </w:p>
-        </w:tc>
-        <w:tc>
-          <w:tcPr>
-            <w:tcW w:type="dxa" w:w="3312"/>
-          </w:tcPr>
-          <w:p>
-            <w:r>
-              <w:rPr w:hint="eastAsia">
-                <w:rFonts w:ascii="Noto Sans SC Thin" w:hAnsi="Noto Sans SC Thin" w:eastAsia="Noto Sans SC Thin" w:cs="Noto Sans SC Thin"/>
-              </w:rPr>
-              <w:t>§3.8</w:t>
-            </w:r>
-          </w:p>
-        </w:tc>
-      </w:tr>
-      <w:tr>
-        <w:trPr>
-          <w:cantSplit/>
-        </w:trPr>
-        <w:tc>
-          <w:tcPr>
-            <w:tcW w:type="dxa" w:w="3312"/>
-          </w:tcPr>
-          <w:p>
-            <w:r>
-              <w:rPr w:hint="eastAsia">
-                <w:rFonts w:ascii="Noto Sans SC Thin" w:hAnsi="Noto Sans SC Thin" w:eastAsia="Noto Sans SC Thin" w:cs="Noto Sans SC Thin"/>
-              </w:rPr>
-              <w:t>17</w:t>
-            </w:r>
-          </w:p>
-        </w:tc>
-        <w:tc>
-          <w:tcPr>
-            <w:tcW w:type="dxa" w:w="3312"/>
-          </w:tcPr>
-          <w:p>
-            <w:r>
-              <w:rPr w:hint="eastAsia">
-                <w:rFonts w:ascii="Noto Sans SC Thin" w:hAnsi="Noto Sans SC Thin" w:eastAsia="Noto Sans SC Thin" w:cs="Noto Sans SC Thin"/>
-              </w:rPr>
-              <w:t>Muse 相比 ChatGPT/WorkBuddy 优势；字节为何投国内版</w:t>
-            </w:r>
-          </w:p>
-        </w:tc>
-        <w:tc>
-          <w:tcPr>
-            <w:tcW w:type="dxa" w:w="3312"/>
-          </w:tcPr>
-          <w:p>
-            <w:r>
-              <w:rPr w:hint="eastAsia">
-                <w:rFonts w:ascii="Noto Sans SC Thin" w:hAnsi="Noto Sans SC Thin" w:eastAsia="Noto Sans SC Thin" w:cs="Noto Sans SC Thin"/>
-              </w:rPr>
-              <w:t>§6.3</w:t>
-            </w:r>
-          </w:p>
-        </w:tc>
-      </w:tr>
-      <w:tr>
-        <w:trPr>
-          <w:cantSplit/>
-        </w:trPr>
-        <w:tc>
-          <w:tcPr>
-            <w:tcW w:type="dxa" w:w="3312"/>
-          </w:tcPr>
-          <w:p>
-            <w:r>
-              <w:rPr w:hint="eastAsia">
-                <w:rFonts w:ascii="Noto Sans SC Thin" w:hAnsi="Noto Sans SC Thin" w:eastAsia="Noto Sans SC Thin" w:cs="Noto Sans SC Thin"/>
-              </w:rPr>
-              <w:t>18</w:t>
-            </w:r>
-          </w:p>
-        </w:tc>
-        <w:tc>
-          <w:tcPr>
-            <w:tcW w:type="dxa" w:w="3312"/>
-          </w:tcPr>
-          <w:p>
-            <w:r>
-              <w:rPr w:hint="eastAsia">
-                <w:rFonts w:ascii="Noto Sans SC Thin" w:hAnsi="Noto Sans SC Thin" w:eastAsia="Noto Sans SC Thin" w:cs="Noto Sans SC Thin"/>
-              </w:rPr>
-              <w:t>SFT/PPO/DPO/GRPO 区别；微调流程；Tokenizer 重要性；SFT 与 Post-training 关系；DPO/RLHF/RLAIF 解决啥；LLM 与 NLP 关系</w:t>
-            </w:r>
-          </w:p>
-        </w:tc>
-        <w:tc>
-          <w:tcPr>
-            <w:tcW w:type="dxa" w:w="3312"/>
-          </w:tcPr>
-          <w:p>
-            <w:r>
-              <w:rPr w:hint="eastAsia">
-                <w:rFonts w:ascii="Noto Sans SC Thin" w:hAnsi="Noto Sans SC Thin" w:eastAsia="Noto Sans SC Thin" w:cs="Noto Sans SC Thin"/>
-              </w:rPr>
-              <w:t>§2.2, §2.5, §1.2, §2.1, §2.2, （NLP：LLM 是自然语言处理的主流技术，NLP 是更大学科）</w:t>
-            </w:r>
-          </w:p>
-        </w:tc>
-      </w:tr>
-      <w:tr>
-        <w:trPr>
-          <w:cantSplit/>
-        </w:trPr>
-        <w:tc>
-          <w:tcPr>
-            <w:tcW w:type="dxa" w:w="3312"/>
-          </w:tcPr>
-          <w:p>
-            <w:r>
-              <w:rPr w:hint="eastAsia">
-                <w:rFonts w:ascii="Noto Sans SC Thin" w:hAnsi="Noto Sans SC Thin" w:eastAsia="Noto Sans SC Thin" w:cs="Noto Sans SC Thin"/>
-              </w:rPr>
-              <w:t>19</w:t>
-            </w:r>
-          </w:p>
-        </w:tc>
-        <w:tc>
-          <w:tcPr>
-            <w:tcW w:type="dxa" w:w="3312"/>
-          </w:tcPr>
-          <w:p>
-            <w:r>
-              <w:rPr w:hint="eastAsia">
-                <w:rFonts w:ascii="Noto Sans SC Thin" w:hAnsi="Noto Sans SC Thin" w:eastAsia="Noto Sans SC Thin" w:cs="Noto Sans SC Thin"/>
-              </w:rPr>
-              <w:t>先查上下文记忆是否也为减幻觉</w:t>
-            </w:r>
-          </w:p>
-        </w:tc>
-        <w:tc>
-          <w:tcPr>
-            <w:tcW w:type="dxa" w:w="3312"/>
-          </w:tcPr>
-          <w:p>
-            <w:r>
-              <w:rPr w:hint="eastAsia">
-                <w:rFonts w:ascii="Noto Sans SC Thin" w:hAnsi="Noto Sans SC Thin" w:eastAsia="Noto Sans SC Thin" w:cs="Noto Sans SC Thin"/>
-              </w:rPr>
-              <w:t>§3.8</w:t>
-            </w:r>
-          </w:p>
-        </w:tc>
-      </w:tr>
-      <w:tr>
-        <w:trPr>
-          <w:cantSplit/>
-        </w:trPr>
-        <w:tc>
-          <w:tcPr>
-            <w:tcW w:type="dxa" w:w="3312"/>
-          </w:tcPr>
-          <w:p>
-            <w:r>
-              <w:rPr w:hint="eastAsia">
-                <w:rFonts w:ascii="Noto Sans SC Thin" w:hAnsi="Noto Sans SC Thin" w:eastAsia="Noto Sans SC Thin" w:cs="Noto Sans SC Thin"/>
-              </w:rPr>
-              <w:t>20</w:t>
-            </w:r>
-          </w:p>
-        </w:tc>
-        <w:tc>
-          <w:tcPr>
-            <w:tcW w:type="dxa" w:w="3312"/>
-          </w:tcPr>
-          <w:p>
-            <w:r>
-              <w:rPr w:hint="eastAsia">
-                <w:rFonts w:ascii="Noto Sans SC Thin" w:hAnsi="Noto Sans SC Thin" w:eastAsia="Noto Sans SC Thin" w:cs="Noto Sans SC Thin"/>
-              </w:rPr>
-              <w:t>（图片）</w:t>
-            </w:r>
-          </w:p>
-        </w:tc>
-        <w:tc>
-          <w:tcPr>
-            <w:tcW w:type="dxa" w:w="3312"/>
-          </w:tcPr>
-          <w:p>
-            <w:r>
-              <w:rPr w:hint="eastAsia">
-                <w:rFonts w:ascii="Noto Sans SC Thin" w:hAnsi="Noto Sans SC Thin" w:eastAsia="Noto Sans SC Thin" w:cs="Noto Sans SC Thin"/>
-              </w:rPr>
-              <w:t>—</w:t>
-            </w:r>
-          </w:p>
-        </w:tc>
-      </w:tr>
-      <w:tr>
-        <w:trPr>
-          <w:cantSplit/>
-        </w:trPr>
-        <w:tc>
-          <w:tcPr>
-            <w:tcW w:type="dxa" w:w="3312"/>
-          </w:tcPr>
-          <w:p>
-            <w:r>
-              <w:rPr w:hint="eastAsia">
-                <w:rFonts w:ascii="Noto Sans SC Thin" w:hAnsi="Noto Sans SC Thin" w:eastAsia="Noto Sans SC Thin" w:cs="Noto Sans SC Thin"/>
-              </w:rPr>
-              <w:t>21</w:t>
-            </w:r>
-          </w:p>
-        </w:tc>
-        <w:tc>
-          <w:tcPr>
-            <w:tcW w:type="dxa" w:w="3312"/>
-          </w:tcPr>
-          <w:p>
-            <w:r>
-              <w:rPr w:hint="eastAsia">
-                <w:rFonts w:ascii="Noto Sans SC Thin" w:hAnsi="Noto Sans SC Thin" w:eastAsia="Noto Sans SC Thin" w:cs="Noto Sans SC Thin"/>
-              </w:rPr>
-              <w:t>这个是啥</w:t>
-            </w:r>
-          </w:p>
-        </w:tc>
-        <w:tc>
-          <w:tcPr>
-            <w:tcW w:type="dxa" w:w="3312"/>
-          </w:tcPr>
-          <w:p>
-            <w:r>
-              <w:rPr w:hint="eastAsia">
-                <w:rFonts w:ascii="Noto Sans SC Thin" w:hAnsi="Noto Sans SC Thin" w:eastAsia="Noto Sans SC Thin" w:cs="Noto Sans SC Thin"/>
-              </w:rPr>
-              <w:t>—</w:t>
-            </w:r>
-          </w:p>
-        </w:tc>
-      </w:tr>
-      <w:tr>
-        <w:trPr>
-          <w:cantSplit/>
-        </w:trPr>
-        <w:tc>
-          <w:tcPr>
-            <w:tcW w:type="dxa" w:w="3312"/>
-          </w:tcPr>
-          <w:p>
-            <w:r>
-              <w:rPr w:hint="eastAsia">
-                <w:rFonts w:ascii="Noto Sans SC Thin" w:hAnsi="Noto Sans SC Thin" w:eastAsia="Noto Sans SC Thin" w:cs="Noto Sans SC Thin"/>
-              </w:rPr>
-              <w:t>22</w:t>
-            </w:r>
-          </w:p>
-        </w:tc>
-        <w:tc>
-          <w:tcPr>
-            <w:tcW w:type="dxa" w:w="3312"/>
-          </w:tcPr>
-          <w:p>
-            <w:r>
-              <w:rPr w:hint="eastAsia">
-                <w:rFonts w:ascii="Noto Sans SC Thin" w:hAnsi="Noto Sans SC Thin" w:eastAsia="Noto Sans SC Thin" w:cs="Noto Sans SC Thin"/>
-              </w:rPr>
-              <w:t>RAG 整体思路</w:t>
-            </w:r>
-          </w:p>
-        </w:tc>
-        <w:tc>
-          <w:tcPr>
-            <w:tcW w:type="dxa" w:w="3312"/>
-          </w:tcPr>
-          <w:p>
-            <w:r>
-              <w:rPr w:hint="eastAsia">
-                <w:rFonts w:ascii="Noto Sans SC Thin" w:hAnsi="Noto Sans SC Thin" w:eastAsia="Noto Sans SC Thin" w:cs="Noto Sans SC Thin"/>
-              </w:rPr>
-              <w:t>§3.5</w:t>
-            </w:r>
-          </w:p>
-        </w:tc>
-      </w:tr>
-      <w:tr>
-        <w:trPr>
-          <w:cantSplit/>
-        </w:trPr>
-        <w:tc>
-          <w:tcPr>
-            <w:tcW w:type="dxa" w:w="3312"/>
-          </w:tcPr>
-          <w:p>
-            <w:r>
-              <w:rPr w:hint="eastAsia">
-                <w:rFonts w:ascii="Noto Sans SC Thin" w:hAnsi="Noto Sans SC Thin" w:eastAsia="Noto Sans SC Thin" w:cs="Noto Sans SC Thin"/>
-              </w:rPr>
-              <w:t>23</w:t>
-            </w:r>
-          </w:p>
-        </w:tc>
-        <w:tc>
-          <w:tcPr>
-            <w:tcW w:type="dxa" w:w="3312"/>
-          </w:tcPr>
-          <w:p>
-            <w:r>
-              <w:rPr w:hint="eastAsia">
-                <w:rFonts w:ascii="Noto Sans SC Thin" w:hAnsi="Noto Sans SC Thin" w:eastAsia="Noto Sans SC Thin" w:cs="Noto Sans SC Thin"/>
-              </w:rPr>
-              <w:t>在 Agent 流程中 ReAct/RAG/MCP 各在哪些环节</w:t>
-            </w:r>
-          </w:p>
-        </w:tc>
-        <w:tc>
-          <w:tcPr>
-            <w:tcW w:type="dxa" w:w="3312"/>
-          </w:tcPr>
-          <w:p>
-            <w:r>
-              <w:rPr w:hint="eastAsia">
-                <w:rFonts w:ascii="Noto Sans SC Thin" w:hAnsi="Noto Sans SC Thin" w:eastAsia="Noto Sans SC Thin" w:cs="Noto Sans SC Thin"/>
-              </w:rPr>
-              <w:t>§3.4, §3.5, §3.3</w:t>
-            </w:r>
-          </w:p>
-        </w:tc>
-      </w:tr>
-      <w:tr>
-        <w:trPr>
-          <w:cantSplit/>
-        </w:trPr>
-        <w:tc>
-          <w:tcPr>
-            <w:tcW w:type="dxa" w:w="3312"/>
-          </w:tcPr>
-          <w:p>
-            <w:r>
-              <w:rPr w:hint="eastAsia">
-                <w:rFonts w:ascii="Noto Sans SC Thin" w:hAnsi="Noto Sans SC Thin" w:eastAsia="Noto Sans SC Thin" w:cs="Noto Sans SC Thin"/>
-              </w:rPr>
-              <w:t>24</w:t>
-            </w:r>
-          </w:p>
-        </w:tc>
-        <w:tc>
-          <w:tcPr>
-            <w:tcW w:type="dxa" w:w="3312"/>
-          </w:tcPr>
-          <w:p>
-            <w:r>
-              <w:rPr w:hint="eastAsia">
-                <w:rFonts w:ascii="Noto Sans SC Thin" w:hAnsi="Noto Sans SC Thin" w:eastAsia="Noto Sans SC Thin" w:cs="Noto Sans SC Thin"/>
-              </w:rPr>
-              <w:t>模型如何据 RAG 拼接生成；RAG 也幻觉？ReAct 在 LLM 环节？Harness 本质是一串代码？</w:t>
-            </w:r>
-          </w:p>
-        </w:tc>
-        <w:tc>
-          <w:tcPr>
-            <w:tcW w:type="dxa" w:w="3312"/>
-          </w:tcPr>
-          <w:p>
-            <w:r>
-              <w:rPr w:hint="eastAsia">
-                <w:rFonts w:ascii="Noto Sans SC Thin" w:hAnsi="Noto Sans SC Thin" w:eastAsia="Noto Sans SC Thin" w:cs="Noto Sans SC Thin"/>
-              </w:rPr>
-              <w:t>§3.5, §3.4, §3.2</w:t>
-            </w:r>
-          </w:p>
-        </w:tc>
-      </w:tr>
-      <w:tr>
-        <w:trPr>
-          <w:cantSplit/>
-        </w:trPr>
-        <w:tc>
-          <w:tcPr>
-            <w:tcW w:type="dxa" w:w="3312"/>
-          </w:tcPr>
-          <w:p>
-            <w:r>
-              <w:rPr w:hint="eastAsia">
-                <w:rFonts w:ascii="Noto Sans SC Thin" w:hAnsi="Noto Sans SC Thin" w:eastAsia="Noto Sans SC Thin" w:cs="Noto Sans SC Thin"/>
-              </w:rPr>
-              <w:t>25</w:t>
-            </w:r>
-          </w:p>
-        </w:tc>
-        <w:tc>
-          <w:tcPr>
-            <w:tcW w:type="dxa" w:w="3312"/>
-          </w:tcPr>
-          <w:p>
-            <w:r>
-              <w:rPr w:hint="eastAsia">
-                <w:rFonts w:ascii="Noto Sans SC Thin" w:hAnsi="Noto Sans SC Thin" w:eastAsia="Noto Sans SC Thin" w:cs="Noto Sans SC Thin"/>
-              </w:rPr>
-              <w:t>LLM 组织答案的信息源头在 prompt 中？</w:t>
-            </w:r>
-          </w:p>
-        </w:tc>
-        <w:tc>
-          <w:tcPr>
-            <w:tcW w:type="dxa" w:w="3312"/>
-          </w:tcPr>
-          <w:p>
-            <w:r>
-              <w:rPr w:hint="eastAsia">
-                <w:rFonts w:ascii="Noto Sans SC Thin" w:hAnsi="Noto Sans SC Thin" w:eastAsia="Noto Sans SC Thin" w:cs="Noto Sans SC Thin"/>
-              </w:rPr>
-              <w:t>§3.5</w:t>
-            </w:r>
-          </w:p>
-        </w:tc>
-      </w:tr>
-    </w:tbl>
-    <w:p>
-      <w:pPr>
-        <w:pStyle w:val="Heading3"/>
-        <w:keepNext/>
-      </w:pPr>
-      <w:r>
-        <w:rPr w:hint="eastAsia">
-          <w:rFonts w:ascii="Noto Sans SC Thin" w:hAnsi="Noto Sans SC Thin" w:eastAsia="Noto Sans SC Thin" w:cs="Noto Sans SC Thin"/>
-        </w:rPr>
-        <w:t>豆包·大模型训练全流程（29 问）</w:t>
-      </w:r>
-    </w:p>
-    <w:tbl>
-      <w:tblPr>
-        <w:tblStyle w:val="LightGrid-Accent1"/>
-        <w:tblW w:type="auto" w:w="0"/>
-        <w:jc w:val="center"/>
-        <w:tblLook w:firstColumn="1" w:firstRow="1" w:lastColumn="0" w:lastRow="0" w:noHBand="0" w:noVBand="1" w:val="04A0"/>
-      </w:tblPr>
-      <w:tblGrid>
-        <w:gridCol w:w="3312"/>
-        <w:gridCol w:w="3312"/>
-        <w:gridCol w:w="3312"/>
-      </w:tblGrid>
-      <w:tr>
-        <w:trPr>
-          <w:cantSplit/>
-          <w:tblHeader/>
-        </w:trPr>
-        <w:tc>
-          <w:tcPr>
-            <w:tcW w:type="dxa" w:w="3312"/>
-          </w:tcPr>
-          <w:p>
-            <w:r>
-              <w:rPr w:hint="eastAsia">
-                <w:rFonts w:ascii="Noto Sans SC Thin" w:hAnsi="Noto Sans SC Thin" w:eastAsia="Noto Sans SC Thin" w:cs="Noto Sans SC Thin"/>
-              </w:rPr>
-              <w:t>#</w:t>
-            </w:r>
-          </w:p>
-        </w:tc>
-        <w:tc>
-          <w:tcPr>
-            <w:tcW w:type="dxa" w:w="3312"/>
-          </w:tcPr>
-          <w:p>
-            <w:r>
-              <w:rPr w:hint="eastAsia">
-                <w:rFonts w:ascii="Noto Sans SC Thin" w:hAnsi="Noto Sans SC Thin" w:eastAsia="Noto Sans SC Thin" w:cs="Noto Sans SC Thin"/>
-              </w:rPr>
-              <w:t>用户提问</w:t>
-            </w:r>
-          </w:p>
-        </w:tc>
-        <w:tc>
-          <w:tcPr>
-            <w:tcW w:type="dxa" w:w="3312"/>
-          </w:tcPr>
-          <w:p>
-            <w:r>
-              <w:rPr w:hint="eastAsia">
-                <w:rFonts w:ascii="Noto Sans SC Thin" w:hAnsi="Noto Sans SC Thin" w:eastAsia="Noto Sans SC Thin" w:cs="Noto Sans SC Thin"/>
-              </w:rPr>
-              <w:t>章节</w:t>
-            </w:r>
-          </w:p>
-        </w:tc>
-      </w:tr>
-      <w:tr>
-        <w:trPr>
-          <w:cantSplit/>
-        </w:trPr>
-        <w:tc>
-          <w:tcPr>
-            <w:tcW w:type="dxa" w:w="3312"/>
-          </w:tcPr>
-          <w:p>
-            <w:r>
-              <w:rPr w:hint="eastAsia">
-                <w:rFonts w:ascii="Noto Sans SC Thin" w:hAnsi="Noto Sans SC Thin" w:eastAsia="Noto Sans SC Thin" w:cs="Noto Sans SC Thin"/>
-              </w:rPr>
-              <w:t>1</w:t>
-            </w:r>
-          </w:p>
-        </w:tc>
-        <w:tc>
-          <w:tcPr>
-            <w:tcW w:type="dxa" w:w="3312"/>
-          </w:tcPr>
-          <w:p>
-            <w:r>
-              <w:rPr w:hint="eastAsia">
-                <w:rFonts w:ascii="Noto Sans SC Thin" w:hAnsi="Noto Sans SC Thin" w:eastAsia="Noto Sans SC Thin" w:cs="Noto Sans SC Thin"/>
-              </w:rPr>
-              <w:t>0.1B 全流程任务如何完成</w:t>
-            </w:r>
-          </w:p>
-        </w:tc>
-        <w:tc>
-          <w:tcPr>
-            <w:tcW w:type="dxa" w:w="3312"/>
-          </w:tcPr>
-          <w:p>
-            <w:r>
-              <w:rPr w:hint="eastAsia">
-                <w:rFonts w:ascii="Noto Sans SC Thin" w:hAnsi="Noto Sans SC Thin" w:eastAsia="Noto Sans SC Thin" w:cs="Noto Sans SC Thin"/>
-              </w:rPr>
-              <w:t>§1.5</w:t>
-            </w:r>
-          </w:p>
-        </w:tc>
-      </w:tr>
-      <w:tr>
-        <w:trPr>
-          <w:cantSplit/>
-        </w:trPr>
-        <w:tc>
-          <w:tcPr>
-            <w:tcW w:type="dxa" w:w="3312"/>
-          </w:tcPr>
-          <w:p>
-            <w:r>
-              <w:rPr w:hint="eastAsia">
-                <w:rFonts w:ascii="Noto Sans SC Thin" w:hAnsi="Noto Sans SC Thin" w:eastAsia="Noto Sans SC Thin" w:cs="Noto Sans SC Thin"/>
-              </w:rPr>
-              <w:t>2</w:t>
-            </w:r>
-          </w:p>
-        </w:tc>
-        <w:tc>
-          <w:tcPr>
-            <w:tcW w:type="dxa" w:w="3312"/>
-          </w:tcPr>
-          <w:p>
-            <w:r>
-              <w:rPr w:hint="eastAsia">
-                <w:rFonts w:ascii="Noto Sans SC Thin" w:hAnsi="Noto Sans SC Thin" w:eastAsia="Noto Sans SC Thin" w:cs="Noto Sans SC Thin"/>
-              </w:rPr>
-              <w:t>MacBook Pro M5 32G 1TB 能跑吗</w:t>
-            </w:r>
-          </w:p>
-        </w:tc>
-        <w:tc>
-          <w:tcPr>
-            <w:tcW w:type="dxa" w:w="3312"/>
-          </w:tcPr>
-          <w:p>
-            <w:r>
-              <w:rPr w:hint="eastAsia">
-                <w:rFonts w:ascii="Noto Sans SC Thin" w:hAnsi="Noto Sans SC Thin" w:eastAsia="Noto Sans SC Thin" w:cs="Noto Sans SC Thin"/>
-              </w:rPr>
-              <w:t>§4.11</w:t>
-            </w:r>
-          </w:p>
-        </w:tc>
-      </w:tr>
-      <w:tr>
-        <w:trPr>
-          <w:cantSplit/>
-        </w:trPr>
-        <w:tc>
-          <w:tcPr>
-            <w:tcW w:type="dxa" w:w="3312"/>
-          </w:tcPr>
-          <w:p>
-            <w:r>
-              <w:rPr w:hint="eastAsia">
-                <w:rFonts w:ascii="Noto Sans SC Thin" w:hAnsi="Noto Sans SC Thin" w:eastAsia="Noto Sans SC Thin" w:cs="Noto Sans SC Thin"/>
-              </w:rPr>
-              <w:t>3</w:t>
-            </w:r>
-          </w:p>
-        </w:tc>
-        <w:tc>
-          <w:tcPr>
-            <w:tcW w:type="dxa" w:w="3312"/>
-          </w:tcPr>
-          <w:p>
-            <w:r>
-              <w:rPr w:hint="eastAsia">
-                <w:rFonts w:ascii="Noto Sans SC Thin" w:hAnsi="Noto Sans SC Thin" w:eastAsia="Noto Sans SC Thin" w:cs="Noto Sans SC Thin"/>
-              </w:rPr>
-              <w:t>需哪些软硬件；Codex/GPT5 额度与时间</w:t>
-            </w:r>
-          </w:p>
-        </w:tc>
-        <w:tc>
-          <w:tcPr>
-            <w:tcW w:type="dxa" w:w="3312"/>
-          </w:tcPr>
-          <w:p>
-            <w:r>
-              <w:rPr w:hint="eastAsia">
-                <w:rFonts w:ascii="Noto Sans SC Thin" w:hAnsi="Noto Sans SC Thin" w:eastAsia="Noto Sans SC Thin" w:cs="Noto Sans SC Thin"/>
-              </w:rPr>
-              <w:t>§4.11, §1.5（成本和工期必须按当期价格、实验规模与实测吞吐估算）</w:t>
-            </w:r>
-          </w:p>
-        </w:tc>
-      </w:tr>
-      <w:tr>
-        <w:trPr>
-          <w:cantSplit/>
-        </w:trPr>
-        <w:tc>
-          <w:tcPr>
-            <w:tcW w:type="dxa" w:w="3312"/>
-          </w:tcPr>
-          <w:p>
-            <w:r>
-              <w:rPr w:hint="eastAsia">
-                <w:rFonts w:ascii="Noto Sans SC Thin" w:hAnsi="Noto Sans SC Thin" w:eastAsia="Noto Sans SC Thin" w:cs="Noto Sans SC Thin"/>
-              </w:rPr>
-              <w:t>4</w:t>
-            </w:r>
-          </w:p>
-        </w:tc>
-        <w:tc>
-          <w:tcPr>
-            <w:tcW w:type="dxa" w:w="3312"/>
-          </w:tcPr>
-          <w:p>
-            <w:r>
-              <w:rPr w:hint="eastAsia">
-                <w:rFonts w:ascii="Noto Sans SC Thin" w:hAnsi="Noto Sans SC Thin" w:eastAsia="Noto Sans SC Thin" w:cs="Noto Sans SC Thin"/>
-              </w:rPr>
-              <w:t>改在 Mac 训练旅游管理文献（南北核心+SSCI）需备啥</w:t>
-            </w:r>
-          </w:p>
-        </w:tc>
-        <w:tc>
-          <w:tcPr>
-            <w:tcW w:type="dxa" w:w="3312"/>
-          </w:tcPr>
-          <w:p>
-            <w:r>
-              <w:rPr w:hint="eastAsia">
-                <w:rFonts w:ascii="Noto Sans SC Thin" w:hAnsi="Noto Sans SC Thin" w:eastAsia="Noto Sans SC Thin" w:cs="Noto Sans SC Thin"/>
-              </w:rPr>
-              <w:t>§4.11</w:t>
-            </w:r>
-          </w:p>
-        </w:tc>
-      </w:tr>
-      <w:tr>
-        <w:trPr>
-          <w:cantSplit/>
-        </w:trPr>
-        <w:tc>
-          <w:tcPr>
-            <w:tcW w:type="dxa" w:w="3312"/>
-          </w:tcPr>
-          <w:p>
-            <w:r>
-              <w:rPr w:hint="eastAsia">
-                <w:rFonts w:ascii="Noto Sans SC Thin" w:hAnsi="Noto Sans SC Thin" w:eastAsia="Noto Sans SC Thin" w:cs="Noto Sans SC Thin"/>
-              </w:rPr>
-              <w:t>5</w:t>
-            </w:r>
-          </w:p>
-        </w:tc>
-        <w:tc>
-          <w:tcPr>
-            <w:tcW w:type="dxa" w:w="3312"/>
-          </w:tcPr>
-          <w:p>
-            <w:r>
-              <w:rPr w:hint="eastAsia">
-                <w:rFonts w:ascii="Noto Sans SC Thin" w:hAnsi="Noto Sans SC Thin" w:eastAsia="Noto Sans SC Thin" w:cs="Noto Sans SC Thin"/>
-              </w:rPr>
-              <w:t>训练很费时吗</w:t>
-            </w:r>
-          </w:p>
-        </w:tc>
-        <w:tc>
-          <w:tcPr>
-            <w:tcW w:type="dxa" w:w="3312"/>
-          </w:tcPr>
-          <w:p>
-            <w:r>
-              <w:rPr w:hint="eastAsia">
-                <w:rFonts w:ascii="Noto Sans SC Thin" w:hAnsi="Noto Sans SC Thin" w:eastAsia="Noto Sans SC Thin" w:cs="Noto Sans SC Thin"/>
-              </w:rPr>
-              <w:t>§1.5（时间黑洞：预处理/训练/对齐各占大量时间）</w:t>
-            </w:r>
-          </w:p>
-        </w:tc>
-      </w:tr>
-      <w:tr>
-        <w:trPr>
-          <w:cantSplit/>
-        </w:trPr>
-        <w:tc>
-          <w:tcPr>
-            <w:tcW w:type="dxa" w:w="3312"/>
-          </w:tcPr>
-          <w:p>
-            <w:r>
-              <w:rPr w:hint="eastAsia">
-                <w:rFonts w:ascii="Noto Sans SC Thin" w:hAnsi="Noto Sans SC Thin" w:eastAsia="Noto Sans SC Thin" w:cs="Noto Sans SC Thin"/>
-              </w:rPr>
-              <w:t>6</w:t>
-            </w:r>
-          </w:p>
-        </w:tc>
-        <w:tc>
-          <w:tcPr>
-            <w:tcW w:type="dxa" w:w="3312"/>
-          </w:tcPr>
-          <w:p>
-            <w:r>
-              <w:rPr w:hint="eastAsia">
-                <w:rFonts w:ascii="Noto Sans SC Thin" w:hAnsi="Noto Sans SC Thin" w:eastAsia="Noto Sans SC Thin" w:cs="Noto Sans SC Thin"/>
-              </w:rPr>
-              <w:t>改用旅游相关资料呢</w:t>
-            </w:r>
-          </w:p>
-        </w:tc>
-        <w:tc>
-          <w:tcPr>
-            <w:tcW w:type="dxa" w:w="3312"/>
-          </w:tcPr>
-          <w:p>
-            <w:r>
-              <w:rPr w:hint="eastAsia">
-                <w:rFonts w:ascii="Noto Sans SC Thin" w:hAnsi="Noto Sans SC Thin" w:eastAsia="Noto Sans SC Thin" w:cs="Noto Sans SC Thin"/>
-              </w:rPr>
-              <w:t>§4.11</w:t>
-            </w:r>
-          </w:p>
-        </w:tc>
-      </w:tr>
-      <w:tr>
-        <w:trPr>
-          <w:cantSplit/>
-        </w:trPr>
-        <w:tc>
-          <w:tcPr>
-            <w:tcW w:type="dxa" w:w="3312"/>
-          </w:tcPr>
-          <w:p>
-            <w:r>
-              <w:rPr w:hint="eastAsia">
-                <w:rFonts w:ascii="Noto Sans SC Thin" w:hAnsi="Noto Sans SC Thin" w:eastAsia="Noto Sans SC Thin" w:cs="Noto Sans SC Thin"/>
-              </w:rPr>
-              <w:t>7</w:t>
-            </w:r>
-          </w:p>
-        </w:tc>
-        <w:tc>
-          <w:tcPr>
-            <w:tcW w:type="dxa" w:w="3312"/>
-          </w:tcPr>
-          <w:p>
-            <w:r>
-              <w:rPr w:hint="eastAsia">
-                <w:rFonts w:ascii="Noto Sans SC Thin" w:hAnsi="Noto Sans SC Thin" w:eastAsia="Noto Sans SC Thin" w:cs="Noto Sans SC Thin"/>
-              </w:rPr>
-              <w:t>只耗 90 万 token？Mac 受得了吗</w:t>
-            </w:r>
-          </w:p>
-        </w:tc>
-        <w:tc>
-          <w:tcPr>
-            <w:tcW w:type="dxa" w:w="3312"/>
-          </w:tcPr>
-          <w:p>
-            <w:r>
-              <w:rPr w:hint="eastAsia">
-                <w:rFonts w:ascii="Noto Sans SC Thin" w:hAnsi="Noto Sans SC Thin" w:eastAsia="Noto Sans SC Thin" w:cs="Noto Sans SC Thin"/>
-              </w:rPr>
-              <w:t>§4.11</w:t>
-            </w:r>
-          </w:p>
-        </w:tc>
-      </w:tr>
-      <w:tr>
-        <w:trPr>
-          <w:cantSplit/>
-        </w:trPr>
-        <w:tc>
-          <w:tcPr>
-            <w:tcW w:type="dxa" w:w="3312"/>
-          </w:tcPr>
-          <w:p>
-            <w:r>
-              <w:rPr w:hint="eastAsia">
-                <w:rFonts w:ascii="Noto Sans SC Thin" w:hAnsi="Noto Sans SC Thin" w:eastAsia="Noto Sans SC Thin" w:cs="Noto Sans SC Thin"/>
-              </w:rPr>
-              <w:t>8</w:t>
-            </w:r>
-          </w:p>
-        </w:tc>
-        <w:tc>
-          <w:tcPr>
-            <w:tcW w:type="dxa" w:w="3312"/>
-          </w:tcPr>
-          <w:p>
-            <w:r>
-              <w:rPr w:hint="eastAsia">
-                <w:rFonts w:ascii="Noto Sans SC Thin" w:hAnsi="Noto Sans SC Thin" w:eastAsia="Noto Sans SC Thin" w:cs="Noto Sans SC Thin"/>
-              </w:rPr>
-              <w:t>字节等公司怎么训练</w:t>
-            </w:r>
-          </w:p>
-        </w:tc>
-        <w:tc>
-          <w:tcPr>
-            <w:tcW w:type="dxa" w:w="3312"/>
-          </w:tcPr>
-          <w:p>
-            <w:r>
-              <w:rPr w:hint="eastAsia">
-                <w:rFonts w:ascii="Noto Sans SC Thin" w:hAnsi="Noto Sans SC Thin" w:eastAsia="Noto Sans SC Thin" w:cs="Noto Sans SC Thin"/>
-              </w:rPr>
-              <w:t>§4.10, §4.2</w:t>
-            </w:r>
-          </w:p>
-        </w:tc>
-      </w:tr>
-      <w:tr>
-        <w:trPr>
-          <w:cantSplit/>
-        </w:trPr>
-        <w:tc>
-          <w:tcPr>
-            <w:tcW w:type="dxa" w:w="3312"/>
-          </w:tcPr>
-          <w:p>
-            <w:r>
-              <w:rPr w:hint="eastAsia">
-                <w:rFonts w:ascii="Noto Sans SC Thin" w:hAnsi="Noto Sans SC Thin" w:eastAsia="Noto Sans SC Thin" w:cs="Noto Sans SC Thin"/>
-              </w:rPr>
-              <w:t>9</w:t>
-            </w:r>
-          </w:p>
-        </w:tc>
-        <w:tc>
-          <w:tcPr>
-            <w:tcW w:type="dxa" w:w="3312"/>
-          </w:tcPr>
-          <w:p>
-            <w:r>
-              <w:rPr w:hint="eastAsia">
-                <w:rFonts w:ascii="Noto Sans SC Thin" w:hAnsi="Noto Sans SC Thin" w:eastAsia="Noto Sans SC Thin" w:cs="Noto Sans SC Thin"/>
-              </w:rPr>
-              <w:t>把全部知识按学习路径整理通俗讲</w:t>
-            </w:r>
-          </w:p>
-        </w:tc>
-        <w:tc>
-          <w:tcPr>
-            <w:tcW w:type="dxa" w:w="3312"/>
-          </w:tcPr>
-          <w:p>
-            <w:r>
-              <w:rPr w:hint="eastAsia">
-                <w:rFonts w:ascii="Noto Sans SC Thin" w:hAnsi="Noto Sans SC Thin" w:eastAsia="Noto Sans SC Thin" w:cs="Noto Sans SC Thin"/>
-              </w:rPr>
-              <w:t>全文（尤其 §1.5 学习路径）</w:t>
-            </w:r>
-          </w:p>
-        </w:tc>
-      </w:tr>
-      <w:tr>
-        <w:trPr>
-          <w:cantSplit/>
-        </w:trPr>
-        <w:tc>
-          <w:tcPr>
-            <w:tcW w:type="dxa" w:w="3312"/>
-          </w:tcPr>
-          <w:p>
-            <w:r>
-              <w:rPr w:hint="eastAsia">
-                <w:rFonts w:ascii="Noto Sans SC Thin" w:hAnsi="Noto Sans SC Thin" w:eastAsia="Noto Sans SC Thin" w:cs="Noto Sans SC Thin"/>
-              </w:rPr>
-              <w:t>10</w:t>
-            </w:r>
-          </w:p>
-        </w:tc>
-        <w:tc>
-          <w:tcPr>
-            <w:tcW w:type="dxa" w:w="3312"/>
-          </w:tcPr>
-          <w:p>
-            <w:r>
-              <w:rPr w:hint="eastAsia">
-                <w:rFonts w:ascii="Noto Sans SC Thin" w:hAnsi="Noto Sans SC Thin" w:eastAsia="Noto Sans SC Thin" w:cs="Noto Sans SC Thin"/>
-              </w:rPr>
-              <w:t>美团「问小团」属啥类型</w:t>
-            </w:r>
-          </w:p>
-        </w:tc>
-        <w:tc>
-          <w:tcPr>
-            <w:tcW w:type="dxa" w:w="3312"/>
-          </w:tcPr>
-          <w:p>
-            <w:r>
-              <w:rPr w:hint="eastAsia">
-                <w:rFonts w:ascii="Noto Sans SC Thin" w:hAnsi="Noto Sans SC Thin" w:eastAsia="Noto Sans SC Thin" w:cs="Noto Sans SC Thin"/>
-              </w:rPr>
-              <w:t>§5.3</w:t>
-            </w:r>
-          </w:p>
-        </w:tc>
-      </w:tr>
-      <w:tr>
-        <w:trPr>
-          <w:cantSplit/>
-        </w:trPr>
-        <w:tc>
-          <w:tcPr>
-            <w:tcW w:type="dxa" w:w="3312"/>
-          </w:tcPr>
-          <w:p>
-            <w:r>
-              <w:rPr w:hint="eastAsia">
-                <w:rFonts w:ascii="Noto Sans SC Thin" w:hAnsi="Noto Sans SC Thin" w:eastAsia="Noto Sans SC Thin" w:cs="Noto Sans SC Thin"/>
-              </w:rPr>
-              <w:t>11</w:t>
-            </w:r>
-          </w:p>
-        </w:tc>
-        <w:tc>
-          <w:tcPr>
-            <w:tcW w:type="dxa" w:w="3312"/>
-          </w:tcPr>
-          <w:p>
-            <w:r>
-              <w:rPr w:hint="eastAsia">
-                <w:rFonts w:ascii="Noto Sans SC Thin" w:hAnsi="Noto Sans SC Thin" w:eastAsia="Noto Sans SC Thin" w:cs="Noto Sans SC Thin"/>
-              </w:rPr>
-              <w:t>WSL 是什么；如何搭评测集/评测；DeepSeek Harness 商业目的</w:t>
-            </w:r>
-          </w:p>
-        </w:tc>
-        <w:tc>
-          <w:tcPr>
-            <w:tcW w:type="dxa" w:w="3312"/>
-          </w:tcPr>
-          <w:p>
-            <w:r>
-              <w:rPr w:hint="eastAsia">
-                <w:rFonts w:ascii="Noto Sans SC Thin" w:hAnsi="Noto Sans SC Thin" w:eastAsia="Noto Sans SC Thin" w:cs="Noto Sans SC Thin"/>
-              </w:rPr>
-              <w:t>§2.4, §3.2（WSL=Windows 子系统跑 Linux，便于本地 GPU 训练）</w:t>
-            </w:r>
-          </w:p>
-        </w:tc>
-      </w:tr>
-      <w:tr>
-        <w:trPr>
-          <w:cantSplit/>
-        </w:trPr>
-        <w:tc>
-          <w:tcPr>
-            <w:tcW w:type="dxa" w:w="3312"/>
-          </w:tcPr>
-          <w:p>
-            <w:r>
-              <w:rPr w:hint="eastAsia">
-                <w:rFonts w:ascii="Noto Sans SC Thin" w:hAnsi="Noto Sans SC Thin" w:eastAsia="Noto Sans SC Thin" w:cs="Noto Sans SC Thin"/>
-              </w:rPr>
-              <w:t>12</w:t>
-            </w:r>
-          </w:p>
-        </w:tc>
-        <w:tc>
-          <w:tcPr>
-            <w:tcW w:type="dxa" w:w="3312"/>
-          </w:tcPr>
-          <w:p>
-            <w:r>
-              <w:rPr w:hint="eastAsia">
-                <w:rFonts w:ascii="Noto Sans SC Thin" w:hAnsi="Noto Sans SC Thin" w:eastAsia="Noto Sans SC Thin" w:cs="Noto Sans SC Thin"/>
-              </w:rPr>
-              <w:t>上面答案多少来自 RAG、多少来自参数</w:t>
-            </w:r>
-          </w:p>
-        </w:tc>
-        <w:tc>
-          <w:tcPr>
-            <w:tcW w:type="dxa" w:w="3312"/>
-          </w:tcPr>
-          <w:p>
-            <w:r>
-              <w:rPr w:hint="eastAsia">
-                <w:rFonts w:ascii="Noto Sans SC Thin" w:hAnsi="Noto Sans SC Thin" w:eastAsia="Noto Sans SC Thin" w:cs="Noto Sans SC Thin"/>
-              </w:rPr>
-              <w:t>§3.5（协作机制）</w:t>
-            </w:r>
-          </w:p>
-        </w:tc>
-      </w:tr>
-      <w:tr>
-        <w:trPr>
-          <w:cantSplit/>
-        </w:trPr>
-        <w:tc>
-          <w:tcPr>
-            <w:tcW w:type="dxa" w:w="3312"/>
-          </w:tcPr>
-          <w:p>
-            <w:r>
-              <w:rPr w:hint="eastAsia">
-                <w:rFonts w:ascii="Noto Sans SC Thin" w:hAnsi="Noto Sans SC Thin" w:eastAsia="Noto Sans SC Thin" w:cs="Noto Sans SC Thin"/>
-              </w:rPr>
-              <w:t>13</w:t>
-            </w:r>
-          </w:p>
-        </w:tc>
-        <w:tc>
-          <w:tcPr>
-            <w:tcW w:type="dxa" w:w="3312"/>
-          </w:tcPr>
-          <w:p>
-            <w:r>
-              <w:rPr w:hint="eastAsia">
-                <w:rFonts w:ascii="Noto Sans SC Thin" w:hAnsi="Noto Sans SC Thin" w:eastAsia="Noto Sans SC Thin" w:cs="Noto Sans SC Thin"/>
-              </w:rPr>
-              <w:t>以保继刚 2022 论文为例讲 RAG 与参数协作</w:t>
-            </w:r>
-          </w:p>
-        </w:tc>
-        <w:tc>
-          <w:tcPr>
-            <w:tcW w:type="dxa" w:w="3312"/>
-          </w:tcPr>
-          <w:p>
-            <w:r>
-              <w:rPr w:hint="eastAsia">
-                <w:rFonts w:ascii="Noto Sans SC Thin" w:hAnsi="Noto Sans SC Thin" w:eastAsia="Noto Sans SC Thin" w:cs="Noto Sans SC Thin"/>
-              </w:rPr>
-              <w:t>§3.5</w:t>
-            </w:r>
-          </w:p>
-        </w:tc>
-      </w:tr>
-      <w:tr>
-        <w:trPr>
-          <w:cantSplit/>
-        </w:trPr>
-        <w:tc>
-          <w:tcPr>
-            <w:tcW w:type="dxa" w:w="3312"/>
-          </w:tcPr>
-          <w:p>
-            <w:r>
-              <w:rPr w:hint="eastAsia">
-                <w:rFonts w:ascii="Noto Sans SC Thin" w:hAnsi="Noto Sans SC Thin" w:eastAsia="Noto Sans SC Thin" w:cs="Noto Sans SC Thin"/>
-              </w:rPr>
-              <w:t>14</w:t>
-            </w:r>
-          </w:p>
-        </w:tc>
-        <w:tc>
-          <w:tcPr>
-            <w:tcW w:type="dxa" w:w="3312"/>
-          </w:tcPr>
-          <w:p>
-            <w:r>
-              <w:rPr w:hint="eastAsia">
-                <w:rFonts w:ascii="Noto Sans SC Thin" w:hAnsi="Noto Sans SC Thin" w:eastAsia="Noto Sans SC Thin" w:cs="Noto Sans SC Thin"/>
-              </w:rPr>
-              <w:t>无本地向量库、RAG 直接联网检索逻辑</w:t>
-            </w:r>
-          </w:p>
-        </w:tc>
-        <w:tc>
-          <w:tcPr>
-            <w:tcW w:type="dxa" w:w="3312"/>
-          </w:tcPr>
-          <w:p>
-            <w:r>
-              <w:rPr w:hint="eastAsia">
-                <w:rFonts w:ascii="Noto Sans SC Thin" w:hAnsi="Noto Sans SC Thin" w:eastAsia="Noto Sans SC Thin" w:cs="Noto Sans SC Thin"/>
-              </w:rPr>
-              <w:t>§3.5（Web-RAG）</w:t>
-            </w:r>
-          </w:p>
-        </w:tc>
-      </w:tr>
-      <w:tr>
-        <w:trPr>
-          <w:cantSplit/>
-        </w:trPr>
-        <w:tc>
-          <w:tcPr>
-            <w:tcW w:type="dxa" w:w="3312"/>
-          </w:tcPr>
-          <w:p>
-            <w:r>
-              <w:rPr w:hint="eastAsia">
-                <w:rFonts w:ascii="Noto Sans SC Thin" w:hAnsi="Noto Sans SC Thin" w:eastAsia="Noto Sans SC Thin" w:cs="Noto Sans SC Thin"/>
-              </w:rPr>
-              <w:t>15</w:t>
-            </w:r>
-          </w:p>
-        </w:tc>
-        <w:tc>
-          <w:tcPr>
-            <w:tcW w:type="dxa" w:w="3312"/>
-          </w:tcPr>
-          <w:p>
-            <w:r>
-              <w:rPr w:hint="eastAsia">
-                <w:rFonts w:ascii="Noto Sans SC Thin" w:hAnsi="Noto Sans SC Thin" w:eastAsia="Noto Sans SC Thin" w:cs="Noto Sans SC Thin"/>
-              </w:rPr>
-              <w:t>传统流程 Rag 在 Agent 前，联网检索是否跳过</w:t>
-            </w:r>
-          </w:p>
-        </w:tc>
-        <w:tc>
-          <w:tcPr>
-            <w:tcW w:type="dxa" w:w="3312"/>
-          </w:tcPr>
-          <w:p>
-            <w:r>
-              <w:rPr w:hint="eastAsia">
-                <w:rFonts w:ascii="Noto Sans SC Thin" w:hAnsi="Noto Sans SC Thin" w:eastAsia="Noto Sans SC Thin" w:cs="Noto Sans SC Thin"/>
-              </w:rPr>
-              <w:t>§3.5（动态 RAG as MCP tool）</w:t>
-            </w:r>
-          </w:p>
-        </w:tc>
-      </w:tr>
-      <w:tr>
-        <w:trPr>
-          <w:cantSplit/>
-        </w:trPr>
-        <w:tc>
-          <w:tcPr>
-            <w:tcW w:type="dxa" w:w="3312"/>
-          </w:tcPr>
-          <w:p>
-            <w:r>
-              <w:rPr w:hint="eastAsia">
-                <w:rFonts w:ascii="Noto Sans SC Thin" w:hAnsi="Noto Sans SC Thin" w:eastAsia="Noto Sans SC Thin" w:cs="Noto Sans SC Thin"/>
-              </w:rPr>
-              <w:t>16</w:t>
-            </w:r>
-          </w:p>
-        </w:tc>
-        <w:tc>
-          <w:tcPr>
-            <w:tcW w:type="dxa" w:w="3312"/>
-          </w:tcPr>
-          <w:p>
-            <w:r>
-              <w:rPr w:hint="eastAsia">
-                <w:rFonts w:ascii="Noto Sans SC Thin" w:hAnsi="Noto Sans SC Thin" w:eastAsia="Noto Sans SC Thin" w:cs="Noto Sans SC Thin"/>
-              </w:rPr>
-              <w:t>即 Rag 变成 Harness 经 MCP 调用的工具</w:t>
-            </w:r>
-          </w:p>
-        </w:tc>
-        <w:tc>
-          <w:tcPr>
-            <w:tcW w:type="dxa" w:w="3312"/>
-          </w:tcPr>
-          <w:p>
-            <w:r>
-              <w:rPr w:hint="eastAsia">
-                <w:rFonts w:ascii="Noto Sans SC Thin" w:hAnsi="Noto Sans SC Thin" w:eastAsia="Noto Sans SC Thin" w:cs="Noto Sans SC Thin"/>
-              </w:rPr>
-              <w:t>§3.5</w:t>
-            </w:r>
-          </w:p>
-        </w:tc>
-      </w:tr>
-      <w:tr>
-        <w:trPr>
-          <w:cantSplit/>
-        </w:trPr>
-        <w:tc>
-          <w:tcPr>
-            <w:tcW w:type="dxa" w:w="3312"/>
-          </w:tcPr>
-          <w:p>
-            <w:r>
-              <w:rPr w:hint="eastAsia">
-                <w:rFonts w:ascii="Noto Sans SC Thin" w:hAnsi="Noto Sans SC Thin" w:eastAsia="Noto Sans SC Thin" w:cs="Noto Sans SC Thin"/>
-              </w:rPr>
-              <w:t>17</w:t>
-            </w:r>
-          </w:p>
-        </w:tc>
-        <w:tc>
-          <w:tcPr>
-            <w:tcW w:type="dxa" w:w="3312"/>
-          </w:tcPr>
-          <w:p>
-            <w:r>
-              <w:rPr w:hint="eastAsia">
-                <w:rFonts w:ascii="Noto Sans SC Thin" w:hAnsi="Noto Sans SC Thin" w:eastAsia="Noto Sans SC Thin" w:cs="Noto Sans SC Thin"/>
-              </w:rPr>
-              <w:t>这些问题复杂吗</w:t>
-            </w:r>
-          </w:p>
-        </w:tc>
-        <w:tc>
-          <w:tcPr>
-            <w:tcW w:type="dxa" w:w="3312"/>
-          </w:tcPr>
-          <w:p>
-            <w:r>
-              <w:rPr w:hint="eastAsia">
-                <w:rFonts w:ascii="Noto Sans SC Thin" w:hAnsi="Noto Sans SC Thin" w:eastAsia="Noto Sans SC Thin" w:cs="Noto Sans SC Thin"/>
-              </w:rPr>
-              <w:t>（元问题，整体属中高级）</w:t>
-            </w:r>
-          </w:p>
-        </w:tc>
-      </w:tr>
-      <w:tr>
-        <w:trPr>
-          <w:cantSplit/>
-        </w:trPr>
-        <w:tc>
-          <w:tcPr>
-            <w:tcW w:type="dxa" w:w="3312"/>
-          </w:tcPr>
-          <w:p>
-            <w:r>
-              <w:rPr w:hint="eastAsia">
-                <w:rFonts w:ascii="Noto Sans SC Thin" w:hAnsi="Noto Sans SC Thin" w:eastAsia="Noto Sans SC Thin" w:cs="Noto Sans SC Thin"/>
-              </w:rPr>
-              <w:t>18</w:t>
-            </w:r>
-          </w:p>
-        </w:tc>
-        <w:tc>
-          <w:tcPr>
-            <w:tcW w:type="dxa" w:w="3312"/>
-          </w:tcPr>
-          <w:p>
-            <w:r>
-              <w:rPr w:hint="eastAsia">
-                <w:rFonts w:ascii="Noto Sans SC Thin" w:hAnsi="Noto Sans SC Thin" w:eastAsia="Noto Sans SC Thin" w:cs="Noto Sans SC Thin"/>
-              </w:rPr>
-              <w:t>Agent 运行流程（含 rag_local/rag_web 等工具池）</w:t>
-            </w:r>
-          </w:p>
-        </w:tc>
-        <w:tc>
-          <w:tcPr>
-            <w:tcW w:type="dxa" w:w="3312"/>
-          </w:tcPr>
-          <w:p>
-            <w:r>
-              <w:rPr w:hint="eastAsia">
-                <w:rFonts w:ascii="Noto Sans SC Thin" w:hAnsi="Noto Sans SC Thin" w:eastAsia="Noto Sans SC Thin" w:cs="Noto Sans SC Thin"/>
-              </w:rPr>
-              <w:t>§3.1</w:t>
-            </w:r>
-          </w:p>
-        </w:tc>
-      </w:tr>
-      <w:tr>
-        <w:trPr>
-          <w:cantSplit/>
-        </w:trPr>
-        <w:tc>
-          <w:tcPr>
-            <w:tcW w:type="dxa" w:w="3312"/>
-          </w:tcPr>
-          <w:p>
-            <w:r>
-              <w:rPr w:hint="eastAsia">
-                <w:rFonts w:ascii="Noto Sans SC Thin" w:hAnsi="Noto Sans SC Thin" w:eastAsia="Noto Sans SC Thin" w:cs="Noto Sans SC Thin"/>
-              </w:rPr>
-              <w:t>19</w:t>
-            </w:r>
-          </w:p>
-        </w:tc>
-        <w:tc>
-          <w:tcPr>
-            <w:tcW w:type="dxa" w:w="3312"/>
-          </w:tcPr>
-          <w:p>
-            <w:r>
-              <w:rPr w:hint="eastAsia">
-                <w:rFonts w:ascii="Noto Sans SC Thin" w:hAnsi="Noto Sans SC Thin" w:eastAsia="Noto Sans SC Thin" w:cs="Noto Sans SC Thin"/>
-              </w:rPr>
-              <w:t>GPT-6 Astra 在上述工作流改进</w:t>
-            </w:r>
-          </w:p>
-        </w:tc>
-        <w:tc>
-          <w:tcPr>
-            <w:tcW w:type="dxa" w:w="3312"/>
-          </w:tcPr>
-          <w:p>
-            <w:r>
-              <w:rPr w:hint="eastAsia">
-                <w:rFonts w:ascii="Noto Sans SC Thin" w:hAnsi="Noto Sans SC Thin" w:eastAsia="Noto Sans SC Thin" w:cs="Noto Sans SC Thin"/>
-              </w:rPr>
-              <w:t>§3.9</w:t>
-            </w:r>
-          </w:p>
-        </w:tc>
-      </w:tr>
-      <w:tr>
-        <w:trPr>
-          <w:cantSplit/>
-        </w:trPr>
-        <w:tc>
-          <w:tcPr>
-            <w:tcW w:type="dxa" w:w="3312"/>
-          </w:tcPr>
-          <w:p>
-            <w:r>
-              <w:rPr w:hint="eastAsia">
-                <w:rFonts w:ascii="Noto Sans SC Thin" w:hAnsi="Noto Sans SC Thin" w:eastAsia="Noto Sans SC Thin" w:cs="Noto Sans SC Thin"/>
-              </w:rPr>
-              <w:t>20</w:t>
-            </w:r>
-          </w:p>
-        </w:tc>
-        <w:tc>
-          <w:tcPr>
-            <w:tcW w:type="dxa" w:w="3312"/>
-          </w:tcPr>
-          <w:p>
-            <w:r>
-              <w:rPr w:hint="eastAsia">
-                <w:rFonts w:ascii="Noto Sans SC Thin" w:hAnsi="Noto Sans SC Thin" w:eastAsia="Noto Sans SC Thin" w:cs="Noto Sans SC Thin"/>
-              </w:rPr>
-              <w:t>qwen3:8b 是怎样的大模型</w:t>
-            </w:r>
-          </w:p>
-        </w:tc>
-        <w:tc>
-          <w:tcPr>
-            <w:tcW w:type="dxa" w:w="3312"/>
-          </w:tcPr>
-          <w:p>
-            <w:r>
-              <w:rPr w:hint="eastAsia">
-                <w:rFonts w:ascii="Noto Sans SC Thin" w:hAnsi="Noto Sans SC Thin" w:eastAsia="Noto Sans SC Thin" w:cs="Noto Sans SC Thin"/>
-              </w:rPr>
-              <w:t>§5.9</w:t>
-            </w:r>
-          </w:p>
-        </w:tc>
-      </w:tr>
-      <w:tr>
-        <w:trPr>
-          <w:cantSplit/>
-        </w:trPr>
-        <w:tc>
-          <w:tcPr>
-            <w:tcW w:type="dxa" w:w="3312"/>
-          </w:tcPr>
-          <w:p>
-            <w:r>
-              <w:rPr w:hint="eastAsia">
-                <w:rFonts w:ascii="Noto Sans SC Thin" w:hAnsi="Noto Sans SC Thin" w:eastAsia="Noto Sans SC Thin" w:cs="Noto Sans SC Thin"/>
-              </w:rPr>
-              <w:t>21</w:t>
-            </w:r>
-          </w:p>
-        </w:tc>
-        <w:tc>
-          <w:tcPr>
-            <w:tcW w:type="dxa" w:w="3312"/>
-          </w:tcPr>
-          <w:p>
-            <w:r>
-              <w:rPr w:hint="eastAsia">
-                <w:rFonts w:ascii="Noto Sans SC Thin" w:hAnsi="Noto Sans SC Thin" w:eastAsia="Noto Sans SC Thin" w:cs="Noto Sans SC Thin"/>
-              </w:rPr>
-              <w:t>它是 Qwen 开源最好吗</w:t>
-            </w:r>
-          </w:p>
-        </w:tc>
-        <w:tc>
-          <w:tcPr>
-            <w:tcW w:type="dxa" w:w="3312"/>
-          </w:tcPr>
-          <w:p>
-            <w:r>
-              <w:rPr w:hint="eastAsia">
-                <w:rFonts w:ascii="Noto Sans SC Thin" w:hAnsi="Noto Sans SC Thin" w:eastAsia="Noto Sans SC Thin" w:cs="Noto Sans SC Thin"/>
-              </w:rPr>
-              <w:t>§5.9</w:t>
-            </w:r>
-          </w:p>
-        </w:tc>
-      </w:tr>
-      <w:tr>
-        <w:trPr>
-          <w:cantSplit/>
-        </w:trPr>
-        <w:tc>
-          <w:tcPr>
-            <w:tcW w:type="dxa" w:w="3312"/>
-          </w:tcPr>
-          <w:p>
-            <w:r>
-              <w:rPr w:hint="eastAsia">
-                <w:rFonts w:ascii="Noto Sans SC Thin" w:hAnsi="Noto Sans SC Thin" w:eastAsia="Noto Sans SC Thin" w:cs="Noto Sans SC Thin"/>
-              </w:rPr>
-              <w:t>22</w:t>
-            </w:r>
-          </w:p>
-        </w:tc>
-        <w:tc>
-          <w:tcPr>
-            <w:tcW w:type="dxa" w:w="3312"/>
-          </w:tcPr>
-          <w:p>
-            <w:r>
-              <w:rPr w:hint="eastAsia">
-                <w:rFonts w:ascii="Noto Sans SC Thin" w:hAnsi="Noto Sans SC Thin" w:eastAsia="Noto Sans SC Thin" w:cs="Noto Sans SC Thin"/>
-              </w:rPr>
-              <w:t>日常对话的豆包基本参数是多少 B</w:t>
-            </w:r>
-          </w:p>
-        </w:tc>
-        <w:tc>
-          <w:tcPr>
-            <w:tcW w:type="dxa" w:w="3312"/>
-          </w:tcPr>
-          <w:p>
-            <w:r>
-              <w:rPr w:hint="eastAsia">
-                <w:rFonts w:ascii="Noto Sans SC Thin" w:hAnsi="Noto Sans SC Thin" w:eastAsia="Noto Sans SC Thin" w:cs="Noto Sans SC Thin"/>
-              </w:rPr>
-              <w:t>§5.9</w:t>
-            </w:r>
-          </w:p>
-        </w:tc>
-      </w:tr>
-      <w:tr>
-        <w:trPr>
-          <w:cantSplit/>
-        </w:trPr>
-        <w:tc>
-          <w:tcPr>
-            <w:tcW w:type="dxa" w:w="3312"/>
-          </w:tcPr>
-          <w:p>
-            <w:r>
-              <w:rPr w:hint="eastAsia">
-                <w:rFonts w:ascii="Noto Sans SC Thin" w:hAnsi="Noto Sans SC Thin" w:eastAsia="Noto Sans SC Thin" w:cs="Noto Sans SC Thin"/>
-              </w:rPr>
-              <w:t>23</w:t>
-            </w:r>
-          </w:p>
-        </w:tc>
-        <w:tc>
-          <w:tcPr>
-            <w:tcW w:type="dxa" w:w="3312"/>
-          </w:tcPr>
-          <w:p>
-            <w:r>
-              <w:rPr w:hint="eastAsia">
-                <w:rFonts w:ascii="Noto Sans SC Thin" w:hAnsi="Noto Sans SC Thin" w:eastAsia="Noto Sans SC Thin" w:cs="Noto Sans SC Thin"/>
-              </w:rPr>
-              <w:t>MIT 协议是啥</w:t>
-            </w:r>
-          </w:p>
-        </w:tc>
-        <w:tc>
-          <w:tcPr>
-            <w:tcW w:type="dxa" w:w="3312"/>
-          </w:tcPr>
-          <w:p>
-            <w:r>
-              <w:rPr w:hint="eastAsia">
-                <w:rFonts w:ascii="Noto Sans SC Thin" w:hAnsi="Noto Sans SC Thin" w:eastAsia="Noto Sans SC Thin" w:cs="Noto Sans SC Thin"/>
-              </w:rPr>
-              <w:t>§1.7</w:t>
-            </w:r>
-          </w:p>
-        </w:tc>
-      </w:tr>
-      <w:tr>
-        <w:trPr>
-          <w:cantSplit/>
-        </w:trPr>
-        <w:tc>
-          <w:tcPr>
-            <w:tcW w:type="dxa" w:w="3312"/>
-          </w:tcPr>
-          <w:p>
-            <w:r>
-              <w:rPr w:hint="eastAsia">
-                <w:rFonts w:ascii="Noto Sans SC Thin" w:hAnsi="Noto Sans SC Thin" w:eastAsia="Noto Sans SC Thin" w:cs="Noto Sans SC Thin"/>
-              </w:rPr>
-              <w:t>24</w:t>
-            </w:r>
-          </w:p>
-        </w:tc>
-        <w:tc>
-          <w:tcPr>
-            <w:tcW w:type="dxa" w:w="3312"/>
-          </w:tcPr>
-          <w:p>
-            <w:r>
-              <w:rPr w:hint="eastAsia">
-                <w:rFonts w:ascii="Noto Sans SC Thin" w:hAnsi="Noto Sans SC Thin" w:eastAsia="Noto Sans SC Thin" w:cs="Noto Sans SC Thin"/>
-              </w:rPr>
-              <w:t>Gemini 有哪些大模型</w:t>
-            </w:r>
-          </w:p>
-        </w:tc>
-        <w:tc>
-          <w:tcPr>
-            <w:tcW w:type="dxa" w:w="3312"/>
-          </w:tcPr>
-          <w:p>
-            <w:r>
-              <w:rPr w:hint="eastAsia">
-                <w:rFonts w:ascii="Noto Sans SC Thin" w:hAnsi="Noto Sans SC Thin" w:eastAsia="Noto Sans SC Thin" w:cs="Noto Sans SC Thin"/>
-              </w:rPr>
-              <w:t>§5.9</w:t>
-            </w:r>
-          </w:p>
-        </w:tc>
-      </w:tr>
-      <w:tr>
-        <w:trPr>
-          <w:cantSplit/>
-        </w:trPr>
-        <w:tc>
-          <w:tcPr>
-            <w:tcW w:type="dxa" w:w="3312"/>
-          </w:tcPr>
-          <w:p>
-            <w:r>
-              <w:rPr w:hint="eastAsia">
-                <w:rFonts w:ascii="Noto Sans SC Thin" w:hAnsi="Noto Sans SC Thin" w:eastAsia="Noto Sans SC Thin" w:cs="Noto Sans SC Thin"/>
-              </w:rPr>
-              <w:t>25</w:t>
-            </w:r>
-          </w:p>
-        </w:tc>
-        <w:tc>
-          <w:tcPr>
-            <w:tcW w:type="dxa" w:w="3312"/>
-          </w:tcPr>
-          <w:p>
-            <w:r>
-              <w:rPr w:hint="eastAsia">
-                <w:rFonts w:ascii="Noto Sans SC Thin" w:hAnsi="Noto Sans SC Thin" w:eastAsia="Noto Sans SC Thin" w:cs="Noto Sans SC Thin"/>
-              </w:rPr>
-              <w:t>Opus 是哪家的</w:t>
-            </w:r>
-          </w:p>
-        </w:tc>
-        <w:tc>
-          <w:tcPr>
-            <w:tcW w:type="dxa" w:w="3312"/>
-          </w:tcPr>
-          <w:p>
-            <w:r>
-              <w:rPr w:hint="eastAsia">
-                <w:rFonts w:ascii="Noto Sans SC Thin" w:hAnsi="Noto Sans SC Thin" w:eastAsia="Noto Sans SC Thin" w:cs="Noto Sans SC Thin"/>
-              </w:rPr>
-              <w:t>§5.9</w:t>
-            </w:r>
-          </w:p>
-        </w:tc>
-      </w:tr>
-      <w:tr>
-        <w:trPr>
-          <w:cantSplit/>
-        </w:trPr>
-        <w:tc>
-          <w:tcPr>
-            <w:tcW w:type="dxa" w:w="3312"/>
-          </w:tcPr>
-          <w:p>
-            <w:r>
-              <w:rPr w:hint="eastAsia">
-                <w:rFonts w:ascii="Noto Sans SC Thin" w:hAnsi="Noto Sans SC Thin" w:eastAsia="Noto Sans SC Thin" w:cs="Noto Sans SC Thin"/>
-              </w:rPr>
-              <w:t>26</w:t>
-            </w:r>
-          </w:p>
-        </w:tc>
-        <w:tc>
-          <w:tcPr>
-            <w:tcW w:type="dxa" w:w="3312"/>
-          </w:tcPr>
-          <w:p>
-            <w:r>
-              <w:rPr w:hint="eastAsia">
-                <w:rFonts w:ascii="Noto Sans SC Thin" w:hAnsi="Noto Sans SC Thin" w:eastAsia="Noto Sans SC Thin" w:cs="Noto Sans SC Thin"/>
-              </w:rPr>
-              <w:t>Claude 系列分析</w:t>
-            </w:r>
-          </w:p>
-        </w:tc>
-        <w:tc>
-          <w:tcPr>
-            <w:tcW w:type="dxa" w:w="3312"/>
-          </w:tcPr>
-          <w:p>
-            <w:r>
-              <w:rPr w:hint="eastAsia">
-                <w:rFonts w:ascii="Noto Sans SC Thin" w:hAnsi="Noto Sans SC Thin" w:eastAsia="Noto Sans SC Thin" w:cs="Noto Sans SC Thin"/>
-              </w:rPr>
-              <w:t>§5.9</w:t>
-            </w:r>
-          </w:p>
-        </w:tc>
-      </w:tr>
-      <w:tr>
-        <w:trPr>
-          <w:cantSplit/>
-        </w:trPr>
-        <w:tc>
-          <w:tcPr>
-            <w:tcW w:type="dxa" w:w="3312"/>
-          </w:tcPr>
-          <w:p>
-            <w:r>
-              <w:rPr w:hint="eastAsia">
-                <w:rFonts w:ascii="Noto Sans SC Thin" w:hAnsi="Noto Sans SC Thin" w:eastAsia="Noto Sans SC Thin" w:cs="Noto Sans SC Thin"/>
-              </w:rPr>
-              <w:t>27</w:t>
-            </w:r>
-          </w:p>
-        </w:tc>
-        <w:tc>
-          <w:tcPr>
-            <w:tcW w:type="dxa" w:w="3312"/>
-          </w:tcPr>
-          <w:p>
-            <w:r>
-              <w:rPr w:hint="eastAsia">
-                <w:rFonts w:ascii="Noto Sans SC Thin" w:hAnsi="Noto Sans SC Thin" w:eastAsia="Noto Sans SC Thin" w:cs="Noto Sans SC Thin"/>
-              </w:rPr>
-              <w:t>Fable 是哪家的</w:t>
-            </w:r>
-          </w:p>
-        </w:tc>
-        <w:tc>
-          <w:tcPr>
-            <w:tcW w:type="dxa" w:w="3312"/>
-          </w:tcPr>
-          <w:p>
-            <w:r>
-              <w:rPr w:hint="eastAsia">
-                <w:rFonts w:ascii="Noto Sans SC Thin" w:hAnsi="Noto Sans SC Thin" w:eastAsia="Noto Sans SC Thin" w:cs="Noto Sans SC Thin"/>
-              </w:rPr>
-              <w:t>§5.9</w:t>
-            </w:r>
-          </w:p>
-        </w:tc>
-      </w:tr>
-      <w:tr>
-        <w:trPr>
-          <w:cantSplit/>
-        </w:trPr>
-        <w:tc>
-          <w:tcPr>
-            <w:tcW w:type="dxa" w:w="3312"/>
-          </w:tcPr>
-          <w:p>
-            <w:r>
-              <w:rPr w:hint="eastAsia">
-                <w:rFonts w:ascii="Noto Sans SC Thin" w:hAnsi="Noto Sans SC Thin" w:eastAsia="Noto Sans SC Thin" w:cs="Noto Sans SC Thin"/>
-              </w:rPr>
-              <w:t>28</w:t>
-            </w:r>
-          </w:p>
-        </w:tc>
-        <w:tc>
-          <w:tcPr>
-            <w:tcW w:type="dxa" w:w="3312"/>
-          </w:tcPr>
-          <w:p>
-            <w:r>
-              <w:rPr w:hint="eastAsia">
-                <w:rFonts w:ascii="Noto Sans SC Thin" w:hAnsi="Noto Sans SC Thin" w:eastAsia="Noto Sans SC Thin" w:cs="Noto Sans SC Thin"/>
-              </w:rPr>
-              <w:t>Skill 和 Plugin 差别</w:t>
-            </w:r>
-          </w:p>
-        </w:tc>
-        <w:tc>
-          <w:tcPr>
-            <w:tcW w:type="dxa" w:w="3312"/>
-          </w:tcPr>
-          <w:p>
-            <w:r>
-              <w:rPr w:hint="eastAsia">
-                <w:rFonts w:ascii="Noto Sans SC Thin" w:hAnsi="Noto Sans SC Thin" w:eastAsia="Noto Sans SC Thin" w:cs="Noto Sans SC Thin"/>
-              </w:rPr>
-              <w:t>§3.6</w:t>
-            </w:r>
-          </w:p>
-        </w:tc>
-      </w:tr>
-      <w:tr>
-        <w:trPr>
-          <w:cantSplit/>
-        </w:trPr>
-        <w:tc>
-          <w:tcPr>
-            <w:tcW w:type="dxa" w:w="3312"/>
-          </w:tcPr>
-          <w:p>
-            <w:r>
-              <w:rPr w:hint="eastAsia">
-                <w:rFonts w:ascii="Noto Sans SC Thin" w:hAnsi="Noto Sans SC Thin" w:eastAsia="Noto Sans SC Thin" w:cs="Noto Sans SC Thin"/>
-              </w:rPr>
-              <w:t>29</w:t>
-            </w:r>
-          </w:p>
-        </w:tc>
-        <w:tc>
-          <w:tcPr>
-            <w:tcW w:type="dxa" w:w="3312"/>
-          </w:tcPr>
-          <w:p>
-            <w:r>
-              <w:rPr w:hint="eastAsia">
-                <w:rFonts w:ascii="Noto Sans SC Thin" w:hAnsi="Noto Sans SC Thin" w:eastAsia="Noto Sans SC Thin" w:cs="Noto Sans SC Thin"/>
-              </w:rPr>
-              <w:t>Skill 是代码吗</w:t>
-            </w:r>
-          </w:p>
-        </w:tc>
-        <w:tc>
-          <w:tcPr>
-            <w:tcW w:type="dxa" w:w="3312"/>
-          </w:tcPr>
-          <w:p>
-            <w:r>
-              <w:rPr w:hint="eastAsia">
-                <w:rFonts w:ascii="Noto Sans SC Thin" w:hAnsi="Noto Sans SC Thin" w:eastAsia="Noto Sans SC Thin" w:cs="Noto Sans SC Thin"/>
-              </w:rPr>
-              <w:t>§3.6</w:t>
-            </w:r>
-          </w:p>
-        </w:tc>
-      </w:tr>
-    </w:tbl>
-    <w:p>
-      <w:r>
-        <w:rPr w:hint="eastAsia">
-          <w:rFonts w:ascii="Noto Sans SC Thin" w:hAnsi="Noto Sans SC Thin" w:eastAsia="Noto Sans SC Thin" w:cs="Noto Sans SC Thin"/>
-        </w:rPr>
-        <w:t>*本笔记由 4 份真实聊天导出的 109 个用户回合体系化整理而成。可视化见对应 Mermaid 代码块；HTML 与 DOCX 版本提供可交互和可打印的同内容呈现。产品规格与价格会变化，请按 §9.6 的规则复核。*</w:t>
+        <w:t>参考资料包括：Qwen3 发布说明、Ollama Qwen3.5 模型页、Google Gemini 模型目录、Anthropic 模型生命周期、Hugging Face PEFT LoRA 文档、NVIDIA CUDA 编程指南与 NCCL 文档。</w:t>
       </w:r>
     </w:p>
     <w:sectPr>

--- a/ai-learning-notes.docx
+++ b/ai-learning-notes.docx
@@ -6019,7 +6019,7 @@
         <w:rPr w:hint="eastAsia">
           <w:rFonts w:ascii="Noto Sans SC Thin" w:hAnsi="Noto Sans SC Thin" w:eastAsia="Noto Sans SC Thin" w:cs="Noto Sans SC Thin"/>
         </w:rPr>
-        <w:t>对话把 WorkBuddy 的走红归因于“从聊天变成交付”。更系统地看，是几层共同作用：</w:t>
+        <w:t>WorkBuddy 的产品定位可以概括为“从文字建议走向可验证交付”。其走红通常是以下几层共同作用：</w:t>
       </w:r>
     </w:p>
     <w:p>
